--- a/使用教程.docx
+++ b/使用教程.docx
@@ -13,7 +13,7 @@
           <w:b/>
           <w:sz w:val="44"/>
         </w:rPr>
-        <w:t>模拟证券投资大赛自动化工作流</w:t>
+        <w:t>模拟证券投资大赛自动化系统</w:t>
       </w:r>
     </w:p>
     <w:p>
@@ -27,12 +27,12 @@
           <w:b/>
           <w:sz w:val="36"/>
         </w:rPr>
-        <w:t>使 用 教 程</w:t>
+        <w:t>完 整 使 用 手 册</w:t>
       </w:r>
     </w:p>
     <w:p>
       <w:pPr>
-        <w:spacing w:after="360" w:line="312" w:lineRule="auto"/>
+        <w:spacing w:after="320" w:line="312" w:lineRule="auto"/>
         <w:jc w:val="center"/>
       </w:pPr>
       <w:r>
@@ -41,7 +41,7 @@
           <w:b w:val="0"/>
           <w:sz w:val="21"/>
         </w:rPr>
-        <w:t>课程：证券期货操作实验　平台：同花顺模拟炒股　更新节奏：每交易日2次（14:00盘中风控+16:00收盘全流程），周六另加周报</w:t>
+        <w:t>操作流程 · 股票买卖 · 数据利用 · PBL报告填写　|　适用：七人小组 · 云端部署版</w:t>
       </w:r>
     </w:p>
     <w:p>
@@ -54,7 +54,7 @@
           <w:b/>
           <w:sz w:val="32"/>
         </w:rPr>
-        <w:t>一、这套系统是什么（先看这里）</w:t>
+        <w:t>一、这套系统是什么</w:t>
       </w:r>
     </w:p>
     <w:p>
@@ -69,7 +69,20 @@
           <w:b w:val="0"/>
           <w:sz w:val="24"/>
         </w:rPr>
-        <w:t>一句话：每个交易日自动抓取真实行情和财务数据、给观察池打分、按你预设的规则选出买卖标的、生成交易指令和全部课程成果文档。你的角色不是盯着屏幕，而是每天花约10分钟做三件事（见第三节）。</w:t>
+        <w:t>一句话：云端每天自动抓真实行情、给股票打分、按预设规则生成买卖指令和全部课程成果文档；组员每天花约10分钟按指令在同花顺下单、回填成交价。电脑不需要开机，手机随时看。</w:t>
+      </w:r>
+    </w:p>
+    <w:p>
+      <w:pPr>
+        <w:pStyle w:val="Heading2"/>
+      </w:pPr>
+      <w:r>
+        <w:rPr>
+          <w:rFonts w:ascii="Times New Roman" w:hAnsi="Times New Roman" w:eastAsia="黑体"/>
+          <w:b/>
+          <w:sz w:val="28"/>
+        </w:rPr>
+        <w:t>1.1 三个入口</w:t>
       </w:r>
     </w:p>
     <w:tbl>
@@ -87,25 +100,6 @@
       <w:tr>
         <w:tc>
           <w:tcPr>
-            <w:tcW w:type="dxa" w:w="3685"/>
-          </w:tcPr>
-          <w:p>
-            <w:pPr>
-              <w:jc w:val="center"/>
-            </w:pPr>
-            <w:r/>
-            <w:r>
-              <w:rPr>
-                <w:rFonts w:ascii="Times New Roman" w:hAnsi="Times New Roman" w:eastAsia="黑体"/>
-                <w:b/>
-                <w:sz w:val="19"/>
-              </w:rPr>
-              <w:t>环节</w:t>
-            </w:r>
-          </w:p>
-        </w:tc>
-        <w:tc>
-          <w:tcPr>
             <w:tcW w:type="dxa" w:w="1701"/>
           </w:tcPr>
           <w:p>
@@ -119,13 +113,13 @@
                 <w:b/>
                 <w:sz w:val="19"/>
               </w:rPr>
-              <w:t>谁来做</w:t>
+              <w:t>入口</w:t>
             </w:r>
           </w:p>
         </w:tc>
         <w:tc>
           <w:tcPr>
-            <w:tcW w:type="dxa" w:w="3685"/>
+            <w:tcW w:type="dxa" w:w="3628"/>
           </w:tcPr>
           <w:p>
             <w:pPr>
@@ -138,27 +132,31 @@
                 <w:b/>
                 <w:sz w:val="19"/>
               </w:rPr>
-              <w:t>说明</w:t>
+              <w:t>地址/位置</w:t>
+            </w:r>
+          </w:p>
+        </w:tc>
+        <w:tc>
+          <w:tcPr>
+            <w:tcW w:type="dxa" w:w="3515"/>
+          </w:tcPr>
+          <w:p>
+            <w:pPr>
+              <w:jc w:val="center"/>
+            </w:pPr>
+            <w:r/>
+            <w:r>
+              <w:rPr>
+                <w:rFonts w:ascii="Times New Roman" w:hAnsi="Times New Roman" w:eastAsia="黑体"/>
+                <w:b/>
+                <w:sz w:val="19"/>
+              </w:rPr>
+              <w:t>用途</w:t>
             </w:r>
           </w:p>
         </w:tc>
       </w:tr>
       <w:tr>
-        <w:tc>
-          <w:tcPr>
-            <w:tcW w:type="dxa" w:w="3685"/>
-          </w:tcPr>
-          <w:p>
-            <w:r/>
-            <w:r>
-              <w:rPr>
-                <w:rFonts w:ascii="Times New Roman" w:hAnsi="Times New Roman" w:eastAsia="宋体"/>
-                <w:sz w:val="19"/>
-              </w:rPr>
-              <w:t>数据采集/清洗/指标计算/评分/风控校验/文档生成</w:t>
-            </w:r>
-          </w:p>
-        </w:tc>
         <w:tc>
           <w:tcPr>
             <w:tcW w:type="dxa" w:w="1701"/>
@@ -170,13 +168,13 @@
                 <w:rFonts w:ascii="Times New Roman" w:hAnsi="Times New Roman" w:eastAsia="宋体"/>
                 <w:sz w:val="19"/>
               </w:rPr>
-              <w:t>系统全自动</w:t>
+              <w:t>手机仪表盘</w:t>
             </w:r>
           </w:p>
         </w:tc>
         <w:tc>
           <w:tcPr>
-            <w:tcW w:type="dxa" w:w="3685"/>
+            <w:tcW w:type="dxa" w:w="3628"/>
           </w:tcPr>
           <w:p>
             <w:r/>
@@ -185,15 +183,13 @@
                 <w:rFonts w:ascii="Times New Roman" w:hAnsi="Times New Roman" w:eastAsia="宋体"/>
                 <w:sz w:val="19"/>
               </w:rPr>
-              <w:t>交易日每天2次自动运行（14:00/16:00）+周六周报，共3个计划任务</w:t>
+              <w:t>https://albertdev12.github.io/pbl-workflow/dashboard/</w:t>
             </w:r>
           </w:p>
         </w:tc>
-      </w:tr>
-      <w:tr>
         <w:tc>
           <w:tcPr>
-            <w:tcW w:type="dxa" w:w="3685"/>
+            <w:tcW w:type="dxa" w:w="3515"/>
           </w:tcPr>
           <w:p>
             <w:r/>
@@ -202,10 +198,12 @@
                 <w:rFonts w:ascii="Times New Roman" w:hAnsi="Times New Roman" w:eastAsia="宋体"/>
                 <w:sz w:val="19"/>
               </w:rPr>
-              <w:t>同花顺模拟炒股下单</w:t>
+              <w:t>看持仓盈亏、买卖指令、预警、验收进度（建议收藏，已内置数据源零配置）</w:t>
             </w:r>
           </w:p>
         </w:tc>
+      </w:tr>
+      <w:tr>
         <w:tc>
           <w:tcPr>
             <w:tcW w:type="dxa" w:w="1701"/>
@@ -217,13 +215,13 @@
                 <w:rFonts w:ascii="Times New Roman" w:hAnsi="Times New Roman" w:eastAsia="宋体"/>
                 <w:sz w:val="19"/>
               </w:rPr>
-              <w:t>你（人工）</w:t>
+              <w:t>GitHub仓库</w:t>
             </w:r>
           </w:p>
         </w:tc>
         <w:tc>
           <w:tcPr>
-            <w:tcW w:type="dxa" w:w="3685"/>
+            <w:tcW w:type="dxa" w:w="3628"/>
           </w:tcPr>
           <w:p>
             <w:r/>
@@ -232,15 +230,13 @@
                 <w:rFonts w:ascii="Times New Roman" w:hAnsi="Times New Roman" w:eastAsia="宋体"/>
                 <w:sz w:val="19"/>
               </w:rPr>
-              <w:t>按系统生成的《委托指令单》操作，这是课程要求的“独立交易”</w:t>
+              <w:t>https://github.com/Albertdev12/pbl-workflow</w:t>
             </w:r>
           </w:p>
         </w:tc>
-      </w:tr>
-      <w:tr>
         <w:tc>
           <w:tcPr>
-            <w:tcW w:type="dxa" w:w="3685"/>
+            <w:tcW w:type="dxa" w:w="3515"/>
           </w:tcPr>
           <w:p>
             <w:r/>
@@ -249,10 +245,12 @@
                 <w:rFonts w:ascii="Times New Roman" w:hAnsi="Times New Roman" w:eastAsia="宋体"/>
                 <w:sz w:val="19"/>
               </w:rPr>
-              <w:t>决策人工确认</w:t>
+              <w:t>数据与成果文档的正式存放地；也可在网页直接编辑文件</w:t>
             </w:r>
           </w:p>
         </w:tc>
+      </w:tr>
+      <w:tr>
         <w:tc>
           <w:tcPr>
             <w:tcW w:type="dxa" w:w="1701"/>
@@ -264,13 +262,13 @@
                 <w:rFonts w:ascii="Times New Roman" w:hAnsi="Times New Roman" w:eastAsia="宋体"/>
                 <w:sz w:val="19"/>
               </w:rPr>
-              <w:t>你（人工）</w:t>
+              <w:t>本地工具箱</w:t>
             </w:r>
           </w:p>
         </w:tc>
         <w:tc>
           <w:tcPr>
-            <w:tcW w:type="dxa" w:w="3685"/>
+            <w:tcW w:type="dxa" w:w="3628"/>
           </w:tcPr>
           <w:p>
             <w:r/>
@@ -279,15 +277,13 @@
                 <w:rFonts w:ascii="Times New Roman" w:hAnsi="Times New Roman" w:eastAsia="宋体"/>
                 <w:sz w:val="19"/>
               </w:rPr>
-              <w:t>一条命令把决策从 PENDING 改为 CONFIRMED</w:t>
+              <w:t>桌面\证券投资\workflow</w:t>
             </w:r>
           </w:p>
         </w:tc>
-      </w:tr>
-      <w:tr>
         <w:tc>
           <w:tcPr>
-            <w:tcW w:type="dxa" w:w="3685"/>
+            <w:tcW w:type="dxa" w:w="3515"/>
           </w:tcPr>
           <w:p>
             <w:r/>
@@ -296,57 +292,12 @@
                 <w:rFonts w:ascii="Times New Roman" w:hAnsi="Times New Roman" w:eastAsia="宋体"/>
                 <w:sz w:val="19"/>
               </w:rPr>
-              <w:t>盘中止盈止损预警处理</w:t>
-            </w:r>
-          </w:p>
-        </w:tc>
-        <w:tc>
-          <w:tcPr>
-            <w:tcW w:type="dxa" w:w="1701"/>
-          </w:tcPr>
-          <w:p>
-            <w:r/>
-            <w:r>
-              <w:rPr>
-                <w:rFonts w:ascii="Times New Roman" w:hAnsi="Times New Roman" w:eastAsia="宋体"/>
-                <w:sz w:val="19"/>
-              </w:rPr>
-              <w:t>你（人工，触发才需要）</w:t>
-            </w:r>
-          </w:p>
-        </w:tc>
-        <w:tc>
-          <w:tcPr>
-            <w:tcW w:type="dxa" w:w="3685"/>
-          </w:tcPr>
-          <w:p>
-            <w:r/>
-            <w:r>
-              <w:rPr>
-                <w:rFonts w:ascii="Times New Roman" w:hAnsi="Times New Roman" w:eastAsia="宋体"/>
-                <w:sz w:val="19"/>
-              </w:rPr>
-              <w:t>出现预警文件时及时在同花顺处理</w:t>
+              <w:t>回填成交、确认决策、生成/打包文档（记录员使用）</w:t>
             </w:r>
           </w:p>
         </w:tc>
       </w:tr>
     </w:tbl>
-    <w:p>
-      <w:pPr>
-        <w:spacing w:after="120" w:line="312" w:lineRule="auto"/>
-        <w:ind w:firstLine="480"/>
-        <w:jc w:val="both"/>
-      </w:pPr>
-      <w:r>
-        <w:rPr>
-          <w:rFonts w:ascii="Times New Roman" w:hAnsi="Times New Roman" w:eastAsia="宋体"/>
-          <w:b w:val="0"/>
-          <w:sz w:val="24"/>
-        </w:rPr>
-        <w:t>为什么下单要人工？因为任务书明确规定“使用AI直接代替个人判断”属于禁止行为，且要求每人在同花顺模拟账户独立交易。系统把数据、分析、纪律全部自动化，把最后一步下单和确认留给你，既满足自动化又不踩课程红线。</w:t>
-      </w:r>
-    </w:p>
     <w:p>
       <w:pPr>
         <w:pStyle w:val="Heading2"/>
@@ -357,7 +308,7 @@
           <w:b/>
           <w:sz w:val="28"/>
         </w:rPr>
-        <w:t>1.1 每日自动调度表（已注册Windows计划任务：交易日2次 + 周六周报 = 共3个）</w:t>
+        <w:t>1.2 每日自动节奏（云端 GitHub Actions，电脑可关机）</w:t>
       </w:r>
     </w:p>
     <w:tbl>
@@ -375,7 +326,7 @@
       <w:tr>
         <w:tc>
           <w:tcPr>
-            <w:tcW w:type="dxa" w:w="1247"/>
+            <w:tcW w:type="dxa" w:w="1361"/>
           </w:tcPr>
           <w:p>
             <w:pPr>
@@ -394,7 +345,7 @@
         </w:tc>
         <w:tc>
           <w:tcPr>
-            <w:tcW w:type="dxa" w:w="1814"/>
+            <w:tcW w:type="dxa" w:w="1928"/>
           </w:tcPr>
           <w:p>
             <w:pPr>
@@ -413,1254 +364,7 @@
         </w:tc>
         <w:tc>
           <w:tcPr>
-            <w:tcW w:type="dxa" w:w="5669"/>
-          </w:tcPr>
-          <w:p>
-            <w:pPr>
-              <w:jc w:val="center"/>
-            </w:pPr>
-            <w:r/>
-            <w:r>
-              <w:rPr>
-                <w:rFonts w:ascii="Times New Roman" w:hAnsi="Times New Roman" w:eastAsia="黑体"/>
-                <w:b/>
-                <w:sz w:val="19"/>
-              </w:rPr>
-              <w:t>做什么</w:t>
-            </w:r>
-          </w:p>
-        </w:tc>
-      </w:tr>
-      <w:tr>
-        <w:tc>
-          <w:tcPr>
-            <w:tcW w:type="dxa" w:w="1247"/>
-          </w:tcPr>
-          <w:p>
-            <w:r/>
-            <w:r>
-              <w:rPr>
-                <w:rFonts w:ascii="Times New Roman" w:hAnsi="Times New Roman" w:eastAsia="宋体"/>
-                <w:sz w:val="19"/>
-              </w:rPr>
-              <w:t>14:00</w:t>
-            </w:r>
-          </w:p>
-        </w:tc>
-        <w:tc>
-          <w:tcPr>
-            <w:tcW w:type="dxa" w:w="1814"/>
-          </w:tcPr>
-          <w:p>
-            <w:r/>
-            <w:r>
-              <w:rPr>
-                <w:rFonts w:ascii="Times New Roman" w:hAnsi="Times New Roman" w:eastAsia="宋体"/>
-                <w:sz w:val="19"/>
-              </w:rPr>
-              <w:t>盘中风险监控</w:t>
-            </w:r>
-          </w:p>
-        </w:tc>
-        <w:tc>
-          <w:tcPr>
-            <w:tcW w:type="dxa" w:w="5669"/>
-          </w:tcPr>
-          <w:p>
-            <w:r/>
-            <w:r>
-              <w:rPr>
-                <w:rFonts w:ascii="Times New Roman" w:hAnsi="Times New Roman" w:eastAsia="宋体"/>
-                <w:sz w:val="19"/>
-              </w:rPr>
-              <w:t>实时价对照止盈(≥+9%)/止损(≤-8%)线，触发即生成预警文件；选14:00是因为离收盘还有1小时，来得及处理</w:t>
-            </w:r>
-          </w:p>
-        </w:tc>
-      </w:tr>
-      <w:tr>
-        <w:tc>
-          <w:tcPr>
-            <w:tcW w:type="dxa" w:w="1247"/>
-          </w:tcPr>
-          <w:p>
-            <w:r/>
-            <w:r>
-              <w:rPr>
-                <w:rFonts w:ascii="Times New Roman" w:hAnsi="Times New Roman" w:eastAsia="宋体"/>
-                <w:sz w:val="19"/>
-              </w:rPr>
-              <w:t>16:00</w:t>
-            </w:r>
-          </w:p>
-        </w:tc>
-        <w:tc>
-          <w:tcPr>
-            <w:tcW w:type="dxa" w:w="1814"/>
-          </w:tcPr>
-          <w:p>
-            <w:r/>
-            <w:r>
-              <w:rPr>
-                <w:rFonts w:ascii="Times New Roman" w:hAnsi="Times New Roman" w:eastAsia="宋体"/>
-                <w:sz w:val="19"/>
-              </w:rPr>
-              <w:t>收盘全流程</w:t>
-            </w:r>
-          </w:p>
-        </w:tc>
-        <w:tc>
-          <w:tcPr>
-            <w:tcW w:type="dxa" w:w="5669"/>
-          </w:tcPr>
-          <w:p>
-            <w:r/>
-            <w:r>
-              <w:rPr>
-                <w:rFonts w:ascii="Times New Roman" w:hAnsi="Times New Roman" w:eastAsia="宋体"/>
-                <w:sz w:val="19"/>
-              </w:rPr>
-              <w:t>收盘数据刷新→市场观察→候选池评分→生成决策→全部成果文档→交易复盘→工作日报→自动验收（核心环节，一次跑完）</w:t>
-            </w:r>
-          </w:p>
-        </w:tc>
-      </w:tr>
-      <w:tr>
-        <w:tc>
-          <w:tcPr>
-            <w:tcW w:type="dxa" w:w="1247"/>
-          </w:tcPr>
-          <w:p>
-            <w:r/>
-            <w:r>
-              <w:rPr>
-                <w:rFonts w:ascii="Times New Roman" w:hAnsi="Times New Roman" w:eastAsia="宋体"/>
-                <w:sz w:val="19"/>
-              </w:rPr>
-              <w:t>周六10:00</w:t>
-            </w:r>
-          </w:p>
-        </w:tc>
-        <w:tc>
-          <w:tcPr>
-            <w:tcW w:type="dxa" w:w="1814"/>
-          </w:tcPr>
-          <w:p>
-            <w:r/>
-            <w:r>
-              <w:rPr>
-                <w:rFonts w:ascii="Times New Roman" w:hAnsi="Times New Roman" w:eastAsia="宋体"/>
-                <w:sz w:val="19"/>
-              </w:rPr>
-              <w:t>周报</w:t>
-            </w:r>
-          </w:p>
-        </w:tc>
-        <w:tc>
-          <w:tcPr>
-            <w:tcW w:type="dxa" w:w="5669"/>
-          </w:tcPr>
-          <w:p>
-            <w:r/>
-            <w:r>
-              <w:rPr>
-                <w:rFonts w:ascii="Times New Roman" w:hAnsi="Times New Roman" w:eastAsia="宋体"/>
-                <w:sz w:val="19"/>
-              </w:rPr>
-              <w:t>候选池变化+组合分析+策略复盘+AI统计</w:t>
-            </w:r>
-          </w:p>
-        </w:tc>
-      </w:tr>
-    </w:tbl>
-    <w:p>
-      <w:pPr>
-        <w:spacing w:after="120" w:line="312" w:lineRule="auto"/>
-        <w:jc w:val="left"/>
-      </w:pPr>
-      <w:r>
-        <w:rPr>
-          <w:rFonts w:ascii="Times New Roman" w:hAnsi="Times New Roman" w:eastAsia="宋体"/>
-          <w:b w:val="0"/>
-          <w:sz w:val="24"/>
-        </w:rPr>
-        <w:t>全部任务的日志统一写在 workflow\run.log（UTF-8编码）。</w:t>
-      </w:r>
-    </w:p>
-    <w:p>
-      <w:pPr>
-        <w:pStyle w:val="Heading1"/>
-      </w:pPr>
-      <w:r>
-        <w:rPr>
-          <w:rFonts w:ascii="Times New Roman" w:hAnsi="Times New Roman" w:eastAsia="黑体"/>
-          <w:b/>
-          <w:sz w:val="32"/>
-        </w:rPr>
-        <w:t>二、开始前的准备（一次性，当前已全部完成）</w:t>
-      </w:r>
-    </w:p>
-    <w:p>
-      <w:pPr>
-        <w:spacing w:after="80" w:line="312" w:lineRule="auto"/>
-        <w:ind w:left="240"/>
-      </w:pPr>
-      <w:r>
-        <w:rPr>
-          <w:rFonts w:ascii="Times New Roman" w:hAnsi="Times New Roman" w:eastAsia="宋体"/>
-          <w:sz w:val="24"/>
-        </w:rPr>
-        <w:t>1．环境：已安装 Python 3.13 及所需库（requests/pandas/openpyxl/python-docx/python-pptx/matplotlib）。</w:t>
-      </w:r>
-    </w:p>
-    <w:p>
-      <w:pPr>
-        <w:spacing w:after="80" w:line="312" w:lineRule="auto"/>
-        <w:ind w:left="240"/>
-      </w:pPr>
-      <w:r>
-        <w:rPr>
-          <w:rFonts w:ascii="Times New Roman" w:hAnsi="Times New Roman" w:eastAsia="宋体"/>
-          <w:sz w:val="24"/>
-        </w:rPr>
-        <w:t>2．初始化：已运行 python main.py init —— 建账、生成候选池、完成首次建仓（沪深300ETF底仓+评分前2个股）、生成全部成果文档。</w:t>
-      </w:r>
-    </w:p>
-    <w:p>
-      <w:pPr>
-        <w:spacing w:after="80" w:line="312" w:lineRule="auto"/>
-        <w:ind w:left="240"/>
-      </w:pPr>
-      <w:r>
-        <w:rPr>
-          <w:rFonts w:ascii="Times New Roman" w:hAnsi="Times New Roman" w:eastAsia="宋体"/>
-          <w:sz w:val="24"/>
-        </w:rPr>
-        <w:t>3．计划任务：已注册3个（见上表）。验证方法：</w:t>
-      </w:r>
-    </w:p>
-    <w:p>
-      <w:pPr>
-        <w:spacing w:after="120" w:line="276" w:lineRule="auto"/>
-        <w:ind w:left="360"/>
-      </w:pPr>
-      <w:r>
-        <w:rPr>
-          <w:rFonts w:ascii="Consolas" w:hAnsi="Consolas" w:eastAsia="SimSun"/>
-          <w:sz w:val="20"/>
-        </w:rPr>
-        <w:t>powershell "Get-ScheduledTask -TaskName '模拟炒股工作流*' | Select TaskName,State"</w:t>
-      </w:r>
-    </w:p>
-    <w:p>
-      <w:pPr>
-        <w:spacing w:after="80" w:line="312" w:lineRule="auto"/>
-        <w:ind w:left="240"/>
-      </w:pPr>
-      <w:r>
-        <w:rPr>
-          <w:rFonts w:ascii="Times New Roman" w:hAnsi="Times New Roman" w:eastAsia="宋体"/>
-          <w:sz w:val="24"/>
-        </w:rPr>
-        <w:t>4．同花顺APP侧（需要你手动做一次）：打开同花顺APP → 交易 → 模拟炒股 → 搜索并加入老师创建的班级比赛“模拟证券投资大赛” → 核对姓名学号 → 领取500万元虚拟资金。此后按《委托指令单》在“模拟交易”里下单。</w:t>
-      </w:r>
-    </w:p>
-    <w:p>
-      <w:pPr>
-        <w:spacing w:after="80" w:line="312" w:lineRule="auto"/>
-        <w:ind w:left="240"/>
-      </w:pPr>
-      <w:r>
-        <w:rPr>
-          <w:rFonts w:ascii="Times New Roman" w:hAnsi="Times New Roman" w:eastAsia="宋体"/>
-          <w:sz w:val="24"/>
-        </w:rPr>
-        <w:t>5．手填信息：outputs\01_小组信息登记表.xlsx（成员姓名/学号/角色）需要你自己填。</w:t>
-      </w:r>
-    </w:p>
-    <w:p>
-      <w:pPr>
-        <w:pStyle w:val="Heading1"/>
-      </w:pPr>
-      <w:r>
-        <w:rPr>
-          <w:rFonts w:ascii="Times New Roman" w:hAnsi="Times New Roman" w:eastAsia="黑体"/>
-          <w:b/>
-          <w:sz w:val="32"/>
-        </w:rPr>
-        <w:t>三、每天你要做的事（约10分钟）</w:t>
-      </w:r>
-    </w:p>
-    <w:p>
-      <w:pPr>
-        <w:pStyle w:val="Heading2"/>
-      </w:pPr>
-      <w:r>
-        <w:rPr>
-          <w:rFonts w:ascii="Times New Roman" w:hAnsi="Times New Roman" w:eastAsia="黑体"/>
-          <w:b/>
-          <w:sz w:val="28"/>
-        </w:rPr>
-        <w:t>第1步：看指令、去同花顺下单（16:00后）</w:t>
-      </w:r>
-    </w:p>
-    <w:p>
-      <w:pPr>
-        <w:spacing w:after="120" w:line="312" w:lineRule="auto"/>
-        <w:ind w:firstLine="480"/>
-        <w:jc w:val="both"/>
-      </w:pPr>
-      <w:r>
-        <w:rPr>
-          <w:rFonts w:ascii="Times New Roman" w:hAnsi="Times New Roman" w:eastAsia="宋体"/>
-          <w:b w:val="0"/>
-          <w:sz w:val="24"/>
-        </w:rPr>
-        <w:t>打开 outputs\08_委托指令单_日期.docx。如果当天有操作，会列出：方向、证券、代码、参考价、数量、金额、理由。在同花顺APP的模拟交易里照单下单（限价委托可在参考价基础上±0.02元以内微调；不需要操作时指令单会写“本日无操作信号”）。</w:t>
-      </w:r>
-    </w:p>
-    <w:p>
-      <w:pPr>
-        <w:pStyle w:val="Heading2"/>
-      </w:pPr>
-      <w:r>
-        <w:rPr>
-          <w:rFonts w:ascii="Times New Roman" w:hAnsi="Times New Roman" w:eastAsia="黑体"/>
-          <w:b/>
-          <w:sz w:val="28"/>
-        </w:rPr>
-        <w:t>第2步：确认决策（把 PENDING 变 CONFIRMED）</w:t>
-      </w:r>
-    </w:p>
-    <w:p>
-      <w:pPr>
-        <w:spacing w:after="120" w:line="312" w:lineRule="auto"/>
-        <w:ind w:firstLine="480"/>
-        <w:jc w:val="both"/>
-      </w:pPr>
-      <w:r>
-        <w:rPr>
-          <w:rFonts w:ascii="Times New Roman" w:hAnsi="Times New Roman" w:eastAsia="宋体"/>
-          <w:b w:val="0"/>
-          <w:sz w:val="24"/>
-        </w:rPr>
-        <w:t>每条决策在确认前状态是 PENDING，验收器会因此扣分。确认方式二选一：</w:t>
-      </w:r>
-    </w:p>
-    <w:p>
-      <w:pPr>
-        <w:spacing w:after="120" w:line="276" w:lineRule="auto"/>
-        <w:ind w:left="360"/>
-      </w:pPr>
-      <w:r>
-        <w:rPr>
-          <w:rFonts w:ascii="Consolas" w:hAnsi="Consolas" w:eastAsia="SimSun"/>
-          <w:sz w:val="20"/>
-        </w:rPr>
-        <w:t>python main.py confirm D2026090401 D2026090402        # 方式一：命令行，ID来自指令单/决策记录</w:t>
-      </w:r>
-    </w:p>
-    <w:p>
-      <w:pPr>
-        <w:spacing w:after="120" w:line="276" w:lineRule="auto"/>
-        <w:ind w:left="360"/>
-      </w:pPr>
-      <w:r>
-        <w:rPr>
-          <w:rFonts w:ascii="Consolas" w:hAnsi="Consolas" w:eastAsia="SimSun"/>
-          <w:sz w:val="20"/>
-        </w:rPr>
-        <w:t># 方式二：直接在 data\confirmations.csv 里每行写一个决策ID</w:t>
-      </w:r>
-    </w:p>
-    <w:p>
-      <w:pPr>
-        <w:spacing w:after="120" w:line="312" w:lineRule="auto"/>
-        <w:jc w:val="left"/>
-      </w:pPr>
-      <w:r>
-        <w:rPr>
-          <w:rFonts w:ascii="Times New Roman" w:hAnsi="Times New Roman" w:eastAsia="宋体"/>
-          <w:b w:val="0"/>
-          <w:sz w:val="24"/>
-        </w:rPr>
-        <w:t>决策ID的格式是 D+日期+序号（如 D2026090401），在 outputs\07_投资决策记录.xlsx 的“编号”列能查到。</w:t>
-      </w:r>
-    </w:p>
-    <w:p>
-      <w:pPr>
-        <w:pStyle w:val="Heading2"/>
-      </w:pPr>
-      <w:r>
-        <w:rPr>
-          <w:rFonts w:ascii="Times New Roman" w:hAnsi="Times New Roman" w:eastAsia="黑体"/>
-          <w:b/>
-          <w:sz w:val="28"/>
-        </w:rPr>
-        <w:t>第3步：盘中预警（只有触发时才需要）</w:t>
-      </w:r>
-    </w:p>
-    <w:p>
-      <w:pPr>
-        <w:spacing w:after="120" w:line="312" w:lineRule="auto"/>
-        <w:ind w:firstLine="480"/>
-        <w:jc w:val="both"/>
-      </w:pPr>
-      <w:r>
-        <w:rPr>
-          <w:rFonts w:ascii="Times New Roman" w:hAnsi="Times New Roman" w:eastAsia="宋体"/>
-          <w:b w:val="0"/>
-          <w:sz w:val="24"/>
-        </w:rPr>
-        <w:t>如果14:00盘中监控发现持仓触及止盈/止损线，会生成 outputs\盘中风险预警_日期.txt 并写明日条预警。看到后尽快在同花顺处理（卖出/减仓），不要等到收盘。</w:t>
-      </w:r>
-    </w:p>
-    <w:p>
-      <w:pPr>
-        <w:pStyle w:val="Heading2"/>
-      </w:pPr>
-      <w:r>
-        <w:rPr>
-          <w:rFonts w:ascii="Times New Roman" w:hAnsi="Times New Roman" w:eastAsia="黑体"/>
-          <w:b/>
-          <w:sz w:val="28"/>
-        </w:rPr>
-        <w:t>第4步（可选）：看日报</w:t>
-      </w:r>
-    </w:p>
-    <w:p>
-      <w:pPr>
-        <w:spacing w:after="120" w:line="312" w:lineRule="auto"/>
-        <w:ind w:firstLine="480"/>
-        <w:jc w:val="both"/>
-      </w:pPr>
-      <w:r>
-        <w:rPr>
-          <w:rFonts w:ascii="Times New Roman" w:hAnsi="Times New Roman" w:eastAsia="宋体"/>
-          <w:b w:val="0"/>
-          <w:sz w:val="24"/>
-        </w:rPr>
-        <w:t>outputs\15_工作日报_日期.txt 一分钟了解当天：总资产、当日决策、人工确认进度、验收完成度。</w:t>
-      </w:r>
-    </w:p>
-    <w:p>
-      <w:pPr>
-        <w:pStyle w:val="Heading1"/>
-      </w:pPr>
-      <w:r>
-        <w:rPr>
-          <w:rFonts w:ascii="Times New Roman" w:hAnsi="Times New Roman" w:eastAsia="黑体"/>
-          <w:b/>
-          <w:sz w:val="32"/>
-        </w:rPr>
-        <w:t>四、命令手册（在 workflow 文件夹下运行）</w:t>
-      </w:r>
-    </w:p>
-    <w:p>
-      <w:pPr>
-        <w:spacing w:after="120" w:line="312" w:lineRule="auto"/>
-        <w:jc w:val="left"/>
-      </w:pPr>
-      <w:r>
-        <w:rPr>
-          <w:rFonts w:ascii="Times New Roman" w:hAnsi="Times New Roman" w:eastAsia="宋体"/>
-          <w:b w:val="0"/>
-          <w:sz w:val="24"/>
-        </w:rPr>
-        <w:t>打开命令行：文件管理器进入 C:\Users\Lenovo\Desktop\证券投资\workflow，地址栏输入 cmd 回车。</w:t>
-      </w:r>
-    </w:p>
-    <w:tbl>
-      <w:tblPr>
-        <w:tblStyle w:val="TableGrid"/>
-        <w:tblW w:type="auto" w:w="0"/>
-        <w:jc w:val="center"/>
-        <w:tblLook w:firstColumn="1" w:firstRow="1" w:lastColumn="0" w:lastRow="0" w:noHBand="0" w:noVBand="1" w:val="04A0"/>
-      </w:tblPr>
-      <w:tblGrid>
-        <w:gridCol w:w="2880"/>
-        <w:gridCol w:w="2880"/>
-        <w:gridCol w:w="2880"/>
-      </w:tblGrid>
-      <w:tr>
-        <w:tc>
-          <w:tcPr>
-            <w:tcW w:type="dxa" w:w="2948"/>
-          </w:tcPr>
-          <w:p>
-            <w:pPr>
-              <w:jc w:val="center"/>
-            </w:pPr>
-            <w:r/>
-            <w:r>
-              <w:rPr>
-                <w:rFonts w:ascii="Times New Roman" w:hAnsi="Times New Roman" w:eastAsia="黑体"/>
-                <w:b/>
-                <w:sz w:val="19"/>
-              </w:rPr>
-              <w:t>命令</w:t>
-            </w:r>
-          </w:p>
-        </w:tc>
-        <w:tc>
-          <w:tcPr>
-            <w:tcW w:type="dxa" w:w="2948"/>
-          </w:tcPr>
-          <w:p>
-            <w:pPr>
-              <w:jc w:val="center"/>
-            </w:pPr>
-            <w:r/>
-            <w:r>
-              <w:rPr>
-                <w:rFonts w:ascii="Times New Roman" w:hAnsi="Times New Roman" w:eastAsia="黑体"/>
-                <w:b/>
-                <w:sz w:val="19"/>
-              </w:rPr>
-              <w:t>作用</w:t>
-            </w:r>
-          </w:p>
-        </w:tc>
-        <w:tc>
-          <w:tcPr>
-            <w:tcW w:type="dxa" w:w="2948"/>
-          </w:tcPr>
-          <w:p>
-            <w:pPr>
-              <w:jc w:val="center"/>
-            </w:pPr>
-            <w:r/>
-            <w:r>
-              <w:rPr>
-                <w:rFonts w:ascii="Times New Roman" w:hAnsi="Times New Roman" w:eastAsia="黑体"/>
-                <w:b/>
-                <w:sz w:val="19"/>
-              </w:rPr>
-              <w:t>什么时候用</w:t>
-            </w:r>
-          </w:p>
-        </w:tc>
-      </w:tr>
-      <w:tr>
-        <w:tc>
-          <w:tcPr>
-            <w:tcW w:type="dxa" w:w="2948"/>
-          </w:tcPr>
-          <w:p>
-            <w:r/>
-            <w:r>
-              <w:rPr>
-                <w:rFonts w:ascii="Times New Roman" w:hAnsi="Times New Roman" w:eastAsia="宋体"/>
-                <w:sz w:val="19"/>
-              </w:rPr>
-              <w:t>python main.py init</w:t>
-            </w:r>
-          </w:p>
-        </w:tc>
-        <w:tc>
-          <w:tcPr>
-            <w:tcW w:type="dxa" w:w="2948"/>
-          </w:tcPr>
-          <w:p>
-            <w:r/>
-            <w:r>
-              <w:rPr>
-                <w:rFonts w:ascii="Times New Roman" w:hAnsi="Times New Roman" w:eastAsia="宋体"/>
-                <w:sz w:val="19"/>
-              </w:rPr>
-              <w:t>首次初始化（建账+首建仓+全部文档）</w:t>
-            </w:r>
-          </w:p>
-        </w:tc>
-        <w:tc>
-          <w:tcPr>
-            <w:tcW w:type="dxa" w:w="2948"/>
-          </w:tcPr>
-          <w:p>
-            <w:r/>
-            <w:r>
-              <w:rPr>
-                <w:rFonts w:ascii="Times New Roman" w:hAnsi="Times New Roman" w:eastAsia="宋体"/>
-                <w:sz w:val="19"/>
-              </w:rPr>
-              <w:t>仅第一次；重置演示时先删 data\trades.csv 等账本文件</w:t>
-            </w:r>
-          </w:p>
-        </w:tc>
-      </w:tr>
-      <w:tr>
-        <w:tc>
-          <w:tcPr>
-            <w:tcW w:type="dxa" w:w="2948"/>
-          </w:tcPr>
-          <w:p>
-            <w:r/>
-            <w:r>
-              <w:rPr>
-                <w:rFonts w:ascii="Times New Roman" w:hAnsi="Times New Roman" w:eastAsia="宋体"/>
-                <w:sz w:val="19"/>
-              </w:rPr>
-              <w:t>python main.py eod</w:t>
-            </w:r>
-          </w:p>
-        </w:tc>
-        <w:tc>
-          <w:tcPr>
-            <w:tcW w:type="dxa" w:w="2948"/>
-          </w:tcPr>
-          <w:p>
-            <w:r/>
-            <w:r>
-              <w:rPr>
-                <w:rFonts w:ascii="Times New Roman" w:hAnsi="Times New Roman" w:eastAsia="宋体"/>
-                <w:sz w:val="19"/>
-              </w:rPr>
-              <w:t>收盘全流程（市场观察+候选池+决策+全部文档+复盘+日报+验收）</w:t>
-            </w:r>
-          </w:p>
-        </w:tc>
-        <w:tc>
-          <w:tcPr>
-            <w:tcW w:type="dxa" w:w="2948"/>
-          </w:tcPr>
-          <w:p>
-            <w:r/>
-            <w:r>
-              <w:rPr>
-                <w:rFonts w:ascii="Times New Roman" w:hAnsi="Times New Roman" w:eastAsia="宋体"/>
-                <w:sz w:val="19"/>
-              </w:rPr>
-              <w:t>16:00计划任务自动跑；手动补跑也可以</w:t>
-            </w:r>
-          </w:p>
-        </w:tc>
-      </w:tr>
-      <w:tr>
-        <w:tc>
-          <w:tcPr>
-            <w:tcW w:type="dxa" w:w="2948"/>
-          </w:tcPr>
-          <w:p>
-            <w:r/>
-            <w:r>
-              <w:rPr>
-                <w:rFonts w:ascii="Times New Roman" w:hAnsi="Times New Roman" w:eastAsia="宋体"/>
-                <w:sz w:val="19"/>
-              </w:rPr>
-              <w:t>python main.py data</w:t>
-            </w:r>
-          </w:p>
-        </w:tc>
-        <w:tc>
-          <w:tcPr>
-            <w:tcW w:type="dxa" w:w="2948"/>
-          </w:tcPr>
-          <w:p>
-            <w:r/>
-            <w:r>
-              <w:rPr>
-                <w:rFonts w:ascii="Times New Roman" w:hAnsi="Times New Roman" w:eastAsia="宋体"/>
-                <w:sz w:val="19"/>
-              </w:rPr>
-              <w:t>预取行情/财务缓存</w:t>
-            </w:r>
-          </w:p>
-        </w:tc>
-        <w:tc>
-          <w:tcPr>
-            <w:tcW w:type="dxa" w:w="2948"/>
-          </w:tcPr>
-          <w:p>
-            <w:r/>
-            <w:r>
-              <w:rPr>
-                <w:rFonts w:ascii="Times New Roman" w:hAnsi="Times New Roman" w:eastAsia="宋体"/>
-                <w:sz w:val="19"/>
-              </w:rPr>
-              <w:t>已并入eod，需要时可单独跑</w:t>
-            </w:r>
-          </w:p>
-        </w:tc>
-      </w:tr>
-      <w:tr>
-        <w:tc>
-          <w:tcPr>
-            <w:tcW w:type="dxa" w:w="2948"/>
-          </w:tcPr>
-          <w:p>
-            <w:r/>
-            <w:r>
-              <w:rPr>
-                <w:rFonts w:ascii="Times New Roman" w:hAnsi="Times New Roman" w:eastAsia="宋体"/>
-                <w:sz w:val="19"/>
-              </w:rPr>
-              <w:t>python main.py market</w:t>
-            </w:r>
-          </w:p>
-        </w:tc>
-        <w:tc>
-          <w:tcPr>
-            <w:tcW w:type="dxa" w:w="2948"/>
-          </w:tcPr>
-          <w:p>
-            <w:r/>
-            <w:r>
-              <w:rPr>
-                <w:rFonts w:ascii="Times New Roman" w:hAnsi="Times New Roman" w:eastAsia="宋体"/>
-                <w:sz w:val="19"/>
-              </w:rPr>
-              <w:t>更新市场观察记录</w:t>
-            </w:r>
-          </w:p>
-        </w:tc>
-        <w:tc>
-          <w:tcPr>
-            <w:tcW w:type="dxa" w:w="2948"/>
-          </w:tcPr>
-          <w:p>
-            <w:r/>
-            <w:r>
-              <w:rPr>
-                <w:rFonts w:ascii="Times New Roman" w:hAnsi="Times New Roman" w:eastAsia="宋体"/>
-                <w:sz w:val="19"/>
-              </w:rPr>
-              <w:t>已并入eod，需要时可单独跑</w:t>
-            </w:r>
-          </w:p>
-        </w:tc>
-      </w:tr>
-      <w:tr>
-        <w:tc>
-          <w:tcPr>
-            <w:tcW w:type="dxa" w:w="2948"/>
-          </w:tcPr>
-          <w:p>
-            <w:r/>
-            <w:r>
-              <w:rPr>
-                <w:rFonts w:ascii="Times New Roman" w:hAnsi="Times New Roman" w:eastAsia="宋体"/>
-                <w:sz w:val="19"/>
-              </w:rPr>
-              <w:t>python main.py pool</w:t>
-            </w:r>
-          </w:p>
-        </w:tc>
-        <w:tc>
-          <w:tcPr>
-            <w:tcW w:type="dxa" w:w="2948"/>
-          </w:tcPr>
-          <w:p>
-            <w:r/>
-            <w:r>
-              <w:rPr>
-                <w:rFonts w:ascii="Times New Roman" w:hAnsi="Times New Roman" w:eastAsia="宋体"/>
-                <w:sz w:val="19"/>
-              </w:rPr>
-              <w:t>重新评分刷新候选池</w:t>
-            </w:r>
-          </w:p>
-        </w:tc>
-        <w:tc>
-          <w:tcPr>
-            <w:tcW w:type="dxa" w:w="2948"/>
-          </w:tcPr>
-          <w:p>
-            <w:r/>
-            <w:r>
-              <w:rPr>
-                <w:rFonts w:ascii="Times New Roman" w:hAnsi="Times New Roman" w:eastAsia="宋体"/>
-                <w:sz w:val="19"/>
-              </w:rPr>
-              <w:t>改了 config.json 观察池后手动跑一次</w:t>
-            </w:r>
-          </w:p>
-        </w:tc>
-      </w:tr>
-      <w:tr>
-        <w:tc>
-          <w:tcPr>
-            <w:tcW w:type="dxa" w:w="2948"/>
-          </w:tcPr>
-          <w:p>
-            <w:r/>
-            <w:r>
-              <w:rPr>
-                <w:rFonts w:ascii="Times New Roman" w:hAnsi="Times New Roman" w:eastAsia="宋体"/>
-                <w:sz w:val="19"/>
-              </w:rPr>
-              <w:t>python main.py riskwatch</w:t>
-            </w:r>
-          </w:p>
-        </w:tc>
-        <w:tc>
-          <w:tcPr>
-            <w:tcW w:type="dxa" w:w="2948"/>
-          </w:tcPr>
-          <w:p>
-            <w:r/>
-            <w:r>
-              <w:rPr>
-                <w:rFonts w:ascii="Times New Roman" w:hAnsi="Times New Roman" w:eastAsia="宋体"/>
-                <w:sz w:val="19"/>
-              </w:rPr>
-              <w:t>盘中风险巡检</w:t>
-            </w:r>
-          </w:p>
-        </w:tc>
-        <w:tc>
-          <w:tcPr>
-            <w:tcW w:type="dxa" w:w="2948"/>
-          </w:tcPr>
-          <w:p>
-            <w:r/>
-            <w:r>
-              <w:rPr>
-                <w:rFonts w:ascii="Times New Roman" w:hAnsi="Times New Roman" w:eastAsia="宋体"/>
-                <w:sz w:val="19"/>
-              </w:rPr>
-              <w:t>盘中担心持仓时手动跑一次（14:00自动）</w:t>
-            </w:r>
-          </w:p>
-        </w:tc>
-      </w:tr>
-      <w:tr>
-        <w:tc>
-          <w:tcPr>
-            <w:tcW w:type="dxa" w:w="2948"/>
-          </w:tcPr>
-          <w:p>
-            <w:r/>
-            <w:r>
-              <w:rPr>
-                <w:rFonts w:ascii="Times New Roman" w:hAnsi="Times New Roman" w:eastAsia="宋体"/>
-                <w:sz w:val="19"/>
-              </w:rPr>
-              <w:t>python main.py close</w:t>
-            </w:r>
-          </w:p>
-        </w:tc>
-        <w:tc>
-          <w:tcPr>
-            <w:tcW w:type="dxa" w:w="2948"/>
-          </w:tcPr>
-          <w:p>
-            <w:r/>
-            <w:r>
-              <w:rPr>
-                <w:rFonts w:ascii="Times New Roman" w:hAnsi="Times New Roman" w:eastAsia="宋体"/>
-                <w:sz w:val="19"/>
-              </w:rPr>
-              <w:t>收盘行情刷新</w:t>
-            </w:r>
-          </w:p>
-        </w:tc>
-        <w:tc>
-          <w:tcPr>
-            <w:tcW w:type="dxa" w:w="2948"/>
-          </w:tcPr>
-          <w:p>
-            <w:r/>
-            <w:r>
-              <w:rPr>
-                <w:rFonts w:ascii="Times New Roman" w:hAnsi="Times New Roman" w:eastAsia="宋体"/>
-                <w:sz w:val="19"/>
-              </w:rPr>
-              <w:t>已并入eod</w:t>
-            </w:r>
-          </w:p>
-        </w:tc>
-      </w:tr>
-      <w:tr>
-        <w:tc>
-          <w:tcPr>
-            <w:tcW w:type="dxa" w:w="2948"/>
-          </w:tcPr>
-          <w:p>
-            <w:r/>
-            <w:r>
-              <w:rPr>
-                <w:rFonts w:ascii="Times New Roman" w:hAnsi="Times New Roman" w:eastAsia="宋体"/>
-                <w:sz w:val="19"/>
-              </w:rPr>
-              <w:t>python main.py review</w:t>
-            </w:r>
-          </w:p>
-        </w:tc>
-        <w:tc>
-          <w:tcPr>
-            <w:tcW w:type="dxa" w:w="2948"/>
-          </w:tcPr>
-          <w:p>
-            <w:r/>
-            <w:r>
-              <w:rPr>
-                <w:rFonts w:ascii="Times New Roman" w:hAnsi="Times New Roman" w:eastAsia="宋体"/>
-                <w:sz w:val="19"/>
-              </w:rPr>
-              <w:t>生成当日交易复盘</w:t>
-            </w:r>
-          </w:p>
-        </w:tc>
-        <w:tc>
-          <w:tcPr>
-            <w:tcW w:type="dxa" w:w="2948"/>
-          </w:tcPr>
-          <w:p>
-            <w:r/>
-            <w:r>
-              <w:rPr>
-                <w:rFonts w:ascii="Times New Roman" w:hAnsi="Times New Roman" w:eastAsia="宋体"/>
-                <w:sz w:val="19"/>
-              </w:rPr>
-              <w:t>已并入eod（16:00）</w:t>
-            </w:r>
-          </w:p>
-        </w:tc>
-      </w:tr>
-      <w:tr>
-        <w:tc>
-          <w:tcPr>
-            <w:tcW w:type="dxa" w:w="2948"/>
-          </w:tcPr>
-          <w:p>
-            <w:r/>
-            <w:r>
-              <w:rPr>
-                <w:rFonts w:ascii="Times New Roman" w:hAnsi="Times New Roman" w:eastAsia="宋体"/>
-                <w:sz w:val="19"/>
-              </w:rPr>
-              <w:t>python main.py dailyreport</w:t>
-            </w:r>
-          </w:p>
-        </w:tc>
-        <w:tc>
-          <w:tcPr>
-            <w:tcW w:type="dxa" w:w="2948"/>
-          </w:tcPr>
-          <w:p>
-            <w:r/>
-            <w:r>
-              <w:rPr>
-                <w:rFonts w:ascii="Times New Roman" w:hAnsi="Times New Roman" w:eastAsia="宋体"/>
-                <w:sz w:val="19"/>
-              </w:rPr>
-              <w:t>生成工作日报+验收</w:t>
-            </w:r>
-          </w:p>
-        </w:tc>
-        <w:tc>
-          <w:tcPr>
-            <w:tcW w:type="dxa" w:w="2948"/>
-          </w:tcPr>
-          <w:p>
-            <w:r/>
-            <w:r>
-              <w:rPr>
-                <w:rFonts w:ascii="Times New Roman" w:hAnsi="Times New Roman" w:eastAsia="宋体"/>
-                <w:sz w:val="19"/>
-              </w:rPr>
-              <w:t>已并入eod（16:00）</w:t>
-            </w:r>
-          </w:p>
-        </w:tc>
-      </w:tr>
-      <w:tr>
-        <w:tc>
-          <w:tcPr>
-            <w:tcW w:type="dxa" w:w="2948"/>
-          </w:tcPr>
-          <w:p>
-            <w:r/>
-            <w:r>
-              <w:rPr>
-                <w:rFonts w:ascii="Times New Roman" w:hAnsi="Times New Roman" w:eastAsia="宋体"/>
-                <w:sz w:val="19"/>
-              </w:rPr>
-              <w:t>python main.py weekly</w:t>
-            </w:r>
-          </w:p>
-        </w:tc>
-        <w:tc>
-          <w:tcPr>
-            <w:tcW w:type="dxa" w:w="2948"/>
-          </w:tcPr>
-          <w:p>
-            <w:r/>
-            <w:r>
-              <w:rPr>
-                <w:rFonts w:ascii="Times New Roman" w:hAnsi="Times New Roman" w:eastAsia="宋体"/>
-                <w:sz w:val="19"/>
-              </w:rPr>
-              <w:t>周报</w:t>
-            </w:r>
-          </w:p>
-        </w:tc>
-        <w:tc>
-          <w:tcPr>
-            <w:tcW w:type="dxa" w:w="2948"/>
-          </w:tcPr>
-          <w:p>
-            <w:r/>
-            <w:r>
-              <w:rPr>
-                <w:rFonts w:ascii="Times New Roman" w:hAnsi="Times New Roman" w:eastAsia="宋体"/>
-                <w:sz w:val="19"/>
-              </w:rPr>
-              <w:t>周六自动</w:t>
-            </w:r>
-          </w:p>
-        </w:tc>
-      </w:tr>
-      <w:tr>
-        <w:tc>
-          <w:tcPr>
-            <w:tcW w:type="dxa" w:w="2948"/>
-          </w:tcPr>
-          <w:p>
-            <w:r/>
-            <w:r>
-              <w:rPr>
-                <w:rFonts w:ascii="Times New Roman" w:hAnsi="Times New Roman" w:eastAsia="宋体"/>
-                <w:sz w:val="19"/>
-              </w:rPr>
-              <w:t>python main.py report</w:t>
-            </w:r>
-          </w:p>
-        </w:tc>
-        <w:tc>
-          <w:tcPr>
-            <w:tcW w:type="dxa" w:w="2948"/>
-          </w:tcPr>
-          <w:p>
-            <w:r/>
-            <w:r>
-              <w:rPr>
-                <w:rFonts w:ascii="Times New Roman" w:hAnsi="Times New Roman" w:eastAsia="宋体"/>
-                <w:sz w:val="19"/>
-              </w:rPr>
-              <w:t>只用已有数据重新生成全部文档</w:t>
-            </w:r>
-          </w:p>
-        </w:tc>
-        <w:tc>
-          <w:tcPr>
-            <w:tcW w:type="dxa" w:w="2948"/>
-          </w:tcPr>
-          <w:p>
-            <w:r/>
-            <w:r>
-              <w:rPr>
-                <w:rFonts w:ascii="Times New Roman" w:hAnsi="Times New Roman" w:eastAsia="宋体"/>
-                <w:sz w:val="19"/>
-              </w:rPr>
-              <w:t>改了配置/手工修正数据后想刷新文档</w:t>
-            </w:r>
-          </w:p>
-        </w:tc>
-      </w:tr>
-      <w:tr>
-        <w:tc>
-          <w:tcPr>
-            <w:tcW w:type="dxa" w:w="2948"/>
-          </w:tcPr>
-          <w:p>
-            <w:r/>
-            <w:r>
-              <w:rPr>
-                <w:rFonts w:ascii="Times New Roman" w:hAnsi="Times New Roman" w:eastAsia="宋体"/>
-                <w:sz w:val="19"/>
-              </w:rPr>
-              <w:t>python main.py validate</w:t>
-            </w:r>
-          </w:p>
-        </w:tc>
-        <w:tc>
-          <w:tcPr>
-            <w:tcW w:type="dxa" w:w="2948"/>
-          </w:tcPr>
-          <w:p>
-            <w:r/>
-            <w:r>
-              <w:rPr>
-                <w:rFonts w:ascii="Times New Roman" w:hAnsi="Times New Roman" w:eastAsia="宋体"/>
-                <w:sz w:val="19"/>
-              </w:rPr>
-              <w:t>自动验收（成果清单完成度）</w:t>
-            </w:r>
-          </w:p>
-        </w:tc>
-        <w:tc>
-          <w:tcPr>
-            <w:tcW w:type="dxa" w:w="2948"/>
-          </w:tcPr>
-          <w:p>
-            <w:r/>
-            <w:r>
-              <w:rPr>
-                <w:rFonts w:ascii="Times New Roman" w:hAnsi="Times New Roman" w:eastAsia="宋体"/>
-                <w:sz w:val="19"/>
-              </w:rPr>
-              <w:t>交作业前必看，目标100%</w:t>
-            </w:r>
-          </w:p>
-        </w:tc>
-      </w:tr>
-      <w:tr>
-        <w:tc>
-          <w:tcPr>
-            <w:tcW w:type="dxa" w:w="2948"/>
-          </w:tcPr>
-          <w:p>
-            <w:r/>
-            <w:r>
-              <w:rPr>
-                <w:rFonts w:ascii="Times New Roman" w:hAnsi="Times New Roman" w:eastAsia="宋体"/>
-                <w:sz w:val="19"/>
-              </w:rPr>
-              <w:t>python main.py package</w:t>
-            </w:r>
-          </w:p>
-        </w:tc>
-        <w:tc>
-          <w:tcPr>
-            <w:tcW w:type="dxa" w:w="2948"/>
-          </w:tcPr>
-          <w:p>
-            <w:r/>
-            <w:r>
-              <w:rPr>
-                <w:rFonts w:ascii="Times New Roman" w:hAnsi="Times New Roman" w:eastAsia="宋体"/>
-                <w:sz w:val="19"/>
-              </w:rPr>
-              <w:t>打包最终提交包zip</w:t>
-            </w:r>
-          </w:p>
-        </w:tc>
-        <w:tc>
-          <w:tcPr>
-            <w:tcW w:type="dxa" w:w="2948"/>
-          </w:tcPr>
-          <w:p>
-            <w:r/>
-            <w:r>
-              <w:rPr>
-                <w:rFonts w:ascii="Times New Roman" w:hAnsi="Times New Roman" w:eastAsia="宋体"/>
-                <w:sz w:val="19"/>
-              </w:rPr>
-              <w:t>验收100%后执行</w:t>
-            </w:r>
-          </w:p>
-        </w:tc>
-      </w:tr>
-      <w:tr>
-        <w:tc>
-          <w:tcPr>
-            <w:tcW w:type="dxa" w:w="2948"/>
-          </w:tcPr>
-          <w:p>
-            <w:r/>
-            <w:r>
-              <w:rPr>
-                <w:rFonts w:ascii="Times New Roman" w:hAnsi="Times New Roman" w:eastAsia="宋体"/>
-                <w:sz w:val="19"/>
-              </w:rPr>
-              <w:t>python main.py confirm ID...</w:t>
-            </w:r>
-          </w:p>
-        </w:tc>
-        <w:tc>
-          <w:tcPr>
-            <w:tcW w:type="dxa" w:w="2948"/>
-          </w:tcPr>
-          <w:p>
-            <w:r/>
-            <w:r>
-              <w:rPr>
-                <w:rFonts w:ascii="Times New Roman" w:hAnsi="Times New Roman" w:eastAsia="宋体"/>
-                <w:sz w:val="19"/>
-              </w:rPr>
-              <w:t>人工确认决策</w:t>
-            </w:r>
-          </w:p>
-        </w:tc>
-        <w:tc>
-          <w:tcPr>
-            <w:tcW w:type="dxa" w:w="2948"/>
-          </w:tcPr>
-          <w:p>
-            <w:r/>
-            <w:r>
-              <w:rPr>
-                <w:rFonts w:ascii="Times New Roman" w:hAnsi="Times New Roman" w:eastAsia="宋体"/>
-                <w:sz w:val="19"/>
-              </w:rPr>
-              <w:t>每天下单后</w:t>
-            </w:r>
-          </w:p>
-        </w:tc>
-      </w:tr>
-    </w:tbl>
-    <w:p>
-      <w:pPr>
-        <w:pStyle w:val="Heading1"/>
-      </w:pPr>
-      <w:r>
-        <w:rPr>
-          <w:rFonts w:ascii="Times New Roman" w:hAnsi="Times New Roman" w:eastAsia="黑体"/>
-          <w:b/>
-          <w:sz w:val="32"/>
-        </w:rPr>
-        <w:t>五、文件地图（东西都在哪）</w:t>
-      </w:r>
-    </w:p>
-    <w:p>
-      <w:pPr>
-        <w:pStyle w:val="Heading2"/>
-      </w:pPr>
-      <w:r>
-        <w:rPr>
-          <w:rFonts w:ascii="Times New Roman" w:hAnsi="Times New Roman" w:eastAsia="黑体"/>
-          <w:b/>
-          <w:sz w:val="28"/>
-        </w:rPr>
-        <w:t>outputs\ —— 交作业用的成果文档</w:t>
-      </w:r>
-    </w:p>
-    <w:tbl>
-      <w:tblPr>
-        <w:tblStyle w:val="TableGrid"/>
-        <w:tblW w:type="auto" w:w="0"/>
-        <w:jc w:val="center"/>
-        <w:tblLook w:firstColumn="1" w:firstRow="1" w:lastColumn="0" w:lastRow="0" w:noHBand="0" w:noVBand="1" w:val="04A0"/>
-      </w:tblPr>
-      <w:tblGrid>
-        <w:gridCol w:w="2880"/>
-        <w:gridCol w:w="2880"/>
-        <w:gridCol w:w="2880"/>
-      </w:tblGrid>
-      <w:tr>
-        <w:tc>
-          <w:tcPr>
-            <w:tcW w:type="dxa" w:w="3061"/>
-          </w:tcPr>
-          <w:p>
-            <w:pPr>
-              <w:jc w:val="center"/>
-            </w:pPr>
-            <w:r/>
-            <w:r>
-              <w:rPr>
-                <w:rFonts w:ascii="Times New Roman" w:hAnsi="Times New Roman" w:eastAsia="黑体"/>
-                <w:b/>
-                <w:sz w:val="19"/>
-              </w:rPr>
-              <w:t>文件</w:t>
-            </w:r>
-          </w:p>
-        </w:tc>
-        <w:tc>
-          <w:tcPr>
-            <w:tcW w:type="dxa" w:w="3742"/>
+            <w:tcW w:type="dxa" w:w="5556"/>
           </w:tcPr>
           <w:p>
             <w:pPr>
@@ -1677,30 +381,11 @@
             </w:r>
           </w:p>
         </w:tc>
-        <w:tc>
-          <w:tcPr>
-            <w:tcW w:type="dxa" w:w="2041"/>
-          </w:tcPr>
-          <w:p>
-            <w:pPr>
-              <w:jc w:val="center"/>
-            </w:pPr>
-            <w:r/>
-            <w:r>
-              <w:rPr>
-                <w:rFonts w:ascii="Times New Roman" w:hAnsi="Times New Roman" w:eastAsia="黑体"/>
-                <w:b/>
-                <w:sz w:val="19"/>
-              </w:rPr>
-              <w:t>更新时机</w:t>
-            </w:r>
-          </w:p>
-        </w:tc>
       </w:tr>
       <w:tr>
         <w:tc>
           <w:tcPr>
-            <w:tcW w:type="dxa" w:w="3061"/>
+            <w:tcW w:type="dxa" w:w="1361"/>
           </w:tcPr>
           <w:p>
             <w:r/>
@@ -1709,13 +394,13 @@
                 <w:rFonts w:ascii="Times New Roman" w:hAnsi="Times New Roman" w:eastAsia="宋体"/>
                 <w:sz w:val="19"/>
               </w:rPr>
-              <w:t>00_完成度自检报告.json</w:t>
+              <w:t>14:00</w:t>
             </w:r>
           </w:p>
         </w:tc>
         <w:tc>
           <w:tcPr>
-            <w:tcW w:type="dxa" w:w="3742"/>
+            <w:tcW w:type="dxa" w:w="1928"/>
           </w:tcPr>
           <w:p>
             <w:r/>
@@ -1724,13 +409,13 @@
                 <w:rFonts w:ascii="Times New Roman" w:hAnsi="Times New Roman" w:eastAsia="宋体"/>
                 <w:sz w:val="19"/>
               </w:rPr>
-              <w:t>18项验收结果与完成度</w:t>
+              <w:t>盘中风险监控</w:t>
             </w:r>
           </w:p>
         </w:tc>
         <w:tc>
           <w:tcPr>
-            <w:tcW w:type="dxa" w:w="2041"/>
+            <w:tcW w:type="dxa" w:w="5556"/>
           </w:tcPr>
           <w:p>
             <w:r/>
@@ -1739,7 +424,7 @@
                 <w:rFonts w:ascii="Times New Roman" w:hAnsi="Times New Roman" w:eastAsia="宋体"/>
                 <w:sz w:val="19"/>
               </w:rPr>
-              <w:t>每次收盘全流程后</w:t>
+              <w:t>实时价对照止盈(+9%)/止损(-8%)线，触发即生成预警，当天必须处理</w:t>
             </w:r>
           </w:p>
         </w:tc>
@@ -1747,7 +432,7 @@
       <w:tr>
         <w:tc>
           <w:tcPr>
-            <w:tcW w:type="dxa" w:w="3061"/>
+            <w:tcW w:type="dxa" w:w="1361"/>
           </w:tcPr>
           <w:p>
             <w:r/>
@@ -1756,13 +441,13 @@
                 <w:rFonts w:ascii="Times New Roman" w:hAnsi="Times New Roman" w:eastAsia="宋体"/>
                 <w:sz w:val="19"/>
               </w:rPr>
-              <w:t>01_小组信息登记表.xlsx</w:t>
+              <w:t>16:00</w:t>
             </w:r>
           </w:p>
         </w:tc>
         <w:tc>
           <w:tcPr>
-            <w:tcW w:type="dxa" w:w="3742"/>
+            <w:tcW w:type="dxa" w:w="1928"/>
           </w:tcPr>
           <w:p>
             <w:r/>
@@ -1771,13 +456,13 @@
                 <w:rFonts w:ascii="Times New Roman" w:hAnsi="Times New Roman" w:eastAsia="宋体"/>
                 <w:sz w:val="19"/>
               </w:rPr>
-              <w:t>小组信息（需手填姓名学号角色）</w:t>
+              <w:t>收盘全流程</w:t>
             </w:r>
           </w:p>
         </w:tc>
         <w:tc>
           <w:tcPr>
-            <w:tcW w:type="dxa" w:w="2041"/>
+            <w:tcW w:type="dxa" w:w="5556"/>
           </w:tcPr>
           <w:p>
             <w:r/>
@@ -1786,7 +471,7 @@
                 <w:rFonts w:ascii="Times New Roman" w:hAnsi="Times New Roman" w:eastAsia="宋体"/>
                 <w:sz w:val="19"/>
               </w:rPr>
-              <w:t>init生成一次</w:t>
+              <w:t>市场观察→候选池评分→生成次日买卖指令→全部成果文档→交易复盘→工作日报→自动验收</w:t>
             </w:r>
           </w:p>
         </w:tc>
@@ -1794,7 +479,7 @@
       <w:tr>
         <w:tc>
           <w:tcPr>
-            <w:tcW w:type="dxa" w:w="3061"/>
+            <w:tcW w:type="dxa" w:w="1361"/>
           </w:tcPr>
           <w:p>
             <w:r/>
@@ -1803,13 +488,13 @@
                 <w:rFonts w:ascii="Times New Roman" w:hAnsi="Times New Roman" w:eastAsia="宋体"/>
                 <w:sz w:val="19"/>
               </w:rPr>
-              <w:t>02_市场观察记录.xlsx</w:t>
+              <w:t>周六10:00</w:t>
             </w:r>
           </w:p>
         </w:tc>
         <w:tc>
           <w:tcPr>
-            <w:tcW w:type="dxa" w:w="3742"/>
+            <w:tcW w:type="dxa" w:w="1928"/>
           </w:tcPr>
           <w:p>
             <w:r/>
@@ -1818,13 +503,13 @@
                 <w:rFonts w:ascii="Times New Roman" w:hAnsi="Times New Roman" w:eastAsia="宋体"/>
                 <w:sz w:val="19"/>
               </w:rPr>
-              <w:t>每交易日指数/成交额/板块/判断</w:t>
+              <w:t>周报</w:t>
             </w:r>
           </w:p>
         </w:tc>
         <w:tc>
           <w:tcPr>
-            <w:tcW w:type="dxa" w:w="2041"/>
+            <w:tcW w:type="dxa" w:w="5556"/>
           </w:tcPr>
           <w:p>
             <w:r/>
@@ -1833,665 +518,7 @@
                 <w:rFonts w:ascii="Times New Roman" w:hAnsi="Times New Roman" w:eastAsia="宋体"/>
                 <w:sz w:val="19"/>
               </w:rPr>
-              <w:t>每交易日16:00追加</w:t>
-            </w:r>
-          </w:p>
-        </w:tc>
-      </w:tr>
-      <w:tr>
-        <w:tc>
-          <w:tcPr>
-            <w:tcW w:type="dxa" w:w="3061"/>
-          </w:tcPr>
-          <w:p>
-            <w:r/>
-            <w:r>
-              <w:rPr>
-                <w:rFonts w:ascii="Times New Roman" w:hAnsi="Times New Roman" w:eastAsia="宋体"/>
-                <w:sz w:val="19"/>
-              </w:rPr>
-              <w:t>03_候选股票池及初步分析表.xlsx</w:t>
-            </w:r>
-          </w:p>
-        </w:tc>
-        <w:tc>
-          <w:tcPr>
-            <w:tcW w:type="dxa" w:w="3742"/>
-          </w:tcPr>
-          <w:p>
-            <w:r/>
-            <w:r>
-              <w:rPr>
-                <w:rFonts w:ascii="Times New Roman" w:hAnsi="Times New Roman" w:eastAsia="宋体"/>
-                <w:sz w:val="19"/>
-              </w:rPr>
-              <w:t>前8只候选（含纳入原因/风险/来源/淘汰原因在all明细）</w:t>
-            </w:r>
-          </w:p>
-        </w:tc>
-        <w:tc>
-          <w:tcPr>
-            <w:tcW w:type="dxa" w:w="2041"/>
-          </w:tcPr>
-          <w:p>
-            <w:r/>
-            <w:r>
-              <w:rPr>
-                <w:rFonts w:ascii="Times New Roman" w:hAnsi="Times New Roman" w:eastAsia="宋体"/>
-                <w:sz w:val="19"/>
-              </w:rPr>
-              <w:t>每交易日16:00</w:t>
-            </w:r>
-          </w:p>
-        </w:tc>
-      </w:tr>
-      <w:tr>
-        <w:tc>
-          <w:tcPr>
-            <w:tcW w:type="dxa" w:w="3061"/>
-          </w:tcPr>
-          <w:p>
-            <w:r/>
-            <w:r>
-              <w:rPr>
-                <w:rFonts w:ascii="Times New Roman" w:hAnsi="Times New Roman" w:eastAsia="宋体"/>
-                <w:sz w:val="19"/>
-              </w:rPr>
-              <w:t>04_初始投资方案.docx</w:t>
-            </w:r>
-          </w:p>
-        </w:tc>
-        <w:tc>
-          <w:tcPr>
-            <w:tcW w:type="dxa" w:w="3742"/>
-          </w:tcPr>
-          <w:p>
-            <w:r/>
-            <w:r>
-              <w:rPr>
-                <w:rFonts w:ascii="Times New Roman" w:hAnsi="Times New Roman" w:eastAsia="宋体"/>
-                <w:sz w:val="19"/>
-              </w:rPr>
-              <w:t>初始资金配置与风控方案</w:t>
-            </w:r>
-          </w:p>
-        </w:tc>
-        <w:tc>
-          <w:tcPr>
-            <w:tcW w:type="dxa" w:w="2041"/>
-          </w:tcPr>
-          <w:p>
-            <w:r/>
-            <w:r>
-              <w:rPr>
-                <w:rFonts w:ascii="Times New Roman" w:hAnsi="Times New Roman" w:eastAsia="宋体"/>
-                <w:sz w:val="19"/>
-              </w:rPr>
-              <w:t>init生成一次</w:t>
-            </w:r>
-          </w:p>
-        </w:tc>
-      </w:tr>
-      <w:tr>
-        <w:tc>
-          <w:tcPr>
-            <w:tcW w:type="dxa" w:w="3061"/>
-          </w:tcPr>
-          <w:p>
-            <w:r/>
-            <w:r>
-              <w:rPr>
-                <w:rFonts w:ascii="Times New Roman" w:hAnsi="Times New Roman" w:eastAsia="宋体"/>
-                <w:sz w:val="19"/>
-              </w:rPr>
-              <w:t>05_基本面分析_代码_名称.docx</w:t>
-            </w:r>
-          </w:p>
-        </w:tc>
-        <w:tc>
-          <w:tcPr>
-            <w:tcW w:type="dxa" w:w="3742"/>
-          </w:tcPr>
-          <w:p>
-            <w:r/>
-            <w:r>
-              <w:rPr>
-                <w:rFonts w:ascii="Times New Roman" w:hAnsi="Times New Roman" w:eastAsia="宋体"/>
-                <w:sz w:val="19"/>
-              </w:rPr>
-              <w:t>候选池前3个股的财务分析</w:t>
-            </w:r>
-          </w:p>
-        </w:tc>
-        <w:tc>
-          <w:tcPr>
-            <w:tcW w:type="dxa" w:w="2041"/>
-          </w:tcPr>
-          <w:p>
-            <w:r/>
-            <w:r>
-              <w:rPr>
-                <w:rFonts w:ascii="Times New Roman" w:hAnsi="Times New Roman" w:eastAsia="宋体"/>
-                <w:sz w:val="19"/>
-              </w:rPr>
-              <w:t>init生成，池变化后可重跑init</w:t>
-            </w:r>
-          </w:p>
-        </w:tc>
-      </w:tr>
-      <w:tr>
-        <w:tc>
-          <w:tcPr>
-            <w:tcW w:type="dxa" w:w="3061"/>
-          </w:tcPr>
-          <w:p>
-            <w:r/>
-            <w:r>
-              <w:rPr>
-                <w:rFonts w:ascii="Times New Roman" w:hAnsi="Times New Roman" w:eastAsia="宋体"/>
-                <w:sz w:val="19"/>
-              </w:rPr>
-              <w:t>06_技术分析记录.xlsx</w:t>
-            </w:r>
-          </w:p>
-        </w:tc>
-        <w:tc>
-          <w:tcPr>
-            <w:tcW w:type="dxa" w:w="3742"/>
-          </w:tcPr>
-          <w:p>
-            <w:r/>
-            <w:r>
-              <w:rPr>
-                <w:rFonts w:ascii="Times New Roman" w:hAnsi="Times New Roman" w:eastAsia="宋体"/>
-                <w:sz w:val="19"/>
-              </w:rPr>
-              <w:t>指标→信号→判断</w:t>
-            </w:r>
-          </w:p>
-        </w:tc>
-        <w:tc>
-          <w:tcPr>
-            <w:tcW w:type="dxa" w:w="2041"/>
-          </w:tcPr>
-          <w:p>
-            <w:r/>
-            <w:r>
-              <w:rPr>
-                <w:rFonts w:ascii="Times New Roman" w:hAnsi="Times New Roman" w:eastAsia="宋体"/>
-                <w:sz w:val="19"/>
-              </w:rPr>
-              <w:t>每交易日16:00</w:t>
-            </w:r>
-          </w:p>
-        </w:tc>
-      </w:tr>
-      <w:tr>
-        <w:tc>
-          <w:tcPr>
-            <w:tcW w:type="dxa" w:w="3061"/>
-          </w:tcPr>
-          <w:p>
-            <w:r/>
-            <w:r>
-              <w:rPr>
-                <w:rFonts w:ascii="Times New Roman" w:hAnsi="Times New Roman" w:eastAsia="宋体"/>
-                <w:sz w:val="19"/>
-              </w:rPr>
-              <w:t>07_投资决策记录.xlsx</w:t>
-            </w:r>
-          </w:p>
-        </w:tc>
-        <w:tc>
-          <w:tcPr>
-            <w:tcW w:type="dxa" w:w="3742"/>
-          </w:tcPr>
-          <w:p>
-            <w:r/>
-            <w:r>
-              <w:rPr>
-                <w:rFonts w:ascii="Times New Roman" w:hAnsi="Times New Roman" w:eastAsia="宋体"/>
-                <w:sz w:val="19"/>
-              </w:rPr>
-              <w:t>18列完整决策链（含市场依据/规则校验/人工状态）</w:t>
-            </w:r>
-          </w:p>
-        </w:tc>
-        <w:tc>
-          <w:tcPr>
-            <w:tcW w:type="dxa" w:w="2041"/>
-          </w:tcPr>
-          <w:p>
-            <w:r/>
-            <w:r>
-              <w:rPr>
-                <w:rFonts w:ascii="Times New Roman" w:hAnsi="Times New Roman" w:eastAsia="宋体"/>
-                <w:sz w:val="19"/>
-              </w:rPr>
-              <w:t>每次决策后</w:t>
-            </w:r>
-          </w:p>
-        </w:tc>
-      </w:tr>
-      <w:tr>
-        <w:tc>
-          <w:tcPr>
-            <w:tcW w:type="dxa" w:w="3061"/>
-          </w:tcPr>
-          <w:p>
-            <w:r/>
-            <w:r>
-              <w:rPr>
-                <w:rFonts w:ascii="Times New Roman" w:hAnsi="Times New Roman" w:eastAsia="宋体"/>
-                <w:sz w:val="19"/>
-              </w:rPr>
-              <w:t>08_委托指令单_日期.docx</w:t>
-            </w:r>
-          </w:p>
-        </w:tc>
-        <w:tc>
-          <w:tcPr>
-            <w:tcW w:type="dxa" w:w="3742"/>
-          </w:tcPr>
-          <w:p>
-            <w:r/>
-            <w:r>
-              <w:rPr>
-                <w:rFonts w:ascii="Times New Roman" w:hAnsi="Times New Roman" w:eastAsia="宋体"/>
-                <w:sz w:val="19"/>
-              </w:rPr>
-              <w:t>给你的下单清单</w:t>
-            </w:r>
-          </w:p>
-        </w:tc>
-        <w:tc>
-          <w:tcPr>
-            <w:tcW w:type="dxa" w:w="2041"/>
-          </w:tcPr>
-          <w:p>
-            <w:r/>
-            <w:r>
-              <w:rPr>
-                <w:rFonts w:ascii="Times New Roman" w:hAnsi="Times New Roman" w:eastAsia="宋体"/>
-                <w:sz w:val="19"/>
-              </w:rPr>
-              <w:t>每天16:00</w:t>
-            </w:r>
-          </w:p>
-        </w:tc>
-      </w:tr>
-      <w:tr>
-        <w:tc>
-          <w:tcPr>
-            <w:tcW w:type="dxa" w:w="3061"/>
-          </w:tcPr>
-          <w:p>
-            <w:r/>
-            <w:r>
-              <w:rPr>
-                <w:rFonts w:ascii="Times New Roman" w:hAnsi="Times New Roman" w:eastAsia="宋体"/>
-                <w:sz w:val="19"/>
-              </w:rPr>
-              <w:t>09_交易日志与盈亏归因.xlsx</w:t>
-            </w:r>
-          </w:p>
-        </w:tc>
-        <w:tc>
-          <w:tcPr>
-            <w:tcW w:type="dxa" w:w="3742"/>
-          </w:tcPr>
-          <w:p>
-            <w:r/>
-            <w:r>
-              <w:rPr>
-                <w:rFonts w:ascii="Times New Roman" w:hAnsi="Times New Roman" w:eastAsia="宋体"/>
-                <w:sz w:val="19"/>
-              </w:rPr>
-              <w:t>交易流水/持仓浮盈/已实现盈亏/账户汇总</w:t>
-            </w:r>
-          </w:p>
-        </w:tc>
-        <w:tc>
-          <w:tcPr>
-            <w:tcW w:type="dxa" w:w="2041"/>
-          </w:tcPr>
-          <w:p>
-            <w:r/>
-            <w:r>
-              <w:rPr>
-                <w:rFonts w:ascii="Times New Roman" w:hAnsi="Times New Roman" w:eastAsia="宋体"/>
-                <w:sz w:val="19"/>
-              </w:rPr>
-              <w:t>每笔交易后</w:t>
-            </w:r>
-          </w:p>
-        </w:tc>
-      </w:tr>
-      <w:tr>
-        <w:tc>
-          <w:tcPr>
-            <w:tcW w:type="dxa" w:w="3061"/>
-          </w:tcPr>
-          <w:p>
-            <w:r/>
-            <w:r>
-              <w:rPr>
-                <w:rFonts w:ascii="Times New Roman" w:hAnsi="Times New Roman" w:eastAsia="宋体"/>
-                <w:sz w:val="19"/>
-              </w:rPr>
-              <w:t>10_策略调整记录.docx</w:t>
-            </w:r>
-          </w:p>
-        </w:tc>
-        <w:tc>
-          <w:tcPr>
-            <w:tcW w:type="dxa" w:w="3742"/>
-          </w:tcPr>
-          <w:p>
-            <w:r/>
-            <w:r>
-              <w:rPr>
-                <w:rFonts w:ascii="Times New Roman" w:hAnsi="Times New Roman" w:eastAsia="宋体"/>
-                <w:sz w:val="19"/>
-              </w:rPr>
-              <w:t>策略与风控参数变更记录</w:t>
-            </w:r>
-          </w:p>
-        </w:tc>
-        <w:tc>
-          <w:tcPr>
-            <w:tcW w:type="dxa" w:w="2041"/>
-          </w:tcPr>
-          <w:p>
-            <w:r/>
-            <w:r>
-              <w:rPr>
-                <w:rFonts w:ascii="Times New Roman" w:hAnsi="Times New Roman" w:eastAsia="宋体"/>
-                <w:sz w:val="19"/>
-              </w:rPr>
-              <w:t>自动更新</w:t>
-            </w:r>
-          </w:p>
-        </w:tc>
-      </w:tr>
-      <w:tr>
-        <w:tc>
-          <w:tcPr>
-            <w:tcW w:type="dxa" w:w="3061"/>
-          </w:tcPr>
-          <w:p>
-            <w:r/>
-            <w:r>
-              <w:rPr>
-                <w:rFonts w:ascii="Times New Roman" w:hAnsi="Times New Roman" w:eastAsia="宋体"/>
-                <w:sz w:val="19"/>
-              </w:rPr>
-              <w:t>11_AI使用记录.xlsx</w:t>
-            </w:r>
-          </w:p>
-        </w:tc>
-        <w:tc>
-          <w:tcPr>
-            <w:tcW w:type="dxa" w:w="3742"/>
-          </w:tcPr>
-          <w:p>
-            <w:r/>
-            <w:r>
-              <w:rPr>
-                <w:rFonts w:ascii="Times New Roman" w:hAnsi="Times New Roman" w:eastAsia="宋体"/>
-                <w:sz w:val="19"/>
-              </w:rPr>
-              <w:t>Prompt→AI输出→核验→人工判断→采用</w:t>
-            </w:r>
-          </w:p>
-        </w:tc>
-        <w:tc>
-          <w:tcPr>
-            <w:tcW w:type="dxa" w:w="2041"/>
-          </w:tcPr>
-          <w:p>
-            <w:r/>
-            <w:r>
-              <w:rPr>
-                <w:rFonts w:ascii="Times New Roman" w:hAnsi="Times New Roman" w:eastAsia="宋体"/>
-                <w:sz w:val="19"/>
-              </w:rPr>
-              <w:t>每次决策后</w:t>
-            </w:r>
-          </w:p>
-        </w:tc>
-      </w:tr>
-      <w:tr>
-        <w:tc>
-          <w:tcPr>
-            <w:tcW w:type="dxa" w:w="3061"/>
-          </w:tcPr>
-          <w:p>
-            <w:r/>
-            <w:r>
-              <w:rPr>
-                <w:rFonts w:ascii="Times New Roman" w:hAnsi="Times New Roman" w:eastAsia="宋体"/>
-                <w:sz w:val="19"/>
-              </w:rPr>
-              <w:t>12_中期路演.pptx</w:t>
-            </w:r>
-          </w:p>
-        </w:tc>
-        <w:tc>
-          <w:tcPr>
-            <w:tcW w:type="dxa" w:w="3742"/>
-          </w:tcPr>
-          <w:p>
-            <w:r/>
-            <w:r>
-              <w:rPr>
-                <w:rFonts w:ascii="Times New Roman" w:hAnsi="Times New Roman" w:eastAsia="宋体"/>
-                <w:sz w:val="19"/>
-              </w:rPr>
-              <w:t>中期路演5页</w:t>
-            </w:r>
-          </w:p>
-        </w:tc>
-        <w:tc>
-          <w:tcPr>
-            <w:tcW w:type="dxa" w:w="2041"/>
-          </w:tcPr>
-          <w:p>
-            <w:r/>
-            <w:r>
-              <w:rPr>
-                <w:rFonts w:ascii="Times New Roman" w:hAnsi="Times New Roman" w:eastAsia="宋体"/>
-                <w:sz w:val="19"/>
-              </w:rPr>
-              <w:t>每天16:00刷新</w:t>
-            </w:r>
-          </w:p>
-        </w:tc>
-      </w:tr>
-      <w:tr>
-        <w:tc>
-          <w:tcPr>
-            <w:tcW w:type="dxa" w:w="3061"/>
-          </w:tcPr>
-          <w:p>
-            <w:r/>
-            <w:r>
-              <w:rPr>
-                <w:rFonts w:ascii="Times New Roman" w:hAnsi="Times New Roman" w:eastAsia="宋体"/>
-                <w:sz w:val="19"/>
-              </w:rPr>
-              <w:t>13_投资总结报告.docx</w:t>
-            </w:r>
-          </w:p>
-        </w:tc>
-        <w:tc>
-          <w:tcPr>
-            <w:tcW w:type="dxa" w:w="3742"/>
-          </w:tcPr>
-          <w:p>
-            <w:r/>
-            <w:r>
-              <w:rPr>
-                <w:rFonts w:ascii="Times New Roman" w:hAnsi="Times New Roman" w:eastAsia="宋体"/>
-                <w:sz w:val="19"/>
-              </w:rPr>
-              <w:t>总结报告（含净值曲线）</w:t>
-            </w:r>
-          </w:p>
-        </w:tc>
-        <w:tc>
-          <w:tcPr>
-            <w:tcW w:type="dxa" w:w="2041"/>
-          </w:tcPr>
-          <w:p>
-            <w:r/>
-            <w:r>
-              <w:rPr>
-                <w:rFonts w:ascii="Times New Roman" w:hAnsi="Times New Roman" w:eastAsia="宋体"/>
-                <w:sz w:val="19"/>
-              </w:rPr>
-              <w:t>每天16:00刷新</w:t>
-            </w:r>
-          </w:p>
-        </w:tc>
-      </w:tr>
-      <w:tr>
-        <w:tc>
-          <w:tcPr>
-            <w:tcW w:type="dxa" w:w="3061"/>
-          </w:tcPr>
-          <w:p>
-            <w:r/>
-            <w:r>
-              <w:rPr>
-                <w:rFonts w:ascii="Times New Roman" w:hAnsi="Times New Roman" w:eastAsia="宋体"/>
-                <w:sz w:val="19"/>
-              </w:rPr>
-              <w:t>14_交易复盘_日期.docx</w:t>
-            </w:r>
-          </w:p>
-        </w:tc>
-        <w:tc>
-          <w:tcPr>
-            <w:tcW w:type="dxa" w:w="3742"/>
-          </w:tcPr>
-          <w:p>
-            <w:r/>
-            <w:r>
-              <w:rPr>
-                <w:rFonts w:ascii="Times New Roman" w:hAnsi="Times New Roman" w:eastAsia="宋体"/>
-                <w:sz w:val="19"/>
-              </w:rPr>
-              <w:t>当日复盘（最好/最差交易、接近止损提示）</w:t>
-            </w:r>
-          </w:p>
-        </w:tc>
-        <w:tc>
-          <w:tcPr>
-            <w:tcW w:type="dxa" w:w="2041"/>
-          </w:tcPr>
-          <w:p>
-            <w:r/>
-            <w:r>
-              <w:rPr>
-                <w:rFonts w:ascii="Times New Roman" w:hAnsi="Times New Roman" w:eastAsia="宋体"/>
-                <w:sz w:val="19"/>
-              </w:rPr>
-              <w:t>每交易日16:00</w:t>
-            </w:r>
-          </w:p>
-        </w:tc>
-      </w:tr>
-      <w:tr>
-        <w:tc>
-          <w:tcPr>
-            <w:tcW w:type="dxa" w:w="3061"/>
-          </w:tcPr>
-          <w:p>
-            <w:r/>
-            <w:r>
-              <w:rPr>
-                <w:rFonts w:ascii="Times New Roman" w:hAnsi="Times New Roman" w:eastAsia="宋体"/>
-                <w:sz w:val="19"/>
-              </w:rPr>
-              <w:t>15_工作日报_日期.txt</w:t>
-            </w:r>
-          </w:p>
-        </w:tc>
-        <w:tc>
-          <w:tcPr>
-            <w:tcW w:type="dxa" w:w="3742"/>
-          </w:tcPr>
-          <w:p>
-            <w:r/>
-            <w:r>
-              <w:rPr>
-                <w:rFonts w:ascii="Times New Roman" w:hAnsi="Times New Roman" w:eastAsia="宋体"/>
-                <w:sz w:val="19"/>
-              </w:rPr>
-              <w:t>当日情况汇总</w:t>
-            </w:r>
-          </w:p>
-        </w:tc>
-        <w:tc>
-          <w:tcPr>
-            <w:tcW w:type="dxa" w:w="2041"/>
-          </w:tcPr>
-          <w:p>
-            <w:r/>
-            <w:r>
-              <w:rPr>
-                <w:rFonts w:ascii="Times New Roman" w:hAnsi="Times New Roman" w:eastAsia="宋体"/>
-                <w:sz w:val="19"/>
-              </w:rPr>
-              <w:t>每交易日16:00</w:t>
-            </w:r>
-          </w:p>
-        </w:tc>
-      </w:tr>
-      <w:tr>
-        <w:tc>
-          <w:tcPr>
-            <w:tcW w:type="dxa" w:w="3061"/>
-          </w:tcPr>
-          <w:p>
-            <w:r/>
-            <w:r>
-              <w:rPr>
-                <w:rFonts w:ascii="Times New Roman" w:hAnsi="Times New Roman" w:eastAsia="宋体"/>
-                <w:sz w:val="19"/>
-              </w:rPr>
-              <w:t>盘中风险预警_日期.txt</w:t>
-            </w:r>
-          </w:p>
-        </w:tc>
-        <w:tc>
-          <w:tcPr>
-            <w:tcW w:type="dxa" w:w="3742"/>
-          </w:tcPr>
-          <w:p>
-            <w:r/>
-            <w:r>
-              <w:rPr>
-                <w:rFonts w:ascii="Times New Roman" w:hAnsi="Times New Roman" w:eastAsia="宋体"/>
-                <w:sz w:val="19"/>
-              </w:rPr>
-              <w:t>止盈止损/大盘预警（仅触发时出现）</w:t>
-            </w:r>
-          </w:p>
-        </w:tc>
-        <w:tc>
-          <w:tcPr>
-            <w:tcW w:type="dxa" w:w="2041"/>
-          </w:tcPr>
-          <w:p>
-            <w:r/>
-            <w:r>
-              <w:rPr>
-                <w:rFonts w:ascii="Times New Roman" w:hAnsi="Times New Roman" w:eastAsia="宋体"/>
-                <w:sz w:val="19"/>
-              </w:rPr>
-              <w:t>14:00盘中</w:t>
+              <w:t>候选池变化+组合分析+策略复盘+AI使用统计</w:t>
             </w:r>
           </w:p>
         </w:tc>
@@ -2507,285 +534,75 @@
           <w:b/>
           <w:sz w:val="28"/>
         </w:rPr>
-        <w:t>data\ —— 系统的账本与记录（谨慎手工修改）</w:t>
+        <w:t>1.3 组员只做三件事</w:t>
       </w:r>
     </w:p>
-    <w:tbl>
-      <w:tblPr>
-        <w:tblStyle w:val="TableGrid"/>
-        <w:tblW w:type="auto" w:w="0"/>
-        <w:jc w:val="center"/>
-        <w:tblLook w:firstColumn="1" w:firstRow="1" w:lastColumn="0" w:lastRow="0" w:noHBand="0" w:noVBand="1" w:val="04A0"/>
-      </w:tblPr>
-      <w:tblGrid>
-        <w:gridCol w:w="4320"/>
-        <w:gridCol w:w="4320"/>
-      </w:tblGrid>
-      <w:tr>
-        <w:tc>
-          <w:tcPr>
-            <w:tcW w:type="dxa" w:w="3628"/>
-          </w:tcPr>
-          <w:p>
-            <w:pPr>
-              <w:jc w:val="center"/>
-            </w:pPr>
-            <w:r/>
-            <w:r>
-              <w:rPr>
-                <w:rFonts w:ascii="Times New Roman" w:hAnsi="Times New Roman" w:eastAsia="黑体"/>
-                <w:b/>
-                <w:sz w:val="19"/>
-              </w:rPr>
-              <w:t>文件</w:t>
-            </w:r>
-          </w:p>
-        </w:tc>
-        <w:tc>
-          <w:tcPr>
-            <w:tcW w:type="dxa" w:w="5216"/>
-          </w:tcPr>
-          <w:p>
-            <w:pPr>
-              <w:jc w:val="center"/>
-            </w:pPr>
-            <w:r/>
-            <w:r>
-              <w:rPr>
-                <w:rFonts w:ascii="Times New Roman" w:hAnsi="Times New Roman" w:eastAsia="黑体"/>
-                <w:b/>
-                <w:sz w:val="19"/>
-              </w:rPr>
-              <w:t>说明</w:t>
-            </w:r>
-          </w:p>
-        </w:tc>
-      </w:tr>
-      <w:tr>
-        <w:tc>
-          <w:tcPr>
-            <w:tcW w:type="dxa" w:w="3628"/>
-          </w:tcPr>
-          <w:p>
-            <w:r/>
-            <w:r>
-              <w:rPr>
-                <w:rFonts w:ascii="Times New Roman" w:hAnsi="Times New Roman" w:eastAsia="宋体"/>
-                <w:sz w:val="19"/>
-              </w:rPr>
-              <w:t>trades.csv</w:t>
-            </w:r>
-          </w:p>
-        </w:tc>
-        <w:tc>
-          <w:tcPr>
-            <w:tcW w:type="dxa" w:w="5216"/>
-          </w:tcPr>
-          <w:p>
-            <w:r/>
-            <w:r>
-              <w:rPr>
-                <w:rFonts w:ascii="Times New Roman" w:hAnsi="Times New Roman" w:eastAsia="宋体"/>
-                <w:sz w:val="19"/>
-              </w:rPr>
-              <w:t>交易账本，唯一事实来源。auto模式系统自动写入；manual模式你按同花顺实际成交回填</w:t>
-            </w:r>
-          </w:p>
-        </w:tc>
-      </w:tr>
-      <w:tr>
-        <w:tc>
-          <w:tcPr>
-            <w:tcW w:type="dxa" w:w="3628"/>
-          </w:tcPr>
-          <w:p>
-            <w:r/>
-            <w:r>
-              <w:rPr>
-                <w:rFonts w:ascii="Times New Roman" w:hAnsi="Times New Roman" w:eastAsia="宋体"/>
-                <w:sz w:val="19"/>
-              </w:rPr>
-              <w:t>confirmations.csv</w:t>
-            </w:r>
-          </w:p>
-        </w:tc>
-        <w:tc>
-          <w:tcPr>
-            <w:tcW w:type="dxa" w:w="5216"/>
-          </w:tcPr>
-          <w:p>
-            <w:r/>
-            <w:r>
-              <w:rPr>
-                <w:rFonts w:ascii="Times New Roman" w:hAnsi="Times New Roman" w:eastAsia="宋体"/>
-                <w:sz w:val="19"/>
-              </w:rPr>
-              <w:t>人工确认过的决策ID，一行一个</w:t>
-            </w:r>
-          </w:p>
-        </w:tc>
-      </w:tr>
-      <w:tr>
-        <w:tc>
-          <w:tcPr>
-            <w:tcW w:type="dxa" w:w="3628"/>
-          </w:tcPr>
-          <w:p>
-            <w:r/>
-            <w:r>
-              <w:rPr>
-                <w:rFonts w:ascii="Times New Roman" w:hAnsi="Times New Roman" w:eastAsia="宋体"/>
-                <w:sz w:val="19"/>
-              </w:rPr>
-              <w:t>decisions.jsonl / pool_history.jsonl / market_watch.jsonl</w:t>
-            </w:r>
-          </w:p>
-        </w:tc>
-        <w:tc>
-          <w:tcPr>
-            <w:tcW w:type="dxa" w:w="5216"/>
-          </w:tcPr>
-          <w:p>
-            <w:r/>
-            <w:r>
-              <w:rPr>
-                <w:rFonts w:ascii="Times New Roman" w:hAnsi="Times New Roman" w:eastAsia="宋体"/>
-                <w:sz w:val="19"/>
-              </w:rPr>
-              <w:t>决策/候选池/市场观察的原始记录（按日覆盖，可回溯）</w:t>
-            </w:r>
-          </w:p>
-        </w:tc>
-      </w:tr>
-      <w:tr>
-        <w:tc>
-          <w:tcPr>
-            <w:tcW w:type="dxa" w:w="3628"/>
-          </w:tcPr>
-          <w:p>
-            <w:r/>
-            <w:r>
-              <w:rPr>
-                <w:rFonts w:ascii="Times New Roman" w:hAnsi="Times New Roman" w:eastAsia="宋体"/>
-                <w:sz w:val="19"/>
-              </w:rPr>
-              <w:t>riskwatch_log.jsonl / risk_blocks.jsonl</w:t>
-            </w:r>
-          </w:p>
-        </w:tc>
-        <w:tc>
-          <w:tcPr>
-            <w:tcW w:type="dxa" w:w="5216"/>
-          </w:tcPr>
-          <w:p>
-            <w:r/>
-            <w:r>
-              <w:rPr>
-                <w:rFonts w:ascii="Times New Roman" w:hAnsi="Times New Roman" w:eastAsia="宋体"/>
-                <w:sz w:val="19"/>
-              </w:rPr>
-              <w:t>盘中巡检日志 / 被规则引擎拦截的交易（审计用）</w:t>
-            </w:r>
-          </w:p>
-        </w:tc>
-      </w:tr>
-      <w:tr>
-        <w:tc>
-          <w:tcPr>
-            <w:tcW w:type="dxa" w:w="3628"/>
-          </w:tcPr>
-          <w:p>
-            <w:r/>
-            <w:r>
-              <w:rPr>
-                <w:rFonts w:ascii="Times New Roman" w:hAnsi="Times New Roman" w:eastAsia="宋体"/>
-                <w:sz w:val="19"/>
-              </w:rPr>
-              <w:t>fetch_log.jsonl</w:t>
-            </w:r>
-          </w:p>
-        </w:tc>
-        <w:tc>
-          <w:tcPr>
-            <w:tcW w:type="dxa" w:w="5216"/>
-          </w:tcPr>
-          <w:p>
-            <w:r/>
-            <w:r>
-              <w:rPr>
-                <w:rFonts w:ascii="Times New Roman" w:hAnsi="Times New Roman" w:eastAsia="宋体"/>
-                <w:sz w:val="19"/>
-              </w:rPr>
-              <w:t>每次数据接口调用时间戳（数据来源审计）</w:t>
-            </w:r>
-          </w:p>
-        </w:tc>
-      </w:tr>
-      <w:tr>
-        <w:tc>
-          <w:tcPr>
-            <w:tcW w:type="dxa" w:w="3628"/>
-          </w:tcPr>
-          <w:p>
-            <w:r/>
-            <w:r>
-              <w:rPr>
-                <w:rFonts w:ascii="Times New Roman" w:hAnsi="Times New Roman" w:eastAsia="宋体"/>
-                <w:sz w:val="19"/>
-              </w:rPr>
-              <w:t>pipeline_state.json</w:t>
-            </w:r>
-          </w:p>
-        </w:tc>
-        <w:tc>
-          <w:tcPr>
-            <w:tcW w:type="dxa" w:w="5216"/>
-          </w:tcPr>
-          <w:p>
-            <w:r/>
-            <w:r>
-              <w:rPr>
-                <w:rFonts w:ascii="Times New Roman" w:hAnsi="Times New Roman" w:eastAsia="宋体"/>
-                <w:sz w:val="19"/>
-              </w:rPr>
-              <w:t>流水线当前状态（如 PROJECT_COMPLETE）</w:t>
-            </w:r>
-          </w:p>
-        </w:tc>
-      </w:tr>
-      <w:tr>
-        <w:tc>
-          <w:tcPr>
-            <w:tcW w:type="dxa" w:w="3628"/>
-          </w:tcPr>
-          <w:p>
-            <w:r/>
-            <w:r>
-              <w:rPr>
-                <w:rFonts w:ascii="Times New Roman" w:hAnsi="Times New Roman" w:eastAsia="宋体"/>
-                <w:sz w:val="19"/>
-              </w:rPr>
-              <w:t>kline\ 与 fin\</w:t>
-            </w:r>
-          </w:p>
-        </w:tc>
-        <w:tc>
-          <w:tcPr>
-            <w:tcW w:type="dxa" w:w="5216"/>
-          </w:tcPr>
-          <w:p>
-            <w:r/>
-            <w:r>
-              <w:rPr>
-                <w:rFonts w:ascii="Times New Roman" w:hAnsi="Times New Roman" w:eastAsia="宋体"/>
-                <w:sz w:val="19"/>
-              </w:rPr>
-              <w:t>行情与财务数据的本地缓存（断网时自动回退使用）</w:t>
-            </w:r>
-          </w:p>
-        </w:tc>
-      </w:tr>
-    </w:tbl>
+    <w:p>
+      <w:pPr>
+        <w:spacing w:after="80" w:line="312" w:lineRule="auto"/>
+        <w:ind w:left="240"/>
+      </w:pPr>
+      <w:r>
+        <w:rPr>
+          <w:rFonts w:ascii="Times New Roman" w:hAnsi="Times New Roman" w:eastAsia="宋体"/>
+          <w:sz w:val="24"/>
+        </w:rPr>
+        <w:t>① 下单：16:00后看仪表盘指令卡，第二天开盘在同花顺照单执行（新建仓隔天执行）。</w:t>
+      </w:r>
+    </w:p>
+    <w:p>
+      <w:pPr>
+        <w:spacing w:after="80" w:line="312" w:lineRule="auto"/>
+        <w:ind w:left="240"/>
+      </w:pPr>
+      <w:r>
+        <w:rPr>
+          <w:rFonts w:ascii="Times New Roman" w:hAnsi="Times New Roman" w:eastAsia="宋体"/>
+          <w:sz w:val="24"/>
+        </w:rPr>
+        <w:t>② 回填：把同花顺的实际成交价交给记录员录入账本（保证账实一致）。</w:t>
+      </w:r>
+    </w:p>
+    <w:p>
+      <w:pPr>
+        <w:spacing w:after="80" w:line="312" w:lineRule="auto"/>
+        <w:ind w:left="240"/>
+      </w:pPr>
+      <w:r>
+        <w:rPr>
+          <w:rFonts w:ascii="Times New Roman" w:hAnsi="Times New Roman" w:eastAsia="宋体"/>
+          <w:sz w:val="24"/>
+        </w:rPr>
+        <w:t>③ 确认：对已执行的决策运行 confirm，把“待确认”变为“已确认”（验收会检查）。</w:t>
+      </w:r>
+    </w:p>
+    <w:p>
+      <w:pPr>
+        <w:spacing w:after="120" w:line="312" w:lineRule="auto"/>
+        <w:jc w:val="left"/>
+      </w:pPr>
+      <w:r>
+        <w:rPr>
+          <w:rFonts w:ascii="Times New Roman" w:hAnsi="Times New Roman" w:eastAsia="宋体"/>
+          <w:b w:val="0"/>
+          <w:sz w:val="24"/>
+        </w:rPr>
+        <w:t>唯一的例外：风险预警当天处理，不要等第二天。</w:t>
+      </w:r>
+    </w:p>
+    <w:p>
+      <w:pPr>
+        <w:pStyle w:val="Heading1"/>
+      </w:pPr>
+      <w:r>
+        <w:rPr>
+          <w:rFonts w:ascii="Times New Roman" w:hAnsi="Times New Roman" w:eastAsia="黑体"/>
+          <w:b/>
+          <w:sz w:val="32"/>
+        </w:rPr>
+        <w:t>二、七人团队怎么用（角色分工）</w:t>
+      </w:r>
+    </w:p>
     <w:p>
       <w:pPr>
         <w:spacing w:after="120" w:line="312" w:lineRule="auto"/>
@@ -2798,20 +615,7 @@
           <w:b w:val="0"/>
           <w:sz w:val="24"/>
         </w:rPr>
-        <w:t>其他：workflow\run.log 全部定时任务日志；workflow\FINAL_SUBMISSION\ 与 workflow\证券投资PBL_最终提交包.zip 是打包产物；config.json 是策略参数。</w:t>
-      </w:r>
-    </w:p>
-    <w:p>
-      <w:pPr>
-        <w:pStyle w:val="Heading1"/>
-      </w:pPr>
-      <w:r>
-        <w:rPr>
-          <w:rFonts w:ascii="Times New Roman" w:hAnsi="Times New Roman" w:eastAsia="黑体"/>
-          <w:b/>
-          <w:sz w:val="32"/>
-        </w:rPr>
-        <w:t>六、两种运行模式：auto 与 manual</w:t>
+        <w:t>核心原则：一套大脑（云端流水线只跑一份，决策统一）、一份基准账本（交易员账户）、七份执行记录（各自独立交易）。千万不要每人跑一套系统——会得到七份互相矛盾的指令。</w:t>
       </w:r>
     </w:p>
     <w:tbl>
@@ -2842,13 +646,13 @@
                 <w:b/>
                 <w:sz w:val="19"/>
               </w:rPr>
-              <w:t>模式</w:t>
+              <w:t>角色</w:t>
             </w:r>
           </w:p>
         </w:tc>
         <w:tc>
           <w:tcPr>
-            <w:tcW w:type="dxa" w:w="3742"/>
+            <w:tcW w:type="dxa" w:w="680"/>
           </w:tcPr>
           <w:p>
             <w:pPr>
@@ -2861,13 +665,13 @@
                 <w:b/>
                 <w:sz w:val="19"/>
               </w:rPr>
-              <w:t>系统行为</w:t>
+              <w:t>人数</w:t>
             </w:r>
           </w:p>
         </w:tc>
         <w:tc>
           <w:tcPr>
-            <w:tcW w:type="dxa" w:w="3628"/>
+            <w:tcW w:type="dxa" w:w="6690"/>
           </w:tcPr>
           <w:p>
             <w:pPr>
@@ -2880,7 +684,7 @@
                 <w:b/>
                 <w:sz w:val="19"/>
               </w:rPr>
-              <w:t>你的动作</w:t>
+              <w:t>每天/每周做什么</w:t>
             </w:r>
           </w:p>
         </w:tc>
@@ -2897,13 +701,13 @@
                 <w:rFonts w:ascii="Times New Roman" w:hAnsi="Times New Roman" w:eastAsia="宋体"/>
                 <w:sz w:val="19"/>
               </w:rPr>
-              <w:t>auto（默认）</w:t>
+              <w:t>组长</w:t>
             </w:r>
           </w:p>
         </w:tc>
         <w:tc>
           <w:tcPr>
-            <w:tcW w:type="dxa" w:w="3742"/>
+            <w:tcW w:type="dxa" w:w="680"/>
           </w:tcPr>
           <w:p>
             <w:r/>
@@ -2912,13 +716,13 @@
                 <w:rFonts w:ascii="Times New Roman" w:hAnsi="Times New Roman" w:eastAsia="宋体"/>
                 <w:sz w:val="19"/>
               </w:rPr>
-              <w:t>决策生成后按当日收盘价自动记账（模拟账本）</w:t>
+              <w:t>1</w:t>
             </w:r>
           </w:p>
         </w:tc>
         <w:tc>
           <w:tcPr>
-            <w:tcW w:type="dxa" w:w="3628"/>
+            <w:tcW w:type="dxa" w:w="6690"/>
           </w:tcPr>
           <w:p>
             <w:r/>
@@ -2927,7 +731,7 @@
                 <w:rFonts w:ascii="Times New Roman" w:hAnsi="Times New Roman" w:eastAsia="宋体"/>
                 <w:sz w:val="19"/>
               </w:rPr>
-              <w:t>在同花顺按指令单做同样操作保持一致；下单后confirm</w:t>
+              <w:t>统筹拍板；每周看周报；路演主讲；期末组织 validate→package</w:t>
             </w:r>
           </w:p>
         </w:tc>
@@ -2944,13 +748,13 @@
                 <w:rFonts w:ascii="Times New Roman" w:hAnsi="Times New Roman" w:eastAsia="宋体"/>
                 <w:sz w:val="19"/>
               </w:rPr>
-              <w:t>manual</w:t>
+              <w:t>研究员</w:t>
             </w:r>
           </w:p>
         </w:tc>
         <w:tc>
           <w:tcPr>
-            <w:tcW w:type="dxa" w:w="3742"/>
+            <w:tcW w:type="dxa" w:w="680"/>
           </w:tcPr>
           <w:p>
             <w:r/>
@@ -2959,13 +763,13 @@
                 <w:rFonts w:ascii="Times New Roman" w:hAnsi="Times New Roman" w:eastAsia="宋体"/>
                 <w:sz w:val="19"/>
               </w:rPr>
-              <w:t>只出指令单不记账</w:t>
+              <w:t>2</w:t>
             </w:r>
           </w:p>
         </w:tc>
         <w:tc>
           <w:tcPr>
-            <w:tcW w:type="dxa" w:w="3628"/>
+            <w:tcW w:type="dxa" w:w="6690"/>
           </w:tcPr>
           <w:p>
             <w:r/>
@@ -2974,7 +778,195 @@
                 <w:rFonts w:ascii="Times New Roman" w:hAnsi="Times New Roman" w:eastAsia="宋体"/>
                 <w:sz w:val="19"/>
               </w:rPr>
-              <w:t>同花顺成交后把实际成交价回填 data\trades.csv，再跑 python main.py report</w:t>
+              <w:t>每天看候选池评分变化和市场观察，每周会讲解“为什么涨落榜/为什么入选”（这就是任务书要的基本面/技术面分析材料）</w:t>
+            </w:r>
+          </w:p>
+        </w:tc>
+      </w:tr>
+      <w:tr>
+        <w:tc>
+          <w:tcPr>
+            <w:tcW w:type="dxa" w:w="1474"/>
+          </w:tcPr>
+          <w:p>
+            <w:r/>
+            <w:r>
+              <w:rPr>
+                <w:rFonts w:ascii="Times New Roman" w:hAnsi="Times New Roman" w:eastAsia="宋体"/>
+                <w:sz w:val="19"/>
+              </w:rPr>
+              <w:t>交易员</w:t>
+            </w:r>
+          </w:p>
+        </w:tc>
+        <w:tc>
+          <w:tcPr>
+            <w:tcW w:type="dxa" w:w="680"/>
+          </w:tcPr>
+          <w:p>
+            <w:r/>
+            <w:r>
+              <w:rPr>
+                <w:rFonts w:ascii="Times New Roman" w:hAnsi="Times New Roman" w:eastAsia="宋体"/>
+                <w:sz w:val="19"/>
+              </w:rPr>
+              <w:t>1</w:t>
+            </w:r>
+          </w:p>
+        </w:tc>
+        <w:tc>
+          <w:tcPr>
+            <w:tcW w:type="dxa" w:w="6690"/>
+          </w:tcPr>
+          <w:p>
+            <w:r/>
+            <w:r>
+              <w:rPr>
+                <w:rFonts w:ascii="Times New Roman" w:hAnsi="Times New Roman" w:eastAsia="宋体"/>
+                <w:sz w:val="19"/>
+              </w:rPr>
+              <w:t>唯一在主同花顺账户按指令单下单的人；下单后把成交价发记录员</w:t>
+            </w:r>
+          </w:p>
+        </w:tc>
+      </w:tr>
+      <w:tr>
+        <w:tc>
+          <w:tcPr>
+            <w:tcW w:type="dxa" w:w="1474"/>
+          </w:tcPr>
+          <w:p>
+            <w:r/>
+            <w:r>
+              <w:rPr>
+                <w:rFonts w:ascii="Times New Roman" w:hAnsi="Times New Roman" w:eastAsia="宋体"/>
+                <w:sz w:val="19"/>
+              </w:rPr>
+              <w:t>风险官</w:t>
+            </w:r>
+          </w:p>
+        </w:tc>
+        <w:tc>
+          <w:tcPr>
+            <w:tcW w:type="dxa" w:w="680"/>
+          </w:tcPr>
+          <w:p>
+            <w:r/>
+            <w:r>
+              <w:rPr>
+                <w:rFonts w:ascii="Times New Roman" w:hAnsi="Times New Roman" w:eastAsia="宋体"/>
+                <w:sz w:val="19"/>
+              </w:rPr>
+              <w:t>1</w:t>
+            </w:r>
+          </w:p>
+        </w:tc>
+        <w:tc>
+          <w:tcPr>
+            <w:tcW w:type="dxa" w:w="6690"/>
+          </w:tcPr>
+          <w:p>
+            <w:r/>
+            <w:r>
+              <w:rPr>
+                <w:rFonts w:ascii="Times New Roman" w:hAnsi="Times New Roman" w:eastAsia="宋体"/>
+                <w:sz w:val="19"/>
+              </w:rPr>
+              <w:t>14:00盯预警卡，提醒交易员处理；每天核对单只≤30%、现金≥20%、决策全部confirm</w:t>
+            </w:r>
+          </w:p>
+        </w:tc>
+      </w:tr>
+      <w:tr>
+        <w:tc>
+          <w:tcPr>
+            <w:tcW w:type="dxa" w:w="1474"/>
+          </w:tcPr>
+          <w:p>
+            <w:r/>
+            <w:r>
+              <w:rPr>
+                <w:rFonts w:ascii="Times New Roman" w:hAnsi="Times New Roman" w:eastAsia="宋体"/>
+                <w:sz w:val="19"/>
+              </w:rPr>
+              <w:t>记录员</w:t>
+            </w:r>
+          </w:p>
+        </w:tc>
+        <w:tc>
+          <w:tcPr>
+            <w:tcW w:type="dxa" w:w="680"/>
+          </w:tcPr>
+          <w:p>
+            <w:r/>
+            <w:r>
+              <w:rPr>
+                <w:rFonts w:ascii="Times New Roman" w:hAnsi="Times New Roman" w:eastAsia="宋体"/>
+                <w:sz w:val="19"/>
+              </w:rPr>
+              <w:t>1</w:t>
+            </w:r>
+          </w:p>
+        </w:tc>
+        <w:tc>
+          <w:tcPr>
+            <w:tcW w:type="dxa" w:w="6690"/>
+          </w:tcPr>
+          <w:p>
+            <w:r/>
+            <w:r>
+              <w:rPr>
+                <w:rFonts w:ascii="Times New Roman" w:hAnsi="Times New Roman" w:eastAsia="宋体"/>
+                <w:sz w:val="19"/>
+              </w:rPr>
+              <w:t>收集全员成交价→回填 trades.csv→确认决策；维护AI使用记录</w:t>
+            </w:r>
+          </w:p>
+        </w:tc>
+      </w:tr>
+      <w:tr>
+        <w:tc>
+          <w:tcPr>
+            <w:tcW w:type="dxa" w:w="1474"/>
+          </w:tcPr>
+          <w:p>
+            <w:r/>
+            <w:r>
+              <w:rPr>
+                <w:rFonts w:ascii="Times New Roman" w:hAnsi="Times New Roman" w:eastAsia="宋体"/>
+                <w:sz w:val="19"/>
+              </w:rPr>
+              <w:t>报告负责人</w:t>
+            </w:r>
+          </w:p>
+        </w:tc>
+        <w:tc>
+          <w:tcPr>
+            <w:tcW w:type="dxa" w:w="680"/>
+          </w:tcPr>
+          <w:p>
+            <w:r/>
+            <w:r>
+              <w:rPr>
+                <w:rFonts w:ascii="Times New Roman" w:hAnsi="Times New Roman" w:eastAsia="宋体"/>
+                <w:sz w:val="19"/>
+              </w:rPr>
+              <w:t>1</w:t>
+            </w:r>
+          </w:p>
+        </w:tc>
+        <w:tc>
+          <w:tcPr>
+            <w:tcW w:type="dxa" w:w="6690"/>
+          </w:tcPr>
+          <w:p>
+            <w:r/>
+            <w:r>
+              <w:rPr>
+                <w:rFonts w:ascii="Times New Roman" w:hAnsi="Times New Roman" w:eastAsia="宋体"/>
+                <w:sz w:val="19"/>
+              </w:rPr>
+              <w:t>从 outputs/ 取材做PPT和总结报告；期末组织手写四段（见第七章）</w:t>
             </w:r>
           </w:p>
         </w:tc>
@@ -2983,7 +975,8 @@
     <w:p>
       <w:pPr>
         <w:spacing w:after="120" w:line="312" w:lineRule="auto"/>
-        <w:jc w:val="left"/>
+        <w:ind w:firstLine="480"/>
+        <w:jc w:val="both"/>
       </w:pPr>
       <w:r>
         <w:rPr>
@@ -2991,36 +984,98 @@
           <w:b w:val="0"/>
           <w:sz w:val="24"/>
         </w:rPr>
-        <w:t>切换方法：用记事本打开 workflow\config.json，把 "trade_execution": "auto" 改成 "manual" 保存。</w:t>
+        <w:t>注：PBL一（股票）允许小组共同决策+统一环境，主账本=交易员账户即小组基准；PBL二（期货，第6周起）要求“个人独立账户、独立交易”，届时同一份指令单各自执行、各自回填。</w:t>
       </w:r>
     </w:p>
     <w:p>
       <w:pPr>
-        <w:spacing w:after="120" w:line="312" w:lineRule="auto"/>
-        <w:jc w:val="left"/>
+        <w:pStyle w:val="Heading1"/>
+      </w:pPr>
+      <w:r>
+        <w:rPr>
+          <w:rFonts w:ascii="Times New Roman" w:hAnsi="Times New Roman" w:eastAsia="黑体"/>
+          <w:b/>
+          <w:sz w:val="32"/>
+        </w:rPr>
+        <w:t>三、第一次使用（新人5分钟上手）</w:t>
+      </w:r>
+    </w:p>
+    <w:p>
+      <w:pPr>
+        <w:spacing w:after="80" w:line="312" w:lineRule="auto"/>
+        <w:ind w:left="240"/>
       </w:pPr>
       <w:r>
         <w:rPr>
           <w:rFonts w:ascii="Times New Roman" w:hAnsi="Times New Roman" w:eastAsia="宋体"/>
-          <w:b w:val="0"/>
           <w:sz w:val="24"/>
         </w:rPr>
-        <w:t>manual模式下 trades.csv 的行格式（逗号分隔，金额=价格×股数，数量须为100股整数倍）：</w:t>
+        <w:t>1．同花顺APP → 交易 → 模拟炒股 → 搜索并加入老师创建的班级比赛 → 核对姓名学号 → 领取500万虚拟资金。</w:t>
       </w:r>
     </w:p>
     <w:p>
       <w:pPr>
-        <w:spacing w:after="120" w:line="276" w:lineRule="auto"/>
-        <w:ind w:left="360"/>
+        <w:spacing w:after="80" w:line="312" w:lineRule="auto"/>
+        <w:ind w:left="240"/>
       </w:pPr>
       <w:r>
         <w:rPr>
-          <w:rFonts w:ascii="Consolas" w:hAnsi="Consolas" w:eastAsia="SimSun"/>
-          <w:sz w:val="20"/>
+          <w:rFonts w:ascii="Times New Roman" w:hAnsi="Times New Roman" w:eastAsia="宋体"/>
+          <w:sz w:val="24"/>
         </w:rPr>
-        <w:t>date,code,name,side,price,shares,amount,decision_id,source,note</w:t>
-        <w:br/>
-        <w:t>2026-09-07,510300,沪深300ETF,买入,4.62,259900,1200738,,manual,同花顺实际成交</w:t>
+        <w:t>2．手机浏览器打开仪表盘网址（见1.1）并收藏。数据源已内置默认地址，打开即出数据，无需任何配置。</w:t>
+      </w:r>
+    </w:p>
+    <w:p>
+      <w:pPr>
+        <w:spacing w:after="80" w:line="312" w:lineRule="auto"/>
+        <w:ind w:left="240"/>
+      </w:pPr>
+      <w:r>
+        <w:rPr>
+          <w:rFonts w:ascii="Times New Roman" w:hAnsi="Times New Roman" w:eastAsia="宋体"/>
+          <w:sz w:val="24"/>
+        </w:rPr>
+        <w:t>3．如果页面提示加载失败：点“恢复默认地址”重试；国内网络慢可把地址换成备选 CDN（设置面板里有完整地址）。</w:t>
+      </w:r>
+    </w:p>
+    <w:p>
+      <w:pPr>
+        <w:spacing w:after="80" w:line="312" w:lineRule="auto"/>
+        <w:ind w:left="240"/>
+      </w:pPr>
+      <w:r>
+        <w:rPr>
+          <w:rFonts w:ascii="Times New Roman" w:hAnsi="Times New Roman" w:eastAsia="宋体"/>
+          <w:sz w:val="24"/>
+        </w:rPr>
+        <w:t>4．不要使用微信传过来的本地HTML文件（本地模式浏览器会禁用存储导致按钮失效），一律用上面的网址。</w:t>
+      </w:r>
+    </w:p>
+    <w:p>
+      <w:pPr>
+        <w:pStyle w:val="Heading1"/>
+      </w:pPr>
+      <w:r>
+        <w:rPr>
+          <w:rFonts w:ascii="Times New Roman" w:hAnsi="Times New Roman" w:eastAsia="黑体"/>
+          <w:b/>
+          <w:sz w:val="32"/>
+        </w:rPr>
+        <w:t>四、核心流程：从指令到买入（手把手）</w:t>
+      </w:r>
+    </w:p>
+    <w:p>
+      <w:pPr>
+        <w:pStyle w:val="Heading2"/>
+      </w:pPr>
+      <w:r>
+        <w:rPr>
+          <w:rFonts w:ascii="Times New Roman" w:hAnsi="Times New Roman" w:eastAsia="黑体"/>
+          <w:b/>
+          <w:sz w:val="28"/>
+        </w:rPr>
+        <w:t>4.1 第一步：看指令（每交易日16:00后）</w:t>
       </w:r>
     </w:p>
     <w:p>
@@ -3035,7 +1090,436 @@
           <w:b w:val="0"/>
           <w:sz w:val="24"/>
         </w:rPr>
-        <w:t>小技巧：如果auto记账价格与同花顺实际成交价有出入，直接把 trades.csv 里那一行的 price/amount 改成实际值，再跑 python main.py report 即可，所有盈亏和文档都会自动重算。</w:t>
+        <w:t>打开仪表盘，黄色“最新交易指令”卡列出：方向（买入/卖出）、证券名称代码、参考价、数量、金额、决策编号和理由。没有指令卡显示“最近交易日无操作指令”时，当天就不交易——这是正常状态，不要为凑单而乱买。</w:t>
+      </w:r>
+    </w:p>
+    <w:p>
+      <w:pPr>
+        <w:pStyle w:val="Heading2"/>
+      </w:pPr>
+      <w:r>
+        <w:rPr>
+          <w:rFonts w:ascii="Times New Roman" w:hAnsi="Times New Roman" w:eastAsia="黑体"/>
+          <w:b/>
+          <w:sz w:val="28"/>
+        </w:rPr>
+        <w:t>4.2 第二步：在同花顺下单（第二天开盘9:30后）</w:t>
+      </w:r>
+    </w:p>
+    <w:p>
+      <w:pPr>
+        <w:spacing w:after="80" w:line="312" w:lineRule="auto"/>
+        <w:ind w:left="240"/>
+      </w:pPr>
+      <w:r>
+        <w:rPr>
+          <w:rFonts w:ascii="Times New Roman" w:hAnsi="Times New Roman" w:eastAsia="宋体"/>
+          <w:sz w:val="24"/>
+        </w:rPr>
+        <w:t>① 打开同花顺APP → 交易 → 模拟炒股（确认已加入班级比赛）。</w:t>
+      </w:r>
+    </w:p>
+    <w:p>
+      <w:pPr>
+        <w:spacing w:after="80" w:line="312" w:lineRule="auto"/>
+        <w:ind w:left="240"/>
+      </w:pPr>
+      <w:r>
+        <w:rPr>
+          <w:rFonts w:ascii="Times New Roman" w:hAnsi="Times New Roman" w:eastAsia="宋体"/>
+          <w:sz w:val="24"/>
+        </w:rPr>
+        <w:t>② 买入：输入指令卡上的代码 → 价格用限价委托（参考价±0.02元以内）→ 数量照抄指令卡（一定是100股整数倍）→ 提交。</w:t>
+      </w:r>
+    </w:p>
+    <w:p>
+      <w:pPr>
+        <w:spacing w:after="80" w:line="312" w:lineRule="auto"/>
+        <w:ind w:left="240"/>
+      </w:pPr>
+      <w:r>
+        <w:rPr>
+          <w:rFonts w:ascii="Times New Roman" w:hAnsi="Times New Roman" w:eastAsia="宋体"/>
+          <w:sz w:val="24"/>
+        </w:rPr>
+        <w:t>③ 卖出：在持仓页选择该股票 → 卖出 → 同样限价 → 数量照抄 → 提交。</w:t>
+      </w:r>
+    </w:p>
+    <w:p>
+      <w:pPr>
+        <w:spacing w:after="80" w:line="312" w:lineRule="auto"/>
+        <w:ind w:left="240"/>
+      </w:pPr>
+      <w:r>
+        <w:rPr>
+          <w:rFonts w:ascii="Times New Roman" w:hAnsi="Times New Roman" w:eastAsia="宋体"/>
+          <w:sz w:val="24"/>
+        </w:rPr>
+        <w:t>④ 下单后到“成交查询”确认是否成交；未成交（价格偏离）可撤单重挂。</w:t>
+      </w:r>
+    </w:p>
+    <w:p>
+      <w:pPr>
+        <w:pStyle w:val="Heading2"/>
+      </w:pPr>
+      <w:r>
+        <w:rPr>
+          <w:rFonts w:ascii="Times New Roman" w:hAnsi="Times New Roman" w:eastAsia="黑体"/>
+          <w:b/>
+          <w:sz w:val="28"/>
+        </w:rPr>
+        <w:t>4.3 第三步：回填实际成交价（关键！保证账实一致）</w:t>
+      </w:r>
+    </w:p>
+    <w:p>
+      <w:pPr>
+        <w:spacing w:after="120" w:line="312" w:lineRule="auto"/>
+        <w:ind w:firstLine="480"/>
+        <w:jc w:val="both"/>
+      </w:pPr>
+      <w:r>
+        <w:rPr>
+          <w:rFonts w:ascii="Times New Roman" w:hAnsi="Times New Roman" w:eastAsia="宋体"/>
+          <w:b w:val="0"/>
+          <w:sz w:val="24"/>
+        </w:rPr>
+        <w:t>系统账本默认按“决策当日收盘价”记账，你实际成交价会有小幅出入。回填方法二选一：</w:t>
+      </w:r>
+    </w:p>
+    <w:p>
+      <w:pPr>
+        <w:spacing w:after="80" w:line="312" w:lineRule="auto"/>
+        <w:ind w:left="240"/>
+      </w:pPr>
+      <w:r>
+        <w:rPr>
+          <w:rFonts w:ascii="Times New Roman" w:hAnsi="Times New Roman" w:eastAsia="宋体"/>
+          <w:sz w:val="24"/>
+        </w:rPr>
+        <w:t>方法A（推荐，手机可做）：打开仓库网页 → 进入 data/trades.csv → 点铅笔图标编辑 → 把对应行的 price 改成实际成交价、amount 改为 价格×股数 → Commit changes。云端下次运行自动生效。</w:t>
+      </w:r>
+    </w:p>
+    <w:p>
+      <w:pPr>
+        <w:spacing w:after="80" w:line="312" w:lineRule="auto"/>
+        <w:ind w:left="240"/>
+      </w:pPr>
+      <w:r>
+        <w:rPr>
+          <w:rFonts w:ascii="Times New Roman" w:hAnsi="Times New Roman" w:eastAsia="宋体"/>
+          <w:sz w:val="24"/>
+        </w:rPr>
+        <w:t>方法B（电脑）：用记事本打开 workflow\data\trades.csv 修改 → 保存后运行 python main.py report。</w:t>
+      </w:r>
+    </w:p>
+    <w:p>
+      <w:pPr>
+        <w:spacing w:after="120" w:line="276" w:lineRule="auto"/>
+        <w:ind w:left="360"/>
+      </w:pPr>
+      <w:r>
+        <w:rPr>
+          <w:rFonts w:ascii="Consolas" w:hAnsi="Consolas" w:eastAsia="SimSun"/>
+          <w:sz w:val="20"/>
+        </w:rPr>
+        <w:t>trades.csv 每行格式（逗号分隔）:</w:t>
+        <w:br/>
+        <w:t>date,code,name,side,price,shares,amount,decision_id,source,note</w:t>
+        <w:br/>
+        <w:t>2026-09-07,510300,沪深300ETF,买入,4.62,259900,1200538,D2026090701,auto,按实际成交价修正</w:t>
+      </w:r>
+    </w:p>
+    <w:p>
+      <w:pPr>
+        <w:pStyle w:val="Heading2"/>
+      </w:pPr>
+      <w:r>
+        <w:rPr>
+          <w:rFonts w:ascii="Times New Roman" w:hAnsi="Times New Roman" w:eastAsia="黑体"/>
+          <w:b/>
+          <w:sz w:val="28"/>
+        </w:rPr>
+        <w:t>4.4 第四步：确认决策（PENDING→CONFIRMED）</w:t>
+      </w:r>
+    </w:p>
+    <w:p>
+      <w:pPr>
+        <w:spacing w:after="120" w:line="276" w:lineRule="auto"/>
+        <w:ind w:left="360"/>
+      </w:pPr>
+      <w:r>
+        <w:rPr>
+          <w:rFonts w:ascii="Consolas" w:hAnsi="Consolas" w:eastAsia="SimSun"/>
+          <w:sz w:val="20"/>
+        </w:rPr>
+        <w:t>python main.py confirm D2026090701 D2026090702    # 决策ID在指令卡/07号文件里</w:t>
+      </w:r>
+    </w:p>
+    <w:p>
+      <w:pPr>
+        <w:spacing w:after="120" w:line="312" w:lineRule="auto"/>
+        <w:ind w:firstLine="480"/>
+        <w:jc w:val="both"/>
+      </w:pPr>
+      <w:r>
+        <w:rPr>
+          <w:rFonts w:ascii="Times New Roman" w:hAnsi="Times New Roman" w:eastAsia="宋体"/>
+          <w:b w:val="0"/>
+          <w:sz w:val="24"/>
+        </w:rPr>
+        <w:t>确认也可以由记录员在 GitHub 网页编辑 data/confirmations.csv 完成（每行一个决策ID）。未确认的决策会被自动验收扣分。</w:t>
+      </w:r>
+    </w:p>
+    <w:p>
+      <w:pPr>
+        <w:pStyle w:val="Heading2"/>
+      </w:pPr>
+      <w:r>
+        <w:rPr>
+          <w:rFonts w:ascii="Times New Roman" w:hAnsi="Times New Roman" w:eastAsia="黑体"/>
+          <w:b/>
+          <w:sz w:val="28"/>
+        </w:rPr>
+        <w:t>4.5 时间规则速记</w:t>
+      </w:r>
+    </w:p>
+    <w:tbl>
+      <w:tblPr>
+        <w:tblStyle w:val="TableGrid"/>
+        <w:tblW w:type="auto" w:w="0"/>
+        <w:jc w:val="center"/>
+        <w:tblLook w:firstColumn="1" w:firstRow="1" w:lastColumn="0" w:lastRow="0" w:noHBand="0" w:noVBand="1" w:val="04A0"/>
+      </w:tblPr>
+      <w:tblGrid>
+        <w:gridCol w:w="4320"/>
+        <w:gridCol w:w="4320"/>
+      </w:tblGrid>
+      <w:tr>
+        <w:tc>
+          <w:tcPr>
+            <w:tcW w:type="dxa" w:w="4535"/>
+          </w:tcPr>
+          <w:p>
+            <w:pPr>
+              <w:jc w:val="center"/>
+            </w:pPr>
+            <w:r/>
+            <w:r>
+              <w:rPr>
+                <w:rFonts w:ascii="Times New Roman" w:hAnsi="Times New Roman" w:eastAsia="黑体"/>
+                <w:b/>
+                <w:sz w:val="19"/>
+              </w:rPr>
+              <w:t>事项</w:t>
+            </w:r>
+          </w:p>
+        </w:tc>
+        <w:tc>
+          <w:tcPr>
+            <w:tcW w:type="dxa" w:w="4309"/>
+          </w:tcPr>
+          <w:p>
+            <w:pPr>
+              <w:jc w:val="center"/>
+            </w:pPr>
+            <w:r/>
+            <w:r>
+              <w:rPr>
+                <w:rFonts w:ascii="Times New Roman" w:hAnsi="Times New Roman" w:eastAsia="黑体"/>
+                <w:b/>
+                <w:sz w:val="19"/>
+              </w:rPr>
+              <w:t>执行时机</w:t>
+            </w:r>
+          </w:p>
+        </w:tc>
+      </w:tr>
+      <w:tr>
+        <w:tc>
+          <w:tcPr>
+            <w:tcW w:type="dxa" w:w="4535"/>
+          </w:tcPr>
+          <w:p>
+            <w:r/>
+            <w:r>
+              <w:rPr>
+                <w:rFonts w:ascii="Times New Roman" w:hAnsi="Times New Roman" w:eastAsia="宋体"/>
+                <w:sz w:val="19"/>
+              </w:rPr>
+              <w:t>新建仓/调仓指令（16:00生成）</w:t>
+            </w:r>
+          </w:p>
+        </w:tc>
+        <w:tc>
+          <w:tcPr>
+            <w:tcW w:type="dxa" w:w="4309"/>
+          </w:tcPr>
+          <w:p>
+            <w:r/>
+            <w:r>
+              <w:rPr>
+                <w:rFonts w:ascii="Times New Roman" w:hAnsi="Times New Roman" w:eastAsia="宋体"/>
+                <w:sz w:val="19"/>
+              </w:rPr>
+              <w:t>下一个交易日开盘执行</w:t>
+            </w:r>
+          </w:p>
+        </w:tc>
+      </w:tr>
+      <w:tr>
+        <w:tc>
+          <w:tcPr>
+            <w:tcW w:type="dxa" w:w="4535"/>
+          </w:tcPr>
+          <w:p>
+            <w:r/>
+            <w:r>
+              <w:rPr>
+                <w:rFonts w:ascii="Times New Roman" w:hAnsi="Times New Roman" w:eastAsia="宋体"/>
+                <w:sz w:val="19"/>
+              </w:rPr>
+              <w:t>止损/止盈/大盘预警（14:00生成）</w:t>
+            </w:r>
+          </w:p>
+        </w:tc>
+        <w:tc>
+          <w:tcPr>
+            <w:tcW w:type="dxa" w:w="4309"/>
+          </w:tcPr>
+          <w:p>
+            <w:r/>
+            <w:r>
+              <w:rPr>
+                <w:rFonts w:ascii="Times New Roman" w:hAnsi="Times New Roman" w:eastAsia="宋体"/>
+                <w:sz w:val="19"/>
+              </w:rPr>
+              <w:t>当天立即处理</w:t>
+            </w:r>
+          </w:p>
+        </w:tc>
+      </w:tr>
+      <w:tr>
+        <w:tc>
+          <w:tcPr>
+            <w:tcW w:type="dxa" w:w="4535"/>
+          </w:tcPr>
+          <w:p>
+            <w:r/>
+            <w:r>
+              <w:rPr>
+                <w:rFonts w:ascii="Times New Roman" w:hAnsi="Times New Roman" w:eastAsia="宋体"/>
+                <w:sz w:val="19"/>
+              </w:rPr>
+              <w:t>实际成交价回填</w:t>
+            </w:r>
+          </w:p>
+        </w:tc>
+        <w:tc>
+          <w:tcPr>
+            <w:tcW w:type="dxa" w:w="4309"/>
+          </w:tcPr>
+          <w:p>
+            <w:r/>
+            <w:r>
+              <w:rPr>
+                <w:rFonts w:ascii="Times New Roman" w:hAnsi="Times New Roman" w:eastAsia="宋体"/>
+                <w:sz w:val="19"/>
+              </w:rPr>
+              <w:t>成交当天晚上完成，越早越好</w:t>
+            </w:r>
+          </w:p>
+        </w:tc>
+      </w:tr>
+    </w:tbl>
+    <w:p>
+      <w:pPr>
+        <w:pStyle w:val="Heading1"/>
+      </w:pPr>
+      <w:r>
+        <w:rPr>
+          <w:rFonts w:ascii="Times New Roman" w:hAnsi="Times New Roman" w:eastAsia="黑体"/>
+          <w:b/>
+          <w:sz w:val="32"/>
+        </w:rPr>
+        <w:t>五、每周任务与周会</w:t>
+      </w:r>
+    </w:p>
+    <w:p>
+      <w:pPr>
+        <w:spacing w:after="80" w:line="312" w:lineRule="auto"/>
+        <w:ind w:left="240"/>
+      </w:pPr>
+      <w:r>
+        <w:rPr>
+          <w:rFonts w:ascii="Times New Roman" w:hAnsi="Times New Roman" w:eastAsia="宋体"/>
+          <w:sz w:val="24"/>
+        </w:rPr>
+        <w:t>周六10:00云端自动生成周报；周会15分钟固定议程：</w:t>
+      </w:r>
+    </w:p>
+    <w:p>
+      <w:pPr>
+        <w:spacing w:after="80" w:line="312" w:lineRule="auto"/>
+        <w:ind w:left="240"/>
+      </w:pPr>
+      <w:r>
+        <w:rPr>
+          <w:rFonts w:ascii="Times New Roman" w:hAnsi="Times New Roman" w:eastAsia="宋体"/>
+          <w:sz w:val="24"/>
+        </w:rPr>
+        <w:t>① 候选池变化：谁进榜谁落榜、为什么（研究员主讲，看03号文件）；</w:t>
+      </w:r>
+    </w:p>
+    <w:p>
+      <w:pPr>
+        <w:spacing w:after="80" w:line="312" w:lineRule="auto"/>
+        <w:ind w:left="240"/>
+      </w:pPr>
+      <w:r>
+        <w:rPr>
+          <w:rFonts w:ascii="Times New Roman" w:hAnsi="Times New Roman" w:eastAsia="宋体"/>
+          <w:sz w:val="24"/>
+        </w:rPr>
+        <w:t>② 本周最佳/最差决策复盘（交易员主讲，看14号复盘文档）；</w:t>
+      </w:r>
+    </w:p>
+    <w:p>
+      <w:pPr>
+        <w:spacing w:after="80" w:line="312" w:lineRule="auto"/>
+        <w:ind w:left="240"/>
+      </w:pPr>
+      <w:r>
+        <w:rPr>
+          <w:rFonts w:ascii="Times New Roman" w:hAnsi="Times New Roman" w:eastAsia="宋体"/>
+          <w:sz w:val="24"/>
+        </w:rPr>
+        <w:t>③ 风险官通报：仓位、现金、预警处理情况；</w:t>
+      </w:r>
+    </w:p>
+    <w:p>
+      <w:pPr>
+        <w:spacing w:after="80" w:line="312" w:lineRule="auto"/>
+        <w:ind w:left="240"/>
+      </w:pPr>
+      <w:r>
+        <w:rPr>
+          <w:rFonts w:ascii="Times New Roman" w:hAnsi="Times New Roman" w:eastAsia="宋体"/>
+          <w:sz w:val="24"/>
+        </w:rPr>
+        <w:t>④ 记录员通报：confirm进度、回填遗漏；</w:t>
+      </w:r>
+    </w:p>
+    <w:p>
+      <w:pPr>
+        <w:spacing w:after="80" w:line="312" w:lineRule="auto"/>
+        <w:ind w:left="240"/>
+      </w:pPr>
+      <w:r>
+        <w:rPr>
+          <w:rFonts w:ascii="Times New Roman" w:hAnsi="Times New Roman" w:eastAsia="宋体"/>
+          <w:sz w:val="24"/>
+        </w:rPr>
+        <w:t>⑤ 报告负责人：把本周值得写进总结报告的事件记入素材清单。</w:t>
       </w:r>
     </w:p>
     <w:p>
@@ -3048,7 +1532,339 @@
           <w:b/>
           <w:sz w:val="32"/>
         </w:rPr>
-        <w:t>七、怎么改策略参数（config.json）</w:t>
+        <w:t>六、看懂数据</w:t>
+      </w:r>
+    </w:p>
+    <w:tbl>
+      <w:tblPr>
+        <w:tblStyle w:val="TableGrid"/>
+        <w:tblW w:type="auto" w:w="0"/>
+        <w:jc w:val="center"/>
+        <w:tblLook w:firstColumn="1" w:firstRow="1" w:lastColumn="0" w:lastRow="0" w:noHBand="0" w:noVBand="1" w:val="04A0"/>
+      </w:tblPr>
+      <w:tblGrid>
+        <w:gridCol w:w="4320"/>
+        <w:gridCol w:w="4320"/>
+      </w:tblGrid>
+      <w:tr>
+        <w:tc>
+          <w:tcPr>
+            <w:tcW w:type="dxa" w:w="2494"/>
+          </w:tcPr>
+          <w:p>
+            <w:pPr>
+              <w:jc w:val="center"/>
+            </w:pPr>
+            <w:r/>
+            <w:r>
+              <w:rPr>
+                <w:rFonts w:ascii="Times New Roman" w:hAnsi="Times New Roman" w:eastAsia="黑体"/>
+                <w:b/>
+                <w:sz w:val="19"/>
+              </w:rPr>
+              <w:t>指标/板块</w:t>
+            </w:r>
+          </w:p>
+        </w:tc>
+        <w:tc>
+          <w:tcPr>
+            <w:tcW w:type="dxa" w:w="6350"/>
+          </w:tcPr>
+          <w:p>
+            <w:pPr>
+              <w:jc w:val="center"/>
+            </w:pPr>
+            <w:r/>
+            <w:r>
+              <w:rPr>
+                <w:rFonts w:ascii="Times New Roman" w:hAnsi="Times New Roman" w:eastAsia="黑体"/>
+                <w:b/>
+                <w:sz w:val="19"/>
+              </w:rPr>
+              <w:t>含义与用法</w:t>
+            </w:r>
+          </w:p>
+        </w:tc>
+      </w:tr>
+      <w:tr>
+        <w:tc>
+          <w:tcPr>
+            <w:tcW w:type="dxa" w:w="2494"/>
+          </w:tcPr>
+          <w:p>
+            <w:r/>
+            <w:r>
+              <w:rPr>
+                <w:rFonts w:ascii="Times New Roman" w:hAnsi="Times New Roman" w:eastAsia="宋体"/>
+                <w:sz w:val="19"/>
+              </w:rPr>
+              <w:t>总资产/总收益率</w:t>
+            </w:r>
+          </w:p>
+        </w:tc>
+        <w:tc>
+          <w:tcPr>
+            <w:tcW w:type="dxa" w:w="6350"/>
+          </w:tcPr>
+          <w:p>
+            <w:r/>
+            <w:r>
+              <w:rPr>
+                <w:rFonts w:ascii="Times New Roman" w:hAnsi="Times New Roman" w:eastAsia="宋体"/>
+                <w:sz w:val="19"/>
+              </w:rPr>
+              <w:t>组合市值+现金；与“同期沪深300”对比得出超额收益（期末报告核心数字）</w:t>
+            </w:r>
+          </w:p>
+        </w:tc>
+      </w:tr>
+      <w:tr>
+        <w:tc>
+          <w:tcPr>
+            <w:tcW w:type="dxa" w:w="2494"/>
+          </w:tcPr>
+          <w:p>
+            <w:r/>
+            <w:r>
+              <w:rPr>
+                <w:rFonts w:ascii="Times New Roman" w:hAnsi="Times New Roman" w:eastAsia="宋体"/>
+                <w:sz w:val="19"/>
+              </w:rPr>
+              <w:t>现金(万)</w:t>
+            </w:r>
+          </w:p>
+        </w:tc>
+        <w:tc>
+          <w:tcPr>
+            <w:tcW w:type="dxa" w:w="6350"/>
+          </w:tcPr>
+          <w:p>
+            <w:r/>
+            <w:r>
+              <w:rPr>
+                <w:rFonts w:ascii="Times New Roman" w:hAnsi="Times New Roman" w:eastAsia="宋体"/>
+                <w:sz w:val="19"/>
+              </w:rPr>
+              <w:t>低于20%说明接近满仓，系统会停止新买入</w:t>
+            </w:r>
+          </w:p>
+        </w:tc>
+      </w:tr>
+      <w:tr>
+        <w:tc>
+          <w:tcPr>
+            <w:tcW w:type="dxa" w:w="2494"/>
+          </w:tcPr>
+          <w:p>
+            <w:r/>
+            <w:r>
+              <w:rPr>
+                <w:rFonts w:ascii="Times New Roman" w:hAnsi="Times New Roman" w:eastAsia="宋体"/>
+                <w:sz w:val="19"/>
+              </w:rPr>
+              <w:t>候选池Top5</w:t>
+            </w:r>
+          </w:p>
+        </w:tc>
+        <w:tc>
+          <w:tcPr>
+            <w:tcW w:type="dxa" w:w="6350"/>
+          </w:tcPr>
+          <w:p>
+            <w:r/>
+            <w:r>
+              <w:rPr>
+                <w:rFonts w:ascii="Times New Roman" w:hAnsi="Times New Roman" w:eastAsia="宋体"/>
+                <w:sz w:val="19"/>
+              </w:rPr>
+              <w:t>综合分=基本面50%+技术面50%；范围12只固定、排名每天变；前8名进入正式候选池</w:t>
+            </w:r>
+          </w:p>
+        </w:tc>
+      </w:tr>
+      <w:tr>
+        <w:tc>
+          <w:tcPr>
+            <w:tcW w:type="dxa" w:w="2494"/>
+          </w:tcPr>
+          <w:p>
+            <w:r/>
+            <w:r>
+              <w:rPr>
+                <w:rFonts w:ascii="Times New Roman" w:hAnsi="Times New Roman" w:eastAsia="宋体"/>
+                <w:sz w:val="19"/>
+              </w:rPr>
+              <w:t>最新交易指令卡</w:t>
+            </w:r>
+          </w:p>
+        </w:tc>
+        <w:tc>
+          <w:tcPr>
+            <w:tcW w:type="dxa" w:w="6350"/>
+          </w:tcPr>
+          <w:p>
+            <w:r/>
+            <w:r>
+              <w:rPr>
+                <w:rFonts w:ascii="Times New Roman" w:hAnsi="Times New Roman" w:eastAsia="宋体"/>
+                <w:sz w:val="19"/>
+              </w:rPr>
+              <w:t>系统当天生成的买卖计划，含完整依据链（评分/基本面/技术面/规则校验）</w:t>
+            </w:r>
+          </w:p>
+        </w:tc>
+      </w:tr>
+      <w:tr>
+        <w:tc>
+          <w:tcPr>
+            <w:tcW w:type="dxa" w:w="2494"/>
+          </w:tcPr>
+          <w:p>
+            <w:r/>
+            <w:r>
+              <w:rPr>
+                <w:rFonts w:ascii="Times New Roman" w:hAnsi="Times New Roman" w:eastAsia="宋体"/>
+                <w:sz w:val="19"/>
+              </w:rPr>
+              <w:t>最近决策列表</w:t>
+            </w:r>
+          </w:p>
+        </w:tc>
+        <w:tc>
+          <w:tcPr>
+            <w:tcW w:type="dxa" w:w="6350"/>
+          </w:tcPr>
+          <w:p>
+            <w:r/>
+            <w:r>
+              <w:rPr>
+                <w:rFonts w:ascii="Times New Roman" w:hAnsi="Times New Roman" w:eastAsia="宋体"/>
+                <w:sz w:val="19"/>
+              </w:rPr>
+              <w:t>每条带“已确认/待确认”徽章，待确认需及时confirm</w:t>
+            </w:r>
+          </w:p>
+        </w:tc>
+      </w:tr>
+      <w:tr>
+        <w:tc>
+          <w:tcPr>
+            <w:tcW w:type="dxa" w:w="2494"/>
+          </w:tcPr>
+          <w:p>
+            <w:r/>
+            <w:r>
+              <w:rPr>
+                <w:rFonts w:ascii="Times New Roman" w:hAnsi="Times New Roman" w:eastAsia="宋体"/>
+                <w:sz w:val="19"/>
+              </w:rPr>
+              <w:t>风险预警卡</w:t>
+            </w:r>
+          </w:p>
+        </w:tc>
+        <w:tc>
+          <w:tcPr>
+            <w:tcW w:type="dxa" w:w="6350"/>
+          </w:tcPr>
+          <w:p>
+            <w:r/>
+            <w:r>
+              <w:rPr>
+                <w:rFonts w:ascii="Times New Roman" w:hAnsi="Times New Roman" w:eastAsia="宋体"/>
+                <w:sz w:val="19"/>
+              </w:rPr>
+              <w:t>触及止盈止损线或大盘急跌时出现，出现即行动</w:t>
+            </w:r>
+          </w:p>
+        </w:tc>
+      </w:tr>
+      <w:tr>
+        <w:tc>
+          <w:tcPr>
+            <w:tcW w:type="dxa" w:w="2494"/>
+          </w:tcPr>
+          <w:p>
+            <w:r/>
+            <w:r>
+              <w:rPr>
+                <w:rFonts w:ascii="Times New Roman" w:hAnsi="Times New Roman" w:eastAsia="宋体"/>
+                <w:sz w:val="19"/>
+              </w:rPr>
+              <w:t>成果验收</w:t>
+            </w:r>
+          </w:p>
+        </w:tc>
+        <w:tc>
+          <w:tcPr>
+            <w:tcW w:type="dxa" w:w="6350"/>
+          </w:tcPr>
+          <w:p>
+            <w:r/>
+            <w:r>
+              <w:rPr>
+                <w:rFonts w:ascii="Times New Roman" w:hAnsi="Times New Roman" w:eastAsia="宋体"/>
+                <w:sz w:val="19"/>
+              </w:rPr>
+              <w:t>18项检查的完成度，100%才允许期末打包提交</w:t>
+            </w:r>
+          </w:p>
+        </w:tc>
+      </w:tr>
+    </w:tbl>
+    <w:p>
+      <w:pPr>
+        <w:spacing w:after="120" w:line="312" w:lineRule="auto"/>
+        <w:ind w:firstLine="480"/>
+        <w:jc w:val="both"/>
+      </w:pPr>
+      <w:r>
+        <w:rPr>
+          <w:rFonts w:ascii="Times New Roman" w:hAnsi="Times New Roman" w:eastAsia="宋体"/>
+          <w:b w:val="0"/>
+          <w:sz w:val="24"/>
+        </w:rPr>
+        <w:t>常用文件速查：07号=每笔决策的完整证据链；09号=交易流水与盈亏归因；14号=每日复盘；15号=工作日报；02/03/06/11号=过程材料（市场观察/候选池/技术分析/AI记录）。</w:t>
+      </w:r>
+    </w:p>
+    <w:p>
+      <w:pPr>
+        <w:pStyle w:val="Heading1"/>
+      </w:pPr>
+      <w:r>
+        <w:rPr>
+          <w:rFonts w:ascii="Times New Roman" w:hAnsi="Times New Roman" w:eastAsia="黑体"/>
+          <w:b/>
+          <w:sz w:val="32"/>
+        </w:rPr>
+        <w:t>七、PBL报告填写指南（期末最重要的一章）</w:t>
+      </w:r>
+    </w:p>
+    <w:p>
+      <w:pPr>
+        <w:pStyle w:val="Heading2"/>
+      </w:pPr>
+      <w:r>
+        <w:rPr>
+          <w:rFonts w:ascii="Times New Roman" w:hAnsi="Times New Roman" w:eastAsia="黑体"/>
+          <w:b/>
+          <w:sz w:val="28"/>
+        </w:rPr>
+        <w:t>7.1 总原则：数据自动流入，人工只写“人才能写的东西”</w:t>
+      </w:r>
+    </w:p>
+    <w:p>
+      <w:pPr>
+        <w:spacing w:after="120" w:line="312" w:lineRule="auto"/>
+        <w:ind w:firstLine="480"/>
+        <w:jc w:val="both"/>
+      </w:pPr>
+      <w:r>
+        <w:rPr>
+          <w:rFonts w:ascii="Times New Roman" w:hAnsi="Times New Roman" w:eastAsia="宋体"/>
+          <w:b w:val="0"/>
+          <w:sz w:val="24"/>
+        </w:rPr>
+        <w:t>任务书《项目最终成果清单》的90%由系统每日自动生成（outputs/下15份文件）。期末你只补四类“人味”内容，然后一键打包。</w:t>
       </w:r>
     </w:p>
     <w:tbl>
@@ -3066,7 +1882,7 @@
       <w:tr>
         <w:tc>
           <w:tcPr>
-            <w:tcW w:type="dxa" w:w="2268"/>
+            <w:tcW w:type="dxa" w:w="2608"/>
           </w:tcPr>
           <w:p>
             <w:pPr>
@@ -3079,13 +1895,13 @@
                 <w:b/>
                 <w:sz w:val="19"/>
               </w:rPr>
-              <w:t>想改什么</w:t>
+              <w:t>任务书成果</w:t>
             </w:r>
           </w:p>
         </w:tc>
         <w:tc>
           <w:tcPr>
-            <w:tcW w:type="dxa" w:w="3402"/>
+            <w:tcW w:type="dxa" w:w="2948"/>
           </w:tcPr>
           <w:p>
             <w:pPr>
@@ -3098,13 +1914,13 @@
                 <w:b/>
                 <w:sz w:val="19"/>
               </w:rPr>
-              <w:t>改哪里</w:t>
+              <w:t>系统文件</w:t>
             </w:r>
           </w:p>
         </w:tc>
         <w:tc>
           <w:tcPr>
-            <w:tcW w:type="dxa" w:w="3742"/>
+            <w:tcW w:type="dxa" w:w="3288"/>
           </w:tcPr>
           <w:p>
             <w:pPr>
@@ -3117,7 +1933,7 @@
                 <w:b/>
                 <w:sz w:val="19"/>
               </w:rPr>
-              <w:t>注意</w:t>
+              <w:t>你要做的</w:t>
             </w:r>
           </w:p>
         </w:tc>
@@ -3125,7 +1941,7 @@
       <w:tr>
         <w:tc>
           <w:tcPr>
-            <w:tcW w:type="dxa" w:w="2268"/>
+            <w:tcW w:type="dxa" w:w="2608"/>
           </w:tcPr>
           <w:p>
             <w:r/>
@@ -3134,13 +1950,13 @@
                 <w:rFonts w:ascii="Times New Roman" w:hAnsi="Times New Roman" w:eastAsia="宋体"/>
                 <w:sz w:val="19"/>
               </w:rPr>
-              <w:t>换观察池股票</w:t>
+              <w:t>小组信息登记表</w:t>
             </w:r>
           </w:p>
         </w:tc>
         <w:tc>
           <w:tcPr>
-            <w:tcW w:type="dxa" w:w="3402"/>
+            <w:tcW w:type="dxa" w:w="2948"/>
           </w:tcPr>
           <w:p>
             <w:r/>
@@ -3149,13 +1965,13 @@
                 <w:rFonts w:ascii="Times New Roman" w:hAnsi="Times New Roman" w:eastAsia="宋体"/>
                 <w:sz w:val="19"/>
               </w:rPr>
-              <w:t>universe 数组：code/name/kind/industry/secid</w:t>
+              <w:t>01</w:t>
             </w:r>
           </w:p>
         </w:tc>
         <w:tc>
           <w:tcPr>
-            <w:tcW w:type="dxa" w:w="3742"/>
+            <w:tcW w:type="dxa" w:w="3288"/>
           </w:tcPr>
           <w:p>
             <w:r/>
@@ -3164,7 +1980,7 @@
                 <w:rFonts w:ascii="Times New Roman" w:hAnsi="Times New Roman" w:eastAsia="宋体"/>
                 <w:sz w:val="19"/>
               </w:rPr>
-              <w:t>secid格式“市场.代码”：1=沪市，0=深市，如 1.600519、0.300750、1.510300</w:t>
+              <w:t>手填7人姓名/学号/角色</w:t>
             </w:r>
           </w:p>
         </w:tc>
@@ -3172,7 +1988,7 @@
       <w:tr>
         <w:tc>
           <w:tcPr>
-            <w:tcW w:type="dxa" w:w="2268"/>
+            <w:tcW w:type="dxa" w:w="2608"/>
           </w:tcPr>
           <w:p>
             <w:r/>
@@ -3181,13 +1997,13 @@
                 <w:rFonts w:ascii="Times New Roman" w:hAnsi="Times New Roman" w:eastAsia="宋体"/>
                 <w:sz w:val="19"/>
               </w:rPr>
-              <w:t>止盈/止损线</w:t>
+              <w:t>市场观察记录</w:t>
             </w:r>
           </w:p>
         </w:tc>
         <w:tc>
           <w:tcPr>
-            <w:tcW w:type="dxa" w:w="3402"/>
+            <w:tcW w:type="dxa" w:w="2948"/>
           </w:tcPr>
           <w:p>
             <w:r/>
@@ -3196,13 +2012,13 @@
                 <w:rFonts w:ascii="Times New Roman" w:hAnsi="Times New Roman" w:eastAsia="宋体"/>
                 <w:sz w:val="19"/>
               </w:rPr>
-              <w:t>take_profit_pct / stop_loss_pct（0.09=9%）</w:t>
+              <w:t>02</w:t>
             </w:r>
           </w:p>
         </w:tc>
         <w:tc>
           <w:tcPr>
-            <w:tcW w:type="dxa" w:w="3742"/>
+            <w:tcW w:type="dxa" w:w="3288"/>
           </w:tcPr>
           <w:p>
             <w:r/>
@@ -3211,7 +2027,7 @@
                 <w:rFonts w:ascii="Times New Roman" w:hAnsi="Times New Roman" w:eastAsia="宋体"/>
                 <w:sz w:val="19"/>
               </w:rPr>
-              <w:t>默认9%/8%</w:t>
+              <w:t>直接交</w:t>
             </w:r>
           </w:p>
         </w:tc>
@@ -3219,7 +2035,7 @@
       <w:tr>
         <w:tc>
           <w:tcPr>
-            <w:tcW w:type="dxa" w:w="2268"/>
+            <w:tcW w:type="dxa" w:w="2608"/>
           </w:tcPr>
           <w:p>
             <w:r/>
@@ -3228,13 +2044,13 @@
                 <w:rFonts w:ascii="Times New Roman" w:hAnsi="Times New Roman" w:eastAsia="宋体"/>
                 <w:sz w:val="19"/>
               </w:rPr>
-              <w:t>单只仓位上限</w:t>
+              <w:t>候选股票池</w:t>
             </w:r>
           </w:p>
         </w:tc>
         <w:tc>
           <w:tcPr>
-            <w:tcW w:type="dxa" w:w="3402"/>
+            <w:tcW w:type="dxa" w:w="2948"/>
           </w:tcPr>
           <w:p>
             <w:r/>
@@ -3243,13 +2059,13 @@
                 <w:rFonts w:ascii="Times New Roman" w:hAnsi="Times New Roman" w:eastAsia="宋体"/>
                 <w:sz w:val="19"/>
               </w:rPr>
-              <w:t>max_single_position_pct</w:t>
+              <w:t>03</w:t>
             </w:r>
           </w:p>
         </w:tc>
         <w:tc>
           <w:tcPr>
-            <w:tcW w:type="dxa" w:w="3742"/>
+            <w:tcW w:type="dxa" w:w="3288"/>
           </w:tcPr>
           <w:p>
             <w:r/>
@@ -3258,7 +2074,7 @@
                 <w:rFonts w:ascii="Times New Roman" w:hAnsi="Times New Roman" w:eastAsia="宋体"/>
                 <w:sz w:val="19"/>
               </w:rPr>
-              <w:t>任务书要求≤30%，勿改大</w:t>
+              <w:t>直接交</w:t>
             </w:r>
           </w:p>
         </w:tc>
@@ -3266,7 +2082,7 @@
       <w:tr>
         <w:tc>
           <w:tcPr>
-            <w:tcW w:type="dxa" w:w="2268"/>
+            <w:tcW w:type="dxa" w:w="2608"/>
           </w:tcPr>
           <w:p>
             <w:r/>
@@ -3275,13 +2091,13 @@
                 <w:rFonts w:ascii="Times New Roman" w:hAnsi="Times New Roman" w:eastAsia="宋体"/>
                 <w:sz w:val="19"/>
               </w:rPr>
-              <w:t>现金下限</w:t>
+              <w:t>初始投资方案</w:t>
             </w:r>
           </w:p>
         </w:tc>
         <w:tc>
           <w:tcPr>
-            <w:tcW w:type="dxa" w:w="3402"/>
+            <w:tcW w:type="dxa" w:w="2948"/>
           </w:tcPr>
           <w:p>
             <w:r/>
@@ -3290,13 +2106,13 @@
                 <w:rFonts w:ascii="Times New Roman" w:hAnsi="Times New Roman" w:eastAsia="宋体"/>
                 <w:sz w:val="19"/>
               </w:rPr>
-              <w:t>min_cash_pct</w:t>
+              <w:t>04</w:t>
             </w:r>
           </w:p>
         </w:tc>
         <w:tc>
           <w:tcPr>
-            <w:tcW w:type="dxa" w:w="3742"/>
+            <w:tcW w:type="dxa" w:w="3288"/>
           </w:tcPr>
           <w:p>
             <w:r/>
@@ -3305,7 +2121,7 @@
                 <w:rFonts w:ascii="Times New Roman" w:hAnsi="Times New Roman" w:eastAsia="宋体"/>
                 <w:sz w:val="19"/>
               </w:rPr>
-              <w:t>默认20%</w:t>
+              <w:t>直接交</w:t>
             </w:r>
           </w:p>
         </w:tc>
@@ -3313,7 +2129,7 @@
       <w:tr>
         <w:tc>
           <w:tcPr>
-            <w:tcW w:type="dxa" w:w="2268"/>
+            <w:tcW w:type="dxa" w:w="2608"/>
           </w:tcPr>
           <w:p>
             <w:r/>
@@ -3322,13 +2138,13 @@
                 <w:rFonts w:ascii="Times New Roman" w:hAnsi="Times New Roman" w:eastAsia="宋体"/>
                 <w:sz w:val="19"/>
               </w:rPr>
-              <w:t>单只目标仓位</w:t>
+              <w:t>基本面分析</w:t>
             </w:r>
           </w:p>
         </w:tc>
         <w:tc>
           <w:tcPr>
-            <w:tcW w:type="dxa" w:w="3402"/>
+            <w:tcW w:type="dxa" w:w="2948"/>
           </w:tcPr>
           <w:p>
             <w:r/>
@@ -3337,13 +2153,13 @@
                 <w:rFonts w:ascii="Times New Roman" w:hAnsi="Times New Roman" w:eastAsia="宋体"/>
                 <w:sz w:val="19"/>
               </w:rPr>
-              <w:t>target_single_weight</w:t>
+              <w:t>05（前3个股）</w:t>
             </w:r>
           </w:p>
         </w:tc>
         <w:tc>
           <w:tcPr>
-            <w:tcW w:type="dxa" w:w="3742"/>
+            <w:tcW w:type="dxa" w:w="3288"/>
           </w:tcPr>
           <w:p>
             <w:r/>
@@ -3352,7 +2168,7 @@
                 <w:rFonts w:ascii="Times New Roman" w:hAnsi="Times New Roman" w:eastAsia="宋体"/>
                 <w:sz w:val="19"/>
               </w:rPr>
-              <w:t>默认24%</w:t>
+              <w:t>直接交</w:t>
             </w:r>
           </w:p>
         </w:tc>
@@ -3360,7 +2176,7 @@
       <w:tr>
         <w:tc>
           <w:tcPr>
-            <w:tcW w:type="dxa" w:w="2268"/>
+            <w:tcW w:type="dxa" w:w="2608"/>
           </w:tcPr>
           <w:p>
             <w:r/>
@@ -3369,13 +2185,13 @@
                 <w:rFonts w:ascii="Times New Roman" w:hAnsi="Times New Roman" w:eastAsia="宋体"/>
                 <w:sz w:val="19"/>
               </w:rPr>
-              <w:t>开仓评分门槛</w:t>
+              <w:t>技术分析记录</w:t>
             </w:r>
           </w:p>
         </w:tc>
         <w:tc>
           <w:tcPr>
-            <w:tcW w:type="dxa" w:w="3402"/>
+            <w:tcW w:type="dxa" w:w="2948"/>
           </w:tcPr>
           <w:p>
             <w:r/>
@@ -3384,13 +2200,13 @@
                 <w:rFonts w:ascii="Times New Roman" w:hAnsi="Times New Roman" w:eastAsia="宋体"/>
                 <w:sz w:val="19"/>
               </w:rPr>
-              <w:t>min_buy_score</w:t>
+              <w:t>06</w:t>
             </w:r>
           </w:p>
         </w:tc>
         <w:tc>
           <w:tcPr>
-            <w:tcW w:type="dxa" w:w="3742"/>
+            <w:tcW w:type="dxa" w:w="3288"/>
           </w:tcPr>
           <w:p>
             <w:r/>
@@ -3399,7 +2215,7 @@
                 <w:rFonts w:ascii="Times New Roman" w:hAnsi="Times New Roman" w:eastAsia="宋体"/>
                 <w:sz w:val="19"/>
               </w:rPr>
-              <w:t>默认60分，越高越保守</w:t>
+              <w:t>直接交</w:t>
             </w:r>
           </w:p>
         </w:tc>
@@ -3407,7 +2223,7 @@
       <w:tr>
         <w:tc>
           <w:tcPr>
-            <w:tcW w:type="dxa" w:w="2268"/>
+            <w:tcW w:type="dxa" w:w="2608"/>
           </w:tcPr>
           <w:p>
             <w:r/>
@@ -3416,13 +2232,13 @@
                 <w:rFonts w:ascii="Times New Roman" w:hAnsi="Times New Roman" w:eastAsia="宋体"/>
                 <w:sz w:val="19"/>
               </w:rPr>
-              <w:t>每两周最少交易数</w:t>
+              <w:t>投资决策记录</w:t>
             </w:r>
           </w:p>
         </w:tc>
         <w:tc>
           <w:tcPr>
-            <w:tcW w:type="dxa" w:w="3402"/>
+            <w:tcW w:type="dxa" w:w="2948"/>
           </w:tcPr>
           <w:p>
             <w:r/>
@@ -3431,13 +2247,13 @@
                 <w:rFonts w:ascii="Times New Roman" w:hAnsi="Times New Roman" w:eastAsia="宋体"/>
                 <w:sz w:val="19"/>
               </w:rPr>
-              <w:t>min_trades_per_2weeks</w:t>
+              <w:t>07（18列证据链）</w:t>
             </w:r>
           </w:p>
         </w:tc>
         <w:tc>
           <w:tcPr>
-            <w:tcW w:type="dxa" w:w="3742"/>
+            <w:tcW w:type="dxa" w:w="3288"/>
           </w:tcPr>
           <w:p>
             <w:r/>
@@ -3446,7 +2262,1278 @@
                 <w:rFonts w:ascii="Times New Roman" w:hAnsi="Times New Roman" w:eastAsia="宋体"/>
                 <w:sz w:val="19"/>
               </w:rPr>
-              <w:t>任务书要求≥1，勿改0（会被验收扣分）</w:t>
+              <w:t>直接交</w:t>
+            </w:r>
+          </w:p>
+        </w:tc>
+      </w:tr>
+      <w:tr>
+        <w:tc>
+          <w:tcPr>
+            <w:tcW w:type="dxa" w:w="2608"/>
+          </w:tcPr>
+          <w:p>
+            <w:r/>
+            <w:r>
+              <w:rPr>
+                <w:rFonts w:ascii="Times New Roman" w:hAnsi="Times New Roman" w:eastAsia="宋体"/>
+                <w:sz w:val="19"/>
+              </w:rPr>
+              <w:t>完整交易记录</w:t>
+            </w:r>
+          </w:p>
+        </w:tc>
+        <w:tc>
+          <w:tcPr>
+            <w:tcW w:type="dxa" w:w="2948"/>
+          </w:tcPr>
+          <w:p>
+            <w:r/>
+            <w:r>
+              <w:rPr>
+                <w:rFonts w:ascii="Times New Roman" w:hAnsi="Times New Roman" w:eastAsia="宋体"/>
+                <w:sz w:val="19"/>
+              </w:rPr>
+              <w:t>09（流水+盈亏归因）</w:t>
+            </w:r>
+          </w:p>
+        </w:tc>
+        <w:tc>
+          <w:tcPr>
+            <w:tcW w:type="dxa" w:w="3288"/>
+          </w:tcPr>
+          <w:p>
+            <w:r/>
+            <w:r>
+              <w:rPr>
+                <w:rFonts w:ascii="Times New Roman" w:hAnsi="Times New Roman" w:eastAsia="宋体"/>
+                <w:sz w:val="19"/>
+              </w:rPr>
+              <w:t>直接交</w:t>
+            </w:r>
+          </w:p>
+        </w:tc>
+      </w:tr>
+      <w:tr>
+        <w:tc>
+          <w:tcPr>
+            <w:tcW w:type="dxa" w:w="2608"/>
+          </w:tcPr>
+          <w:p>
+            <w:r/>
+            <w:r>
+              <w:rPr>
+                <w:rFonts w:ascii="Times New Roman" w:hAnsi="Times New Roman" w:eastAsia="宋体"/>
+                <w:sz w:val="19"/>
+              </w:rPr>
+              <w:t>中期路演PPT</w:t>
+            </w:r>
+          </w:p>
+        </w:tc>
+        <w:tc>
+          <w:tcPr>
+            <w:tcW w:type="dxa" w:w="2948"/>
+          </w:tcPr>
+          <w:p>
+            <w:r/>
+            <w:r>
+              <w:rPr>
+                <w:rFonts w:ascii="Times New Roman" w:hAnsi="Times New Roman" w:eastAsia="宋体"/>
+                <w:sz w:val="19"/>
+              </w:rPr>
+              <w:t>12（每周自动刷新）</w:t>
+            </w:r>
+          </w:p>
+        </w:tc>
+        <w:tc>
+          <w:tcPr>
+            <w:tcW w:type="dxa" w:w="3288"/>
+          </w:tcPr>
+          <w:p>
+            <w:r/>
+            <w:r>
+              <w:rPr>
+                <w:rFonts w:ascii="Times New Roman" w:hAnsi="Times New Roman" w:eastAsia="宋体"/>
+                <w:sz w:val="19"/>
+              </w:rPr>
+              <w:t>路演前微调</w:t>
+            </w:r>
+          </w:p>
+        </w:tc>
+      </w:tr>
+      <w:tr>
+        <w:tc>
+          <w:tcPr>
+            <w:tcW w:type="dxa" w:w="2608"/>
+          </w:tcPr>
+          <w:p>
+            <w:r/>
+            <w:r>
+              <w:rPr>
+                <w:rFonts w:ascii="Times New Roman" w:hAnsi="Times New Roman" w:eastAsia="宋体"/>
+                <w:sz w:val="19"/>
+              </w:rPr>
+              <w:t>策略调整记录</w:t>
+            </w:r>
+          </w:p>
+        </w:tc>
+        <w:tc>
+          <w:tcPr>
+            <w:tcW w:type="dxa" w:w="2948"/>
+          </w:tcPr>
+          <w:p>
+            <w:r/>
+            <w:r>
+              <w:rPr>
+                <w:rFonts w:ascii="Times New Roman" w:hAnsi="Times New Roman" w:eastAsia="宋体"/>
+                <w:sz w:val="19"/>
+              </w:rPr>
+              <w:t>10</w:t>
+            </w:r>
+          </w:p>
+        </w:tc>
+        <w:tc>
+          <w:tcPr>
+            <w:tcW w:type="dxa" w:w="3288"/>
+          </w:tcPr>
+          <w:p>
+            <w:r/>
+            <w:r>
+              <w:rPr>
+                <w:rFonts w:ascii="Times New Roman" w:hAnsi="Times New Roman" w:eastAsia="宋体"/>
+                <w:sz w:val="19"/>
+              </w:rPr>
+              <w:t>路演反馈后补两行</w:t>
+            </w:r>
+          </w:p>
+        </w:tc>
+      </w:tr>
+      <w:tr>
+        <w:tc>
+          <w:tcPr>
+            <w:tcW w:type="dxa" w:w="2608"/>
+          </w:tcPr>
+          <w:p>
+            <w:r/>
+            <w:r>
+              <w:rPr>
+                <w:rFonts w:ascii="Times New Roman" w:hAnsi="Times New Roman" w:eastAsia="宋体"/>
+                <w:sz w:val="19"/>
+              </w:rPr>
+              <w:t>AI使用记录</w:t>
+            </w:r>
+          </w:p>
+        </w:tc>
+        <w:tc>
+          <w:tcPr>
+            <w:tcW w:type="dxa" w:w="2948"/>
+          </w:tcPr>
+          <w:p>
+            <w:r/>
+            <w:r>
+              <w:rPr>
+                <w:rFonts w:ascii="Times New Roman" w:hAnsi="Times New Roman" w:eastAsia="宋体"/>
+                <w:sz w:val="19"/>
+              </w:rPr>
+              <w:t>11</w:t>
+            </w:r>
+          </w:p>
+        </w:tc>
+        <w:tc>
+          <w:tcPr>
+            <w:tcW w:type="dxa" w:w="3288"/>
+          </w:tcPr>
+          <w:p>
+            <w:r/>
+            <w:r>
+              <w:rPr>
+                <w:rFonts w:ascii="Times New Roman" w:hAnsi="Times New Roman" w:eastAsia="宋体"/>
+                <w:sz w:val="19"/>
+              </w:rPr>
+              <w:t>直接交</w:t>
+            </w:r>
+          </w:p>
+        </w:tc>
+      </w:tr>
+      <w:tr>
+        <w:tc>
+          <w:tcPr>
+            <w:tcW w:type="dxa" w:w="2608"/>
+          </w:tcPr>
+          <w:p>
+            <w:r/>
+            <w:r>
+              <w:rPr>
+                <w:rFonts w:ascii="Times New Roman" w:hAnsi="Times New Roman" w:eastAsia="宋体"/>
+                <w:sz w:val="19"/>
+              </w:rPr>
+              <w:t>投资总结报告</w:t>
+            </w:r>
+          </w:p>
+        </w:tc>
+        <w:tc>
+          <w:tcPr>
+            <w:tcW w:type="dxa" w:w="2948"/>
+          </w:tcPr>
+          <w:p>
+            <w:r/>
+            <w:r>
+              <w:rPr>
+                <w:rFonts w:ascii="Times New Roman" w:hAnsi="Times New Roman" w:eastAsia="宋体"/>
+                <w:sz w:val="19"/>
+              </w:rPr>
+              <w:t>13（骨架已含绩效/净值图/归因）</w:t>
+            </w:r>
+          </w:p>
+        </w:tc>
+        <w:tc>
+          <w:tcPr>
+            <w:tcW w:type="dxa" w:w="3288"/>
+          </w:tcPr>
+          <w:p>
+            <w:r/>
+            <w:r>
+              <w:rPr>
+                <w:rFonts w:ascii="Times New Roman" w:hAnsi="Times New Roman" w:eastAsia="宋体"/>
+                <w:sz w:val="19"/>
+              </w:rPr>
+              <w:t>手写四段（见7.3）</w:t>
+            </w:r>
+          </w:p>
+        </w:tc>
+      </w:tr>
+      <w:tr>
+        <w:tc>
+          <w:tcPr>
+            <w:tcW w:type="dxa" w:w="2608"/>
+          </w:tcPr>
+          <w:p>
+            <w:r/>
+            <w:r>
+              <w:rPr>
+                <w:rFonts w:ascii="Times New Roman" w:hAnsi="Times New Roman" w:eastAsia="宋体"/>
+                <w:sz w:val="19"/>
+              </w:rPr>
+              <w:t>最终PPT</w:t>
+            </w:r>
+          </w:p>
+        </w:tc>
+        <w:tc>
+          <w:tcPr>
+            <w:tcW w:type="dxa" w:w="2948"/>
+          </w:tcPr>
+          <w:p>
+            <w:r/>
+            <w:r>
+              <w:rPr>
+                <w:rFonts w:ascii="Times New Roman" w:hAnsi="Times New Roman" w:eastAsia="宋体"/>
+                <w:sz w:val="19"/>
+              </w:rPr>
+              <w:t>12改造</w:t>
+            </w:r>
+          </w:p>
+        </w:tc>
+        <w:tc>
+          <w:tcPr>
+            <w:tcW w:type="dxa" w:w="3288"/>
+          </w:tcPr>
+          <w:p>
+            <w:r/>
+            <w:r>
+              <w:rPr>
+                <w:rFonts w:ascii="Times New Roman" w:hAnsi="Times New Roman" w:eastAsia="宋体"/>
+                <w:sz w:val="19"/>
+              </w:rPr>
+              <w:t>把结果页换成期末数据</w:t>
+            </w:r>
+          </w:p>
+        </w:tc>
+      </w:tr>
+      <w:tr>
+        <w:tc>
+          <w:tcPr>
+            <w:tcW w:type="dxa" w:w="2608"/>
+          </w:tcPr>
+          <w:p>
+            <w:r/>
+            <w:r>
+              <w:rPr>
+                <w:rFonts w:ascii="Times New Roman" w:hAnsi="Times New Roman" w:eastAsia="宋体"/>
+                <w:sz w:val="19"/>
+              </w:rPr>
+              <w:t>过程性材料</w:t>
+            </w:r>
+          </w:p>
+        </w:tc>
+        <w:tc>
+          <w:tcPr>
+            <w:tcW w:type="dxa" w:w="2948"/>
+          </w:tcPr>
+          <w:p>
+            <w:r/>
+            <w:r>
+              <w:rPr>
+                <w:rFonts w:ascii="Times New Roman" w:hAnsi="Times New Roman" w:eastAsia="宋体"/>
+                <w:sz w:val="19"/>
+              </w:rPr>
+              <w:t>14复盘/15日报/00自检</w:t>
+            </w:r>
+          </w:p>
+        </w:tc>
+        <w:tc>
+          <w:tcPr>
+            <w:tcW w:type="dxa" w:w="3288"/>
+          </w:tcPr>
+          <w:p>
+            <w:r/>
+            <w:r>
+              <w:rPr>
+                <w:rFonts w:ascii="Times New Roman" w:hAnsi="Times New Roman" w:eastAsia="宋体"/>
+                <w:sz w:val="19"/>
+              </w:rPr>
+              <w:t>直接交</w:t>
+            </w:r>
+          </w:p>
+        </w:tc>
+      </w:tr>
+    </w:tbl>
+    <w:p>
+      <w:pPr>
+        <w:pStyle w:val="Heading2"/>
+      </w:pPr>
+      <w:r>
+        <w:rPr>
+          <w:rFonts w:ascii="Times New Roman" w:hAnsi="Times New Roman" w:eastAsia="黑体"/>
+          <w:b/>
+          <w:sz w:val="28"/>
+        </w:rPr>
+        <w:t>7.2 平时只需守住一个习惯</w:t>
+      </w:r>
+    </w:p>
+    <w:p>
+      <w:pPr>
+        <w:spacing w:after="120" w:line="312" w:lineRule="auto"/>
+        <w:ind w:firstLine="480"/>
+        <w:jc w:val="both"/>
+      </w:pPr>
+      <w:r>
+        <w:rPr>
+          <w:rFonts w:ascii="Times New Roman" w:hAnsi="Times New Roman" w:eastAsia="宋体"/>
+          <w:b w:val="0"/>
+          <w:sz w:val="24"/>
+        </w:rPr>
+        <w:t>过程材料是每天自动累积的——16:00后确认决策、回填成交价，就等于在“写报告”。期末补材料是下下策，也会被验收器抓住（决策未确认、交易频率不足都会扣完成度）。</w:t>
+      </w:r>
+    </w:p>
+    <w:p>
+      <w:pPr>
+        <w:pStyle w:val="Heading2"/>
+      </w:pPr>
+      <w:r>
+        <w:rPr>
+          <w:rFonts w:ascii="Times New Roman" w:hAnsi="Times New Roman" w:eastAsia="黑体"/>
+          <w:b/>
+          <w:sz w:val="28"/>
+        </w:rPr>
+        <w:t>7.3 总结报告必须手写的四段（写法模板）</w:t>
+      </w:r>
+    </w:p>
+    <w:p>
+      <w:pPr>
+        <w:spacing w:after="120" w:line="312" w:lineRule="auto"/>
+        <w:ind w:firstLine="480"/>
+        <w:jc w:val="both"/>
+      </w:pPr>
+      <w:r>
+        <w:rPr>
+          <w:rFonts w:ascii="Times New Roman" w:hAnsi="Times New Roman" w:eastAsia="宋体"/>
+          <w:b w:val="0"/>
+          <w:sz w:val="24"/>
+        </w:rPr>
+        <w:t>系统生成的13号报告已有绩效表、净值曲线、盈亏归因和反思骨架。以下四段用你自己的话写，这是评分点“投资逻辑30分+报告20分”的关键：</w:t>
+      </w:r>
+    </w:p>
+    <w:p>
+      <w:pPr>
+        <w:spacing w:after="80" w:line="312" w:lineRule="auto"/>
+        <w:ind w:left="240"/>
+      </w:pPr>
+      <w:r>
+        <w:rPr>
+          <w:rFonts w:ascii="Times New Roman" w:hAnsi="Times New Roman" w:eastAsia="宋体"/>
+          <w:sz w:val="24"/>
+        </w:rPr>
+        <w:t>① 阶段复盘（挑最好+最差各一笔）：“X月X日买入【名称】，依据：基本面（引05号文件的ROE/增速数据）+技术面（引06号文件的信号）。X月X日按纪律离场，实现盈亏X元（引09号）。判断：决策成立/不成立，因为……。重来一次会：……”</w:t>
+      </w:r>
+    </w:p>
+    <w:p>
+      <w:pPr>
+        <w:spacing w:after="80" w:line="312" w:lineRule="auto"/>
+        <w:ind w:left="240"/>
+      </w:pPr>
+      <w:r>
+        <w:rPr>
+          <w:rFonts w:ascii="Times New Roman" w:hAnsi="Times New Roman" w:eastAsia="宋体"/>
+          <w:sz w:val="24"/>
+        </w:rPr>
+        <w:t>② 路演反馈（第9周后）：“老师/同学提出：……。我们采纳（对应调整已写入10号文件）/未采纳，理由……。”</w:t>
+      </w:r>
+    </w:p>
+    <w:p>
+      <w:pPr>
+        <w:spacing w:after="80" w:line="312" w:lineRule="auto"/>
+        <w:ind w:left="240"/>
+      </w:pPr>
+      <w:r>
+        <w:rPr>
+          <w:rFonts w:ascii="Times New Roman" w:hAnsi="Times New Roman" w:eastAsia="宋体"/>
+          <w:sz w:val="24"/>
+        </w:rPr>
+        <w:t>③ 组员分工与贡献：七人各自做了什么（对照第二章角色表写实），对应个人贡献分。</w:t>
+      </w:r>
+    </w:p>
+    <w:p>
+      <w:pPr>
+        <w:spacing w:after="80" w:line="312" w:lineRule="auto"/>
+        <w:ind w:left="240"/>
+      </w:pPr>
+      <w:r>
+        <w:rPr>
+          <w:rFonts w:ascii="Times New Roman" w:hAnsi="Times New Roman" w:eastAsia="宋体"/>
+          <w:sz w:val="24"/>
+        </w:rPr>
+        <w:t>④ 体会与改进：用真实数据说话，例如“止损纪律执行X次”“现金始终≥20%，躲过X月X日大跌”——所有数字都能在09/13号文件和仪表盘找到出处。</w:t>
+      </w:r>
+    </w:p>
+    <w:p>
+      <w:pPr>
+        <w:pStyle w:val="Heading2"/>
+      </w:pPr>
+      <w:r>
+        <w:rPr>
+          <w:rFonts w:ascii="Times New Roman" w:hAnsi="Times New Roman" w:eastAsia="黑体"/>
+          <w:b/>
+          <w:sz w:val="28"/>
+        </w:rPr>
+        <w:t>7.4 期末时间线</w:t>
+      </w:r>
+    </w:p>
+    <w:tbl>
+      <w:tblPr>
+        <w:tblStyle w:val="TableGrid"/>
+        <w:tblW w:type="auto" w:w="0"/>
+        <w:jc w:val="center"/>
+        <w:tblLook w:firstColumn="1" w:firstRow="1" w:lastColumn="0" w:lastRow="0" w:noHBand="0" w:noVBand="1" w:val="04A0"/>
+      </w:tblPr>
+      <w:tblGrid>
+        <w:gridCol w:w="4320"/>
+        <w:gridCol w:w="4320"/>
+      </w:tblGrid>
+      <w:tr>
+        <w:tc>
+          <w:tcPr>
+            <w:tcW w:type="dxa" w:w="1928"/>
+          </w:tcPr>
+          <w:p>
+            <w:pPr>
+              <w:jc w:val="center"/>
+            </w:pPr>
+            <w:r/>
+            <w:r>
+              <w:rPr>
+                <w:rFonts w:ascii="Times New Roman" w:hAnsi="Times New Roman" w:eastAsia="黑体"/>
+                <w:b/>
+                <w:sz w:val="19"/>
+              </w:rPr>
+              <w:t>周次</w:t>
+            </w:r>
+          </w:p>
+        </w:tc>
+        <w:tc>
+          <w:tcPr>
+            <w:tcW w:type="dxa" w:w="6917"/>
+          </w:tcPr>
+          <w:p>
+            <w:pPr>
+              <w:jc w:val="center"/>
+            </w:pPr>
+            <w:r/>
+            <w:r>
+              <w:rPr>
+                <w:rFonts w:ascii="Times New Roman" w:hAnsi="Times New Roman" w:eastAsia="黑体"/>
+                <w:b/>
+                <w:sz w:val="19"/>
+              </w:rPr>
+              <w:t>动作</w:t>
+            </w:r>
+          </w:p>
+        </w:tc>
+      </w:tr>
+      <w:tr>
+        <w:tc>
+          <w:tcPr>
+            <w:tcW w:type="dxa" w:w="1928"/>
+          </w:tcPr>
+          <w:p>
+            <w:r/>
+            <w:r>
+              <w:rPr>
+                <w:rFonts w:ascii="Times New Roman" w:hAnsi="Times New Roman" w:eastAsia="宋体"/>
+                <w:sz w:val="19"/>
+              </w:rPr>
+              <w:t>第9周</w:t>
+            </w:r>
+          </w:p>
+        </w:tc>
+        <w:tc>
+          <w:tcPr>
+            <w:tcW w:type="dxa" w:w="6917"/>
+          </w:tcPr>
+          <w:p>
+            <w:r/>
+            <w:r>
+              <w:rPr>
+                <w:rFonts w:ascii="Times New Roman" w:hAnsi="Times New Roman" w:eastAsia="宋体"/>
+                <w:sz w:val="19"/>
+              </w:rPr>
+              <w:t>微调12号PPT参加中期路演；路演后48小时内把反馈写入10号文件</w:t>
+            </w:r>
+          </w:p>
+        </w:tc>
+      </w:tr>
+      <w:tr>
+        <w:tc>
+          <w:tcPr>
+            <w:tcW w:type="dxa" w:w="1928"/>
+          </w:tcPr>
+          <w:p>
+            <w:r/>
+            <w:r>
+              <w:rPr>
+                <w:rFonts w:ascii="Times New Roman" w:hAnsi="Times New Roman" w:eastAsia="宋体"/>
+                <w:sz w:val="19"/>
+              </w:rPr>
+              <w:t>第12周（预审）</w:t>
+            </w:r>
+          </w:p>
+        </w:tc>
+        <w:tc>
+          <w:tcPr>
+            <w:tcW w:type="dxa" w:w="6917"/>
+          </w:tcPr>
+          <w:p>
+            <w:r/>
+            <w:r>
+              <w:rPr>
+                <w:rFonts w:ascii="Times New Roman" w:hAnsi="Times New Roman" w:eastAsia="宋体"/>
+                <w:sz w:val="19"/>
+              </w:rPr>
+              <w:t>python main.py validate → 把缺项清零（常见：决策未confirm、回填遗漏）</w:t>
+            </w:r>
+          </w:p>
+        </w:tc>
+      </w:tr>
+      <w:tr>
+        <w:tc>
+          <w:tcPr>
+            <w:tcW w:type="dxa" w:w="1928"/>
+          </w:tcPr>
+          <w:p>
+            <w:r/>
+            <w:r>
+              <w:rPr>
+                <w:rFonts w:ascii="Times New Roman" w:hAnsi="Times New Roman" w:eastAsia="宋体"/>
+                <w:sz w:val="19"/>
+              </w:rPr>
+              <w:t>第13周</w:t>
+            </w:r>
+          </w:p>
+        </w:tc>
+        <w:tc>
+          <w:tcPr>
+            <w:tcW w:type="dxa" w:w="6917"/>
+          </w:tcPr>
+          <w:p>
+            <w:r/>
+            <w:r>
+              <w:rPr>
+                <w:rFonts w:ascii="Times New Roman" w:hAnsi="Times New Roman" w:eastAsia="宋体"/>
+                <w:sz w:val="19"/>
+              </w:rPr>
+              <w:t>填01号表；手写四段；全组交叉检查每份文档</w:t>
+            </w:r>
+          </w:p>
+        </w:tc>
+      </w:tr>
+      <w:tr>
+        <w:tc>
+          <w:tcPr>
+            <w:tcW w:type="dxa" w:w="1928"/>
+          </w:tcPr>
+          <w:p>
+            <w:r/>
+            <w:r>
+              <w:rPr>
+                <w:rFonts w:ascii="Times New Roman" w:hAnsi="Times New Roman" w:eastAsia="宋体"/>
+                <w:sz w:val="19"/>
+              </w:rPr>
+              <w:t>第14周（提交）</w:t>
+            </w:r>
+          </w:p>
+        </w:tc>
+        <w:tc>
+          <w:tcPr>
+            <w:tcW w:type="dxa" w:w="6917"/>
+          </w:tcPr>
+          <w:p>
+            <w:r/>
+            <w:r>
+              <w:rPr>
+                <w:rFonts w:ascii="Times New Roman" w:hAnsi="Times New Roman" w:eastAsia="宋体"/>
+                <w:sz w:val="19"/>
+              </w:rPr>
+              <w:t>validate到100% → python main.py package → 交“证券投资PBL_最终提交包.zip”+同花顺账户核验</w:t>
+            </w:r>
+          </w:p>
+        </w:tc>
+      </w:tr>
+    </w:tbl>
+    <w:p>
+      <w:pPr>
+        <w:pStyle w:val="Heading2"/>
+      </w:pPr>
+      <w:r>
+        <w:rPr>
+          <w:rFonts w:ascii="Times New Roman" w:hAnsi="Times New Roman" w:eastAsia="黑体"/>
+          <w:b/>
+          <w:sz w:val="28"/>
+        </w:rPr>
+        <w:t>7.5 评分对照：每分靠什么拿</w:t>
+      </w:r>
+    </w:p>
+    <w:tbl>
+      <w:tblPr>
+        <w:tblStyle w:val="TableGrid"/>
+        <w:tblW w:type="auto" w:w="0"/>
+        <w:jc w:val="center"/>
+        <w:tblLook w:firstColumn="1" w:firstRow="1" w:lastColumn="0" w:lastRow="0" w:noHBand="0" w:noVBand="1" w:val="04A0"/>
+      </w:tblPr>
+      <w:tblGrid>
+        <w:gridCol w:w="2880"/>
+        <w:gridCol w:w="2880"/>
+        <w:gridCol w:w="2880"/>
+      </w:tblGrid>
+      <w:tr>
+        <w:tc>
+          <w:tcPr>
+            <w:tcW w:type="dxa" w:w="1928"/>
+          </w:tcPr>
+          <w:p>
+            <w:pPr>
+              <w:jc w:val="center"/>
+            </w:pPr>
+            <w:r/>
+            <w:r>
+              <w:rPr>
+                <w:rFonts w:ascii="Times New Roman" w:hAnsi="Times New Roman" w:eastAsia="黑体"/>
+                <w:b/>
+                <w:sz w:val="19"/>
+              </w:rPr>
+              <w:t>评分维度</w:t>
+            </w:r>
+          </w:p>
+        </w:tc>
+        <w:tc>
+          <w:tcPr>
+            <w:tcW w:type="dxa" w:w="907"/>
+          </w:tcPr>
+          <w:p>
+            <w:pPr>
+              <w:jc w:val="center"/>
+            </w:pPr>
+            <w:r/>
+            <w:r>
+              <w:rPr>
+                <w:rFonts w:ascii="Times New Roman" w:hAnsi="Times New Roman" w:eastAsia="黑体"/>
+                <w:b/>
+                <w:sz w:val="19"/>
+              </w:rPr>
+              <w:t>分值</w:t>
+            </w:r>
+          </w:p>
+        </w:tc>
+        <w:tc>
+          <w:tcPr>
+            <w:tcW w:type="dxa" w:w="6009"/>
+          </w:tcPr>
+          <w:p>
+            <w:pPr>
+              <w:jc w:val="center"/>
+            </w:pPr>
+            <w:r/>
+            <w:r>
+              <w:rPr>
+                <w:rFonts w:ascii="Times New Roman" w:hAnsi="Times New Roman" w:eastAsia="黑体"/>
+                <w:b/>
+                <w:sz w:val="19"/>
+              </w:rPr>
+              <w:t>靠什么拿分</w:t>
+            </w:r>
+          </w:p>
+        </w:tc>
+      </w:tr>
+      <w:tr>
+        <w:tc>
+          <w:tcPr>
+            <w:tcW w:type="dxa" w:w="1928"/>
+          </w:tcPr>
+          <w:p>
+            <w:r/>
+            <w:r>
+              <w:rPr>
+                <w:rFonts w:ascii="Times New Roman" w:hAnsi="Times New Roman" w:eastAsia="宋体"/>
+                <w:sz w:val="19"/>
+              </w:rPr>
+              <w:t>投资绩效</w:t>
+            </w:r>
+          </w:p>
+        </w:tc>
+        <w:tc>
+          <w:tcPr>
+            <w:tcW w:type="dxa" w:w="907"/>
+          </w:tcPr>
+          <w:p>
+            <w:r/>
+            <w:r>
+              <w:rPr>
+                <w:rFonts w:ascii="Times New Roman" w:hAnsi="Times New Roman" w:eastAsia="宋体"/>
+                <w:sz w:val="19"/>
+              </w:rPr>
+              <w:t>30</w:t>
+            </w:r>
+          </w:p>
+        </w:tc>
+        <w:tc>
+          <w:tcPr>
+            <w:tcW w:type="dxa" w:w="6009"/>
+          </w:tcPr>
+          <w:p>
+            <w:r/>
+            <w:r>
+              <w:rPr>
+                <w:rFonts w:ascii="Times New Roman" w:hAnsi="Times New Roman" w:eastAsia="宋体"/>
+                <w:sz w:val="19"/>
+              </w:rPr>
+              <w:t>收益率20+风险控制10；净值曲线、回撤小、纪律执行（09/13号）</w:t>
+            </w:r>
+          </w:p>
+        </w:tc>
+      </w:tr>
+      <w:tr>
+        <w:tc>
+          <w:tcPr>
+            <w:tcW w:type="dxa" w:w="1928"/>
+          </w:tcPr>
+          <w:p>
+            <w:r/>
+            <w:r>
+              <w:rPr>
+                <w:rFonts w:ascii="Times New Roman" w:hAnsi="Times New Roman" w:eastAsia="宋体"/>
+                <w:sz w:val="19"/>
+              </w:rPr>
+              <w:t>投资逻辑</w:t>
+            </w:r>
+          </w:p>
+        </w:tc>
+        <w:tc>
+          <w:tcPr>
+            <w:tcW w:type="dxa" w:w="907"/>
+          </w:tcPr>
+          <w:p>
+            <w:r/>
+            <w:r>
+              <w:rPr>
+                <w:rFonts w:ascii="Times New Roman" w:hAnsi="Times New Roman" w:eastAsia="宋体"/>
+                <w:sz w:val="19"/>
+              </w:rPr>
+              <w:t>30</w:t>
+            </w:r>
+          </w:p>
+        </w:tc>
+        <w:tc>
+          <w:tcPr>
+            <w:tcW w:type="dxa" w:w="6009"/>
+          </w:tcPr>
+          <w:p>
+            <w:r/>
+            <w:r>
+              <w:rPr>
+                <w:rFonts w:ascii="Times New Roman" w:hAnsi="Times New Roman" w:eastAsia="宋体"/>
+                <w:sz w:val="19"/>
+              </w:rPr>
+              <w:t>选股6+分析8+买卖逻辑6+风控4+路演6（03/05/06/07号）</w:t>
+            </w:r>
+          </w:p>
+        </w:tc>
+      </w:tr>
+      <w:tr>
+        <w:tc>
+          <w:tcPr>
+            <w:tcW w:type="dxa" w:w="1928"/>
+          </w:tcPr>
+          <w:p>
+            <w:r/>
+            <w:r>
+              <w:rPr>
+                <w:rFonts w:ascii="Times New Roman" w:hAnsi="Times New Roman" w:eastAsia="宋体"/>
+                <w:sz w:val="19"/>
+              </w:rPr>
+              <w:t>最终报告</w:t>
+            </w:r>
+          </w:p>
+        </w:tc>
+        <w:tc>
+          <w:tcPr>
+            <w:tcW w:type="dxa" w:w="907"/>
+          </w:tcPr>
+          <w:p>
+            <w:r/>
+            <w:r>
+              <w:rPr>
+                <w:rFonts w:ascii="Times New Roman" w:hAnsi="Times New Roman" w:eastAsia="宋体"/>
+                <w:sz w:val="19"/>
+              </w:rPr>
+              <w:t>20</w:t>
+            </w:r>
+          </w:p>
+        </w:tc>
+        <w:tc>
+          <w:tcPr>
+            <w:tcW w:type="dxa" w:w="6009"/>
+          </w:tcPr>
+          <w:p>
+            <w:r/>
+            <w:r>
+              <w:rPr>
+                <w:rFonts w:ascii="Times New Roman" w:hAnsi="Times New Roman" w:eastAsia="宋体"/>
+                <w:sz w:val="19"/>
+              </w:rPr>
+              <w:t>结构3+过程记录4+盈亏归因5+策略反思5+图表3（13号+手写四段）</w:t>
+            </w:r>
+          </w:p>
+        </w:tc>
+      </w:tr>
+      <w:tr>
+        <w:tc>
+          <w:tcPr>
+            <w:tcW w:type="dxa" w:w="1928"/>
+          </w:tcPr>
+          <w:p>
+            <w:r/>
+            <w:r>
+              <w:rPr>
+                <w:rFonts w:ascii="Times New Roman" w:hAnsi="Times New Roman" w:eastAsia="宋体"/>
+                <w:sz w:val="19"/>
+              </w:rPr>
+              <w:t>AI应用</w:t>
+            </w:r>
+          </w:p>
+        </w:tc>
+        <w:tc>
+          <w:tcPr>
+            <w:tcW w:type="dxa" w:w="907"/>
+          </w:tcPr>
+          <w:p>
+            <w:r/>
+            <w:r>
+              <w:rPr>
+                <w:rFonts w:ascii="Times New Roman" w:hAnsi="Times New Roman" w:eastAsia="宋体"/>
+                <w:sz w:val="19"/>
+              </w:rPr>
+              <w:t>10</w:t>
+            </w:r>
+          </w:p>
+        </w:tc>
+        <w:tc>
+          <w:tcPr>
+            <w:tcW w:type="dxa" w:w="6009"/>
+          </w:tcPr>
+          <w:p>
+            <w:r/>
+            <w:r>
+              <w:rPr>
+                <w:rFonts w:ascii="Times New Roman" w:hAnsi="Times New Roman" w:eastAsia="宋体"/>
+                <w:sz w:val="19"/>
+              </w:rPr>
+              <w:t>Prompt记录2+输出2+核验2+人工判断3+规范1（11号，自动累积）</w:t>
+            </w:r>
+          </w:p>
+        </w:tc>
+      </w:tr>
+      <w:tr>
+        <w:tc>
+          <w:tcPr>
+            <w:tcW w:type="dxa" w:w="1928"/>
+          </w:tcPr>
+          <w:p>
+            <w:r/>
+            <w:r>
+              <w:rPr>
+                <w:rFonts w:ascii="Times New Roman" w:hAnsi="Times New Roman" w:eastAsia="宋体"/>
+                <w:sz w:val="19"/>
+              </w:rPr>
+              <w:t>过程与合规</w:t>
+            </w:r>
+          </w:p>
+        </w:tc>
+        <w:tc>
+          <w:tcPr>
+            <w:tcW w:type="dxa" w:w="907"/>
+          </w:tcPr>
+          <w:p>
+            <w:r/>
+            <w:r>
+              <w:rPr>
+                <w:rFonts w:ascii="Times New Roman" w:hAnsi="Times New Roman" w:eastAsia="宋体"/>
+                <w:sz w:val="19"/>
+              </w:rPr>
+              <w:t>10</w:t>
+            </w:r>
+          </w:p>
+        </w:tc>
+        <w:tc>
+          <w:tcPr>
+            <w:tcW w:type="dxa" w:w="6009"/>
+          </w:tcPr>
+          <w:p>
+            <w:r/>
+            <w:r>
+              <w:rPr>
+                <w:rFonts w:ascii="Times New Roman" w:hAnsi="Times New Roman" w:eastAsia="宋体"/>
+                <w:sz w:val="19"/>
+              </w:rPr>
+              <w:t>阶段任务3+决策记录3+协作2+材料2（00号自检+全部文件）</w:t>
+            </w:r>
+          </w:p>
+        </w:tc>
+      </w:tr>
+    </w:tbl>
+    <w:p>
+      <w:pPr>
+        <w:pStyle w:val="Heading1"/>
+      </w:pPr>
+      <w:r>
+        <w:rPr>
+          <w:rFonts w:ascii="Times New Roman" w:hAnsi="Times New Roman" w:eastAsia="黑体"/>
+          <w:b/>
+          <w:sz w:val="32"/>
+        </w:rPr>
+        <w:t>八、命令手册（记录员/组长在 workflow 文件夹使用）</w:t>
+      </w:r>
+    </w:p>
+    <w:tbl>
+      <w:tblPr>
+        <w:tblStyle w:val="TableGrid"/>
+        <w:tblW w:type="auto" w:w="0"/>
+        <w:jc w:val="center"/>
+        <w:tblLook w:firstColumn="1" w:firstRow="1" w:lastColumn="0" w:lastRow="0" w:noHBand="0" w:noVBand="1" w:val="04A0"/>
+      </w:tblPr>
+      <w:tblGrid>
+        <w:gridCol w:w="4320"/>
+        <w:gridCol w:w="4320"/>
+      </w:tblGrid>
+      <w:tr>
+        <w:tc>
+          <w:tcPr>
+            <w:tcW w:type="dxa" w:w="4195"/>
+          </w:tcPr>
+          <w:p>
+            <w:pPr>
+              <w:jc w:val="center"/>
+            </w:pPr>
+            <w:r/>
+            <w:r>
+              <w:rPr>
+                <w:rFonts w:ascii="Times New Roman" w:hAnsi="Times New Roman" w:eastAsia="黑体"/>
+                <w:b/>
+                <w:sz w:val="19"/>
+              </w:rPr>
+              <w:t>命令</w:t>
+            </w:r>
+          </w:p>
+        </w:tc>
+        <w:tc>
+          <w:tcPr>
+            <w:tcW w:type="dxa" w:w="4649"/>
+          </w:tcPr>
+          <w:p>
+            <w:pPr>
+              <w:jc w:val="center"/>
+            </w:pPr>
+            <w:r/>
+            <w:r>
+              <w:rPr>
+                <w:rFonts w:ascii="Times New Roman" w:hAnsi="Times New Roman" w:eastAsia="黑体"/>
+                <w:b/>
+                <w:sz w:val="19"/>
+              </w:rPr>
+              <w:t>作用</w:t>
+            </w:r>
+          </w:p>
+        </w:tc>
+      </w:tr>
+      <w:tr>
+        <w:tc>
+          <w:tcPr>
+            <w:tcW w:type="dxa" w:w="4195"/>
+          </w:tcPr>
+          <w:p>
+            <w:r/>
+            <w:r>
+              <w:rPr>
+                <w:rFonts w:ascii="Times New Roman" w:hAnsi="Times New Roman" w:eastAsia="宋体"/>
+                <w:sz w:val="19"/>
+              </w:rPr>
+              <w:t>python main.py confirm 决策ID</w:t>
+            </w:r>
+          </w:p>
+        </w:tc>
+        <w:tc>
+          <w:tcPr>
+            <w:tcW w:type="dxa" w:w="4649"/>
+          </w:tcPr>
+          <w:p>
+            <w:r/>
+            <w:r>
+              <w:rPr>
+                <w:rFonts w:ascii="Times New Roman" w:hAnsi="Times New Roman" w:eastAsia="宋体"/>
+                <w:sz w:val="19"/>
+              </w:rPr>
+              <w:t>人工确认决策（PENDING→CONFIRMED）</w:t>
+            </w:r>
+          </w:p>
+        </w:tc>
+      </w:tr>
+      <w:tr>
+        <w:tc>
+          <w:tcPr>
+            <w:tcW w:type="dxa" w:w="4195"/>
+          </w:tcPr>
+          <w:p>
+            <w:r/>
+            <w:r>
+              <w:rPr>
+                <w:rFonts w:ascii="Times New Roman" w:hAnsi="Times New Roman" w:eastAsia="宋体"/>
+                <w:sz w:val="19"/>
+              </w:rPr>
+              <w:t>python main.py report</w:t>
+            </w:r>
+          </w:p>
+        </w:tc>
+        <w:tc>
+          <w:tcPr>
+            <w:tcW w:type="dxa" w:w="4649"/>
+          </w:tcPr>
+          <w:p>
+            <w:r/>
+            <w:r>
+              <w:rPr>
+                <w:rFonts w:ascii="Times New Roman" w:hAnsi="Times New Roman" w:eastAsia="宋体"/>
+                <w:sz w:val="19"/>
+              </w:rPr>
+              <w:t>用已有数据重新生成全部成果文档</w:t>
+            </w:r>
+          </w:p>
+        </w:tc>
+      </w:tr>
+      <w:tr>
+        <w:tc>
+          <w:tcPr>
+            <w:tcW w:type="dxa" w:w="4195"/>
+          </w:tcPr>
+          <w:p>
+            <w:r/>
+            <w:r>
+              <w:rPr>
+                <w:rFonts w:ascii="Times New Roman" w:hAnsi="Times New Roman" w:eastAsia="宋体"/>
+                <w:sz w:val="19"/>
+              </w:rPr>
+              <w:t>python main.py validate</w:t>
+            </w:r>
+          </w:p>
+        </w:tc>
+        <w:tc>
+          <w:tcPr>
+            <w:tcW w:type="dxa" w:w="4649"/>
+          </w:tcPr>
+          <w:p>
+            <w:r/>
+            <w:r>
+              <w:rPr>
+                <w:rFonts w:ascii="Times New Roman" w:hAnsi="Times New Roman" w:eastAsia="宋体"/>
+                <w:sz w:val="19"/>
+              </w:rPr>
+              <w:t>自动验收：18项检查，交作业前必须100%</w:t>
+            </w:r>
+          </w:p>
+        </w:tc>
+      </w:tr>
+      <w:tr>
+        <w:tc>
+          <w:tcPr>
+            <w:tcW w:type="dxa" w:w="4195"/>
+          </w:tcPr>
+          <w:p>
+            <w:r/>
+            <w:r>
+              <w:rPr>
+                <w:rFonts w:ascii="Times New Roman" w:hAnsi="Times New Roman" w:eastAsia="宋体"/>
+                <w:sz w:val="19"/>
+              </w:rPr>
+              <w:t>python main.py package</w:t>
+            </w:r>
+          </w:p>
+        </w:tc>
+        <w:tc>
+          <w:tcPr>
+            <w:tcW w:type="dxa" w:w="4649"/>
+          </w:tcPr>
+          <w:p>
+            <w:r/>
+            <w:r>
+              <w:rPr>
+                <w:rFonts w:ascii="Times New Roman" w:hAnsi="Times New Roman" w:eastAsia="宋体"/>
+                <w:sz w:val="19"/>
+              </w:rPr>
+              <w:t>打包最终提交包zip</w:t>
+            </w:r>
+          </w:p>
+        </w:tc>
+      </w:tr>
+      <w:tr>
+        <w:tc>
+          <w:tcPr>
+            <w:tcW w:type="dxa" w:w="4195"/>
+          </w:tcPr>
+          <w:p>
+            <w:r/>
+            <w:r>
+              <w:rPr>
+                <w:rFonts w:ascii="Times New Roman" w:hAnsi="Times New Roman" w:eastAsia="宋体"/>
+                <w:sz w:val="19"/>
+              </w:rPr>
+              <w:t>python main.py pool</w:t>
+            </w:r>
+          </w:p>
+        </w:tc>
+        <w:tc>
+          <w:tcPr>
+            <w:tcW w:type="dxa" w:w="4649"/>
+          </w:tcPr>
+          <w:p>
+            <w:r/>
+            <w:r>
+              <w:rPr>
+                <w:rFonts w:ascii="Times New Roman" w:hAnsi="Times New Roman" w:eastAsia="宋体"/>
+                <w:sz w:val="19"/>
+              </w:rPr>
+              <w:t>改了config.json观察池后重新评分</w:t>
+            </w:r>
+          </w:p>
+        </w:tc>
+      </w:tr>
+      <w:tr>
+        <w:tc>
+          <w:tcPr>
+            <w:tcW w:type="dxa" w:w="4195"/>
+          </w:tcPr>
+          <w:p>
+            <w:r/>
+            <w:r>
+              <w:rPr>
+                <w:rFonts w:ascii="Times New Roman" w:hAnsi="Times New Roman" w:eastAsia="宋体"/>
+                <w:sz w:val="19"/>
+              </w:rPr>
+              <w:t>python main.py riskwatch</w:t>
+            </w:r>
+          </w:p>
+        </w:tc>
+        <w:tc>
+          <w:tcPr>
+            <w:tcW w:type="dxa" w:w="4649"/>
+          </w:tcPr>
+          <w:p>
+            <w:r/>
+            <w:r>
+              <w:rPr>
+                <w:rFonts w:ascii="Times New Roman" w:hAnsi="Times New Roman" w:eastAsia="宋体"/>
+                <w:sz w:val="19"/>
+              </w:rPr>
+              <w:t>盘中手动跑一次风险巡检</w:t>
+            </w:r>
+          </w:p>
+        </w:tc>
+      </w:tr>
+      <w:tr>
+        <w:tc>
+          <w:tcPr>
+            <w:tcW w:type="dxa" w:w="4195"/>
+          </w:tcPr>
+          <w:p>
+            <w:r/>
+            <w:r>
+              <w:rPr>
+                <w:rFonts w:ascii="Times New Roman" w:hAnsi="Times New Roman" w:eastAsia="宋体"/>
+                <w:sz w:val="19"/>
+              </w:rPr>
+              <w:t>python main.py eod</w:t>
+            </w:r>
+          </w:p>
+        </w:tc>
+        <w:tc>
+          <w:tcPr>
+            <w:tcW w:type="dxa" w:w="4649"/>
+          </w:tcPr>
+          <w:p>
+            <w:r/>
+            <w:r>
+              <w:rPr>
+                <w:rFonts w:ascii="Times New Roman" w:hAnsi="Times New Roman" w:eastAsia="宋体"/>
+                <w:sz w:val="19"/>
+              </w:rPr>
+              <w:t>手动跑一次收盘全流程（一般不用，云端自动）</w:t>
+            </w:r>
+          </w:p>
+        </w:tc>
+      </w:tr>
+      <w:tr>
+        <w:tc>
+          <w:tcPr>
+            <w:tcW w:type="dxa" w:w="4195"/>
+          </w:tcPr>
+          <w:p>
+            <w:r/>
+            <w:r>
+              <w:rPr>
+                <w:rFonts w:ascii="Times New Roman" w:hAnsi="Times New Roman" w:eastAsia="宋体"/>
+                <w:sz w:val="19"/>
+              </w:rPr>
+              <w:t>python main.py data / market / close / review / dailyreport</w:t>
+            </w:r>
+          </w:p>
+        </w:tc>
+        <w:tc>
+          <w:tcPr>
+            <w:tcW w:type="dxa" w:w="4649"/>
+          </w:tcPr>
+          <w:p>
+            <w:r/>
+            <w:r>
+              <w:rPr>
+                <w:rFonts w:ascii="Times New Roman" w:hAnsi="Times New Roman" w:eastAsia="宋体"/>
+                <w:sz w:val="19"/>
+              </w:rPr>
+              <w:t>分步子命令（已包含在eod里）</w:t>
             </w:r>
           </w:p>
         </w:tc>
@@ -3464,7 +3551,7 @@
           <w:b w:val="0"/>
           <w:sz w:val="24"/>
         </w:rPr>
-        <w:t>改完后：跑 python main.py pool（重算候选池）或 python main.py report（刷新文档）；下一个16:00全流程会自动按新参数执行。</w:t>
+        <w:t>云端手动触发：仓库 → Actions → PBL定时运行 → Run workflow → 选任务（eod/riskwatch/report/validate）→ Run。回填成交价后想让仪表盘立刻刷新，就触发一次 report。</w:t>
       </w:r>
     </w:p>
     <w:p>
@@ -3477,48 +3564,285 @@
           <w:b/>
           <w:sz w:val="32"/>
         </w:rPr>
-        <w:t>八、期末提交流程（三步）</w:t>
+        <w:t>九、文件地图</w:t>
       </w:r>
     </w:p>
-    <w:p>
-      <w:pPr>
-        <w:spacing w:after="80" w:line="312" w:lineRule="auto"/>
-        <w:ind w:left="240"/>
-      </w:pPr>
-      <w:r>
-        <w:rPr>
-          <w:rFonts w:ascii="Times New Roman" w:hAnsi="Times New Roman" w:eastAsia="宋体"/>
-          <w:sz w:val="24"/>
-        </w:rPr>
-        <w:t>1．python main.py validate —— 确认 completion 为 100%、ready_for_submission 为 true。若缺项按提示补（最常见的是“人工判断未确认”，把所有决策ID confirm 一遍）。</w:t>
-      </w:r>
-    </w:p>
-    <w:p>
-      <w:pPr>
-        <w:spacing w:after="80" w:line="312" w:lineRule="auto"/>
-        <w:ind w:left="240"/>
-      </w:pPr>
-      <w:r>
-        <w:rPr>
-          <w:rFonts w:ascii="Times New Roman" w:hAnsi="Times New Roman" w:eastAsia="宋体"/>
-          <w:sz w:val="24"/>
-        </w:rPr>
-        <w:t>2．python main.py package —— 生成 workflow\证券投资PBL_最终提交包.zip，内部按 01~17 编号目录组织（小组信息/市场观察/候选池/…/数据来源说明）。</w:t>
-      </w:r>
-    </w:p>
-    <w:p>
-      <w:pPr>
-        <w:spacing w:after="80" w:line="312" w:lineRule="auto"/>
-        <w:ind w:left="240"/>
-      </w:pPr>
-      <w:r>
-        <w:rPr>
-          <w:rFonts w:ascii="Times New Roman" w:hAnsi="Times New Roman" w:eastAsia="宋体"/>
-          <w:sz w:val="24"/>
-        </w:rPr>
-        <w:t>3．手工补填个人信息后上交：01_小组信息登记表.xlsx（成员/角色）、实训报告封面（姓名学号班级）；同时可在同花顺平台展示模拟账户供老师核验。</w:t>
-      </w:r>
-    </w:p>
+    <w:tbl>
+      <w:tblPr>
+        <w:tblStyle w:val="TableGrid"/>
+        <w:tblW w:type="auto" w:w="0"/>
+        <w:jc w:val="center"/>
+        <w:tblLook w:firstColumn="1" w:firstRow="1" w:lastColumn="0" w:lastRow="0" w:noHBand="0" w:noVBand="1" w:val="04A0"/>
+      </w:tblPr>
+      <w:tblGrid>
+        <w:gridCol w:w="4320"/>
+        <w:gridCol w:w="4320"/>
+      </w:tblGrid>
+      <w:tr>
+        <w:tc>
+          <w:tcPr>
+            <w:tcW w:type="dxa" w:w="3402"/>
+          </w:tcPr>
+          <w:p>
+            <w:pPr>
+              <w:jc w:val="center"/>
+            </w:pPr>
+            <w:r/>
+            <w:r>
+              <w:rPr>
+                <w:rFonts w:ascii="Times New Roman" w:hAnsi="Times New Roman" w:eastAsia="黑体"/>
+                <w:b/>
+                <w:sz w:val="19"/>
+              </w:rPr>
+              <w:t>位置</w:t>
+            </w:r>
+          </w:p>
+        </w:tc>
+        <w:tc>
+          <w:tcPr>
+            <w:tcW w:type="dxa" w:w="5443"/>
+          </w:tcPr>
+          <w:p>
+            <w:pPr>
+              <w:jc w:val="center"/>
+            </w:pPr>
+            <w:r/>
+            <w:r>
+              <w:rPr>
+                <w:rFonts w:ascii="Times New Roman" w:hAnsi="Times New Roman" w:eastAsia="黑体"/>
+                <w:b/>
+                <w:sz w:val="19"/>
+              </w:rPr>
+              <w:t>内容</w:t>
+            </w:r>
+          </w:p>
+        </w:tc>
+      </w:tr>
+      <w:tr>
+        <w:tc>
+          <w:tcPr>
+            <w:tcW w:type="dxa" w:w="3402"/>
+          </w:tcPr>
+          <w:p>
+            <w:r/>
+            <w:r>
+              <w:rPr>
+                <w:rFonts w:ascii="Times New Roman" w:hAnsi="Times New Roman" w:eastAsia="宋体"/>
+                <w:sz w:val="19"/>
+              </w:rPr>
+              <w:t>outputs/00~15号文件</w:t>
+            </w:r>
+          </w:p>
+        </w:tc>
+        <w:tc>
+          <w:tcPr>
+            <w:tcW w:type="dxa" w:w="5443"/>
+          </w:tcPr>
+          <w:p>
+            <w:r/>
+            <w:r>
+              <w:rPr>
+                <w:rFonts w:ascii="Times New Roman" w:hAnsi="Times New Roman" w:eastAsia="宋体"/>
+                <w:sz w:val="19"/>
+              </w:rPr>
+              <w:t>任务书成果清单的全部文档（每交易日自动刷新）</w:t>
+            </w:r>
+          </w:p>
+        </w:tc>
+      </w:tr>
+      <w:tr>
+        <w:tc>
+          <w:tcPr>
+            <w:tcW w:type="dxa" w:w="3402"/>
+          </w:tcPr>
+          <w:p>
+            <w:r/>
+            <w:r>
+              <w:rPr>
+                <w:rFonts w:ascii="Times New Roman" w:hAnsi="Times New Roman" w:eastAsia="宋体"/>
+                <w:sz w:val="19"/>
+              </w:rPr>
+              <w:t>data/trades.csv</w:t>
+            </w:r>
+          </w:p>
+        </w:tc>
+        <w:tc>
+          <w:tcPr>
+            <w:tcW w:type="dxa" w:w="5443"/>
+          </w:tcPr>
+          <w:p>
+            <w:r/>
+            <w:r>
+              <w:rPr>
+                <w:rFonts w:ascii="Times New Roman" w:hAnsi="Times New Roman" w:eastAsia="宋体"/>
+                <w:sz w:val="19"/>
+              </w:rPr>
+              <w:t>交易账本（唯一事实来源），回填成交价改这里</w:t>
+            </w:r>
+          </w:p>
+        </w:tc>
+      </w:tr>
+      <w:tr>
+        <w:tc>
+          <w:tcPr>
+            <w:tcW w:type="dxa" w:w="3402"/>
+          </w:tcPr>
+          <w:p>
+            <w:r/>
+            <w:r>
+              <w:rPr>
+                <w:rFonts w:ascii="Times New Roman" w:hAnsi="Times New Roman" w:eastAsia="宋体"/>
+                <w:sz w:val="19"/>
+              </w:rPr>
+              <w:t>data/confirmations.csv</w:t>
+            </w:r>
+          </w:p>
+        </w:tc>
+        <w:tc>
+          <w:tcPr>
+            <w:tcW w:type="dxa" w:w="5443"/>
+          </w:tcPr>
+          <w:p>
+            <w:r/>
+            <w:r>
+              <w:rPr>
+                <w:rFonts w:ascii="Times New Roman" w:hAnsi="Times New Roman" w:eastAsia="宋体"/>
+                <w:sz w:val="19"/>
+              </w:rPr>
+              <w:t>已人工确认的决策ID</w:t>
+            </w:r>
+          </w:p>
+        </w:tc>
+      </w:tr>
+      <w:tr>
+        <w:tc>
+          <w:tcPr>
+            <w:tcW w:type="dxa" w:w="3402"/>
+          </w:tcPr>
+          <w:p>
+            <w:r/>
+            <w:r>
+              <w:rPr>
+                <w:rFonts w:ascii="Times New Roman" w:hAnsi="Times New Roman" w:eastAsia="宋体"/>
+                <w:sz w:val="19"/>
+              </w:rPr>
+              <w:t>data/decisions.jsonl 等</w:t>
+            </w:r>
+          </w:p>
+        </w:tc>
+        <w:tc>
+          <w:tcPr>
+            <w:tcW w:type="dxa" w:w="5443"/>
+          </w:tcPr>
+          <w:p>
+            <w:r/>
+            <w:r>
+              <w:rPr>
+                <w:rFonts w:ascii="Times New Roman" w:hAnsi="Times New Roman" w:eastAsia="宋体"/>
+                <w:sz w:val="19"/>
+              </w:rPr>
+              <w:t>决策/候选池/市场观察/AI记录的原始过程数据</w:t>
+            </w:r>
+          </w:p>
+        </w:tc>
+      </w:tr>
+      <w:tr>
+        <w:tc>
+          <w:tcPr>
+            <w:tcW w:type="dxa" w:w="3402"/>
+          </w:tcPr>
+          <w:p>
+            <w:r/>
+            <w:r>
+              <w:rPr>
+                <w:rFonts w:ascii="Times New Roman" w:hAnsi="Times New Roman" w:eastAsia="宋体"/>
+                <w:sz w:val="19"/>
+              </w:rPr>
+              <w:t>data/dashboard/*.json</w:t>
+            </w:r>
+          </w:p>
+        </w:tc>
+        <w:tc>
+          <w:tcPr>
+            <w:tcW w:type="dxa" w:w="5443"/>
+          </w:tcPr>
+          <w:p>
+            <w:r/>
+            <w:r>
+              <w:rPr>
+                <w:rFonts w:ascii="Times New Roman" w:hAnsi="Times New Roman" w:eastAsia="宋体"/>
+                <w:sz w:val="19"/>
+              </w:rPr>
+              <w:t>手机仪表盘的数据源（云端每次运行自动更新）</w:t>
+            </w:r>
+          </w:p>
+        </w:tc>
+      </w:tr>
+      <w:tr>
+        <w:tc>
+          <w:tcPr>
+            <w:tcW w:type="dxa" w:w="3402"/>
+          </w:tcPr>
+          <w:p>
+            <w:r/>
+            <w:r>
+              <w:rPr>
+                <w:rFonts w:ascii="Times New Roman" w:hAnsi="Times New Roman" w:eastAsia="宋体"/>
+                <w:sz w:val="19"/>
+              </w:rPr>
+              <w:t>workflow/run.log</w:t>
+            </w:r>
+          </w:p>
+        </w:tc>
+        <w:tc>
+          <w:tcPr>
+            <w:tcW w:type="dxa" w:w="5443"/>
+          </w:tcPr>
+          <w:p>
+            <w:r/>
+            <w:r>
+              <w:rPr>
+                <w:rFonts w:ascii="Times New Roman" w:hAnsi="Times New Roman" w:eastAsia="宋体"/>
+                <w:sz w:val="19"/>
+              </w:rPr>
+              <w:t>云端任务运行日志</w:t>
+            </w:r>
+          </w:p>
+        </w:tc>
+      </w:tr>
+      <w:tr>
+        <w:tc>
+          <w:tcPr>
+            <w:tcW w:type="dxa" w:w="3402"/>
+          </w:tcPr>
+          <w:p>
+            <w:r/>
+            <w:r>
+              <w:rPr>
+                <w:rFonts w:ascii="Times New Roman" w:hAnsi="Times New Roman" w:eastAsia="宋体"/>
+                <w:sz w:val="19"/>
+              </w:rPr>
+              <w:t>证券投资PBL_最终提交包.zip</w:t>
+            </w:r>
+          </w:p>
+        </w:tc>
+        <w:tc>
+          <w:tcPr>
+            <w:tcW w:type="dxa" w:w="5443"/>
+          </w:tcPr>
+          <w:p>
+            <w:r/>
+            <w:r>
+              <w:rPr>
+                <w:rFonts w:ascii="Times New Roman" w:hAnsi="Times New Roman" w:eastAsia="宋体"/>
+                <w:sz w:val="19"/>
+              </w:rPr>
+              <w:t>package命令的产物（FINAL_SUBMISSION/按01~17编号目录）</w:t>
+            </w:r>
+          </w:p>
+        </w:tc>
+      </w:tr>
+    </w:tbl>
     <w:p>
       <w:pPr>
         <w:pStyle w:val="Heading1"/>
@@ -3529,7 +3853,7 @@
           <w:b/>
           <w:sz w:val="32"/>
         </w:rPr>
-        <w:t>九、常见问题 FAQ</w:t>
+        <w:t>十、常见问题 FAQ</w:t>
       </w:r>
     </w:p>
     <w:p>
@@ -3543,7 +3867,7 @@
           <w:b/>
           <w:sz w:val="24"/>
         </w:rPr>
-        <w:t>问：计划任务没有运行？</w:t>
+        <w:t>问：仪表盘打开没数据/点了保存没反应？</w:t>
       </w:r>
     </w:p>
     <w:p>
@@ -3558,7 +3882,7 @@
           <w:b w:val="0"/>
           <w:sz w:val="24"/>
         </w:rPr>
-        <w:t>答：电脑需开机且未睡眠。先看 workflow\run.log 有无记录；再查任务状态：powershell "Get-ScheduledTask -TaskName '模拟炒股工作流*'"。重装系统或改过路径后，双击 install_scheduler.bat 重新注册。</w:t>
+        <w:t>答：一律用线上网址打开（不要用微信传的本地文件，本地文件模式浏览器会禁用存储导致按钮失效）。加载失败时点“恢复默认地址”；国内网络慢换设置面板里的 jsDelivr 备选地址。手机端可下拉刷新强制更新。</w:t>
       </w:r>
     </w:p>
     <w:p>
@@ -3572,7 +3896,7 @@
           <w:b/>
           <w:sz w:val="24"/>
         </w:rPr>
-        <w:t>问：run.log 出现 DATA_STALE 或网络错误？</w:t>
+        <w:t>问：当天没有生成任何交易指令？</w:t>
       </w:r>
     </w:p>
     <w:p>
@@ -3587,7 +3911,7 @@
           <w:b w:val="0"/>
           <w:sz w:val="24"/>
         </w:rPr>
-        <w:t>答：接口已自动重试3次并回退本地缓存，不影响运行。恢复联网后跑 python main.py report 刷新文档即可。</w:t>
+        <w:t>答：正常。无止盈止损/开仓信号且未到“每两周1笔”频率约束时系统不交易。不要为凑单乱买。</w:t>
       </w:r>
     </w:p>
     <w:p>
@@ -3601,7 +3925,7 @@
           <w:b/>
           <w:sz w:val="24"/>
         </w:rPr>
-        <w:t>问：今天没有生成任何交易决策？</w:t>
+        <w:t>问：候选池里明明有某只股票，为什么指令没买它？</w:t>
       </w:r>
     </w:p>
     <w:p>
@@ -3616,7 +3940,7 @@
           <w:b w:val="0"/>
           <w:sz w:val="24"/>
         </w:rPr>
-        <w:t>答：正常。无止盈止损/开仓信号且未到“每两周1笔”的频率约束时系统不交易。千万不要为凑交易手动乱下单。</w:t>
+        <w:t>答：大概率被规则引擎拦截：单只会超30%、现金会破20%、或该股已持有且达到目标仓位。被拦截记录在 data/risk_blocks.jsonl。</w:t>
       </w:r>
     </w:p>
     <w:p>
@@ -3630,7 +3954,7 @@
           <w:b/>
           <w:sz w:val="24"/>
         </w:rPr>
-        <w:t>问：候选池里明明有某只股票，为什么没买？</w:t>
+        <w:t>问：confirm 提示找不到决策ID？</w:t>
       </w:r>
     </w:p>
     <w:p>
@@ -3645,7 +3969,7 @@
           <w:b w:val="0"/>
           <w:sz w:val="24"/>
         </w:rPr>
-        <w:t>答：大概率被规则引擎拦截（单只超30%、现金不足20%等），被拦截记录在 data\risk_blocks.jsonl，属正常风控。</w:t>
+        <w:t>答：先到 outputs\07_投资决策记录.xlsx 的“编号”列核对（格式D+日期+序号），confirm 只认已生成的决策。</w:t>
       </w:r>
     </w:p>
     <w:p>
@@ -3659,7 +3983,7 @@
           <w:b/>
           <w:sz w:val="24"/>
         </w:rPr>
-        <w:t>问：confirm 提示找不到ID？</w:t>
+        <w:t>问：云端某天没跑/跑失败了？</w:t>
       </w:r>
     </w:p>
     <w:p>
@@ -3674,7 +3998,7 @@
           <w:b w:val="0"/>
           <w:sz w:val="24"/>
         </w:rPr>
-        <w:t>答：先在 outputs\07_投资决策记录.xlsx 的“编号”列核对ID（D+日期+两位序号），confirm 只认已生成的决策。</w:t>
+        <w:t>答：GitHub定时任务有5—30分钟正常延迟；连续失败时到 Actions 页手动 Run workflow（选eod）。注意仓库60天无提交会暂停定时任务，寒暑假后手动跑一次即可恢复。</w:t>
       </w:r>
     </w:p>
     <w:p>
@@ -3688,7 +4012,7 @@
           <w:b/>
           <w:sz w:val="24"/>
         </w:rPr>
-        <w:t>问：文档里的数据不对/想全部重新生成？</w:t>
+        <w:t>问：实际成交价和指令参考价不一样怎么办？</w:t>
       </w:r>
     </w:p>
     <w:p>
@@ -3703,7 +4027,7 @@
           <w:b w:val="0"/>
           <w:sz w:val="24"/>
         </w:rPr>
-        <w:t>答：python main.py report（不重新交易，只用已有数据重算文档）。若要改账本，改 data\trades.csv 后再 report。</w:t>
+        <w:t>答：以实际成交为准：按4.3节把 trades.csv 的价格改成实际值，报告自动重算。这正是“回填”存在的意义。</w:t>
       </w:r>
     </w:p>
     <w:p>
@@ -3717,7 +4041,7 @@
           <w:b/>
           <w:sz w:val="24"/>
         </w:rPr>
-        <w:t>问：想把某只股票移出/加入观察池？</w:t>
+        <w:t>问：想换观察池里的股票？</w:t>
       </w:r>
     </w:p>
     <w:p>
@@ -3732,7 +4056,7 @@
           <w:b w:val="0"/>
           <w:sz w:val="24"/>
         </w:rPr>
-        <w:t>答：编辑 config.json 的 universe（注意 secid 市场前缀），然后 python main.py pool；下一个交易日自动纳入。</w:t>
+        <w:t>答：编辑 workflow\config.json 的 universe（注意secid规则：1=沪市，0=深市），推送后或在本地跑 python main.py pool。</w:t>
       </w:r>
     </w:p>
     <w:p>
@@ -3746,7 +4070,7 @@
           <w:b/>
           <w:sz w:val="24"/>
         </w:rPr>
-        <w:t>问：换电脑/重装系统怎么迁移？</w:t>
+        <w:t>问：同花顺账户和系统数字对不上？</w:t>
       </w:r>
     </w:p>
     <w:p>
@@ -3761,7 +4085,7 @@
           <w:b w:val="0"/>
           <w:sz w:val="24"/>
         </w:rPr>
-        <w:t>答：把整个 workflow 文件夹拷走，装好 Python 和依赖库，双击 install_scheduler.bat，再跑 python main.py report。</w:t>
+        <w:t>答：说明有成交没回填。核对09号文件交易流水与同花顺“成交查询”逐笔比对，把缺失/不符的行修正。</w:t>
       </w:r>
     </w:p>
     <w:p>
@@ -3775,7 +4099,7 @@
           <w:b/>
           <w:sz w:val="24"/>
         </w:rPr>
-        <w:t>问：想彻底停止自动运行？</w:t>
+        <w:t>问：换手机/换电脑怎么迁移？</w:t>
       </w:r>
     </w:p>
     <w:p>
@@ -3790,7 +4114,7 @@
           <w:b w:val="0"/>
           <w:sz w:val="24"/>
         </w:rPr>
-        <w:t>答：双击 uninstall_scheduler.bat，9个计划任务全部删除，系统不再自动运行（数据与文档保留）。</w:t>
+        <w:t>答：仪表盘是网页无需迁移；电脑端把 workflow 文件夹整体拷贝，装好Python依赖即可。</w:t>
       </w:r>
     </w:p>
     <w:p>
@@ -3804,7 +4128,7 @@
           <w:b/>
           <w:sz w:val="24"/>
         </w:rPr>
-        <w:t>问：auto记账与同花顺实际成交不一致？</w:t>
+        <w:t>问：怎么彻底停止自动运行？</w:t>
       </w:r>
     </w:p>
     <w:p>
@@ -3819,7 +4143,7 @@
           <w:b w:val="0"/>
           <w:sz w:val="24"/>
         </w:rPr>
-        <w:t>答：以同花顺为准：把 data\trades.csv 对应行的 price 改成实际成交价，跑 python main.py report。或干脆切到 manual 模式（见第六节）。</w:t>
+        <w:t>答：仓库 Actions 页禁用“PBL定时运行”工作流即可；本地计划任务已停用，无需其他操作。</w:t>
       </w:r>
     </w:p>
     <w:p>
@@ -3832,7 +4156,7 @@
           <w:b/>
           <w:sz w:val="32"/>
         </w:rPr>
-        <w:t>十、合规与安全提醒</w:t>
+        <w:t>十一、合规与安全</w:t>
       </w:r>
     </w:p>
     <w:p>
@@ -3845,7 +4169,7 @@
           <w:rFonts w:ascii="Times New Roman" w:hAnsi="Times New Roman" w:eastAsia="宋体"/>
           <w:sz w:val="24"/>
         </w:rPr>
-        <w:t>· 本系统所有账本均为模拟记录，最终成绩以同花顺模拟炒股平台实际成交与排名为准，两者应保持一致。</w:t>
+        <w:t>· 全部为500万虚拟资金的模拟交易，不构成任何真实投资建议，严禁用于真实资金。</w:t>
       </w:r>
     </w:p>
     <w:p>
@@ -3858,7 +4182,7 @@
           <w:rFonts w:ascii="Times New Roman" w:hAnsi="Times New Roman" w:eastAsia="宋体"/>
           <w:sz w:val="24"/>
         </w:rPr>
-        <w:t>· AI（含本工作流）只承担数据采集、指标计算、文档生成；投资判断由预设规则+你的人工确认构成，符合任务书“AI辅助而非替代”的要求。</w:t>
+        <w:t>· 系统只自动化“数据与文档”；投资判断由预设规则+人工确认构成，符合任务书“AI辅助而非替代”的要求。</w:t>
       </w:r>
     </w:p>
     <w:p>
@@ -3871,7 +4195,7 @@
           <w:rFonts w:ascii="Times New Roman" w:hAnsi="Times New Roman" w:eastAsia="宋体"/>
           <w:sz w:val="24"/>
         </w:rPr>
-        <w:t>· 请勿将该系统用于任何真实资金交易；请勿修改课程规定的资金与仓位规则（30%上限、每两周1笔等）。</w:t>
+        <w:t>· 数据来自东方财富公开接口，可在同花顺APP交叉核对；采集审计见 data/fetch_log.jsonl。</w:t>
       </w:r>
     </w:p>
     <w:p>
@@ -3884,7 +4208,7 @@
           <w:rFonts w:ascii="Times New Roman" w:hAnsi="Times New Roman" w:eastAsia="宋体"/>
           <w:sz w:val="24"/>
         </w:rPr>
-        <w:t>· 数据来源为东方财富公开接口，指标可与同花顺APP个股页面交叉核对，核验记录在 data\fetch_log.jsonl。</w:t>
+        <w:t>· GitHub仓库为公开（内容无个人隐私）；若往01号表填了真实姓名学号，请把仓库改为Private。</w:t>
       </w:r>
     </w:p>
     <w:p>
@@ -3897,7 +4221,7 @@
           <w:b/>
           <w:sz w:val="32"/>
         </w:rPr>
-        <w:t>附：一页速查表（可单独打印）</w:t>
+        <w:t>附：一页速查表（建议打印贴墙）</w:t>
       </w:r>
     </w:p>
     <w:tbl>
@@ -3946,7 +4270,7 @@
                 <w:b/>
                 <w:sz w:val="19"/>
               </w:rPr>
-              <w:t>命令/文件</w:t>
+              <w:t>动作</w:t>
             </w:r>
           </w:p>
         </w:tc>
@@ -3963,7 +4287,7 @@
                 <w:rFonts w:ascii="Times New Roman" w:hAnsi="Times New Roman" w:eastAsia="宋体"/>
                 <w:sz w:val="19"/>
               </w:rPr>
-              <w:t>看今天要不要交易</w:t>
+              <w:t>每天16:00后</w:t>
             </w:r>
           </w:p>
         </w:tc>
@@ -3978,7 +4302,7 @@
                 <w:rFonts w:ascii="Times New Roman" w:hAnsi="Times New Roman" w:eastAsia="宋体"/>
                 <w:sz w:val="19"/>
               </w:rPr>
-              <w:t>outputs\08_委托指令单_日期.docx</w:t>
+              <w:t>开仪表盘 → 看指令卡</w:t>
             </w:r>
           </w:p>
         </w:tc>
@@ -3995,7 +4319,71 @@
                 <w:rFonts w:ascii="Times New Roman" w:hAnsi="Times New Roman" w:eastAsia="宋体"/>
                 <w:sz w:val="19"/>
               </w:rPr>
-              <w:t>下单后确认</w:t>
+              <w:t>有买入/卖出指令</w:t>
+            </w:r>
+          </w:p>
+        </w:tc>
+        <w:tc>
+          <w:tcPr>
+            <w:tcW w:type="dxa" w:w="5443"/>
+          </w:tcPr>
+          <w:p>
+            <w:r/>
+            <w:r>
+              <w:rPr>
+                <w:rFonts w:ascii="Times New Roman" w:hAnsi="Times New Roman" w:eastAsia="宋体"/>
+                <w:sz w:val="19"/>
+              </w:rPr>
+              <w:t>次日9:30同花顺照单下单（限价±0.02，100股整数倍）</w:t>
+            </w:r>
+          </w:p>
+        </w:tc>
+      </w:tr>
+      <w:tr>
+        <w:tc>
+          <w:tcPr>
+            <w:tcW w:type="dxa" w:w="3402"/>
+          </w:tcPr>
+          <w:p>
+            <w:r/>
+            <w:r>
+              <w:rPr>
+                <w:rFonts w:ascii="Times New Roman" w:hAnsi="Times New Roman" w:eastAsia="宋体"/>
+                <w:sz w:val="19"/>
+              </w:rPr>
+              <w:t>下单成交后</w:t>
+            </w:r>
+          </w:p>
+        </w:tc>
+        <w:tc>
+          <w:tcPr>
+            <w:tcW w:type="dxa" w:w="5443"/>
+          </w:tcPr>
+          <w:p>
+            <w:r/>
+            <w:r>
+              <w:rPr>
+                <w:rFonts w:ascii="Times New Roman" w:hAnsi="Times New Roman" w:eastAsia="宋体"/>
+                <w:sz w:val="19"/>
+              </w:rPr>
+              <w:t>成交价给记录员回填 trades.csv → 触发一次report</w:t>
+            </w:r>
+          </w:p>
+        </w:tc>
+      </w:tr>
+      <w:tr>
+        <w:tc>
+          <w:tcPr>
+            <w:tcW w:type="dxa" w:w="3402"/>
+          </w:tcPr>
+          <w:p>
+            <w:r/>
+            <w:r>
+              <w:rPr>
+                <w:rFonts w:ascii="Times New Roman" w:hAnsi="Times New Roman" w:eastAsia="宋体"/>
+                <w:sz w:val="19"/>
+              </w:rPr>
+              <w:t>回填之后</w:t>
             </w:r>
           </w:p>
         </w:tc>
@@ -4027,7 +4415,7 @@
                 <w:rFonts w:ascii="Times New Roman" w:hAnsi="Times New Roman" w:eastAsia="宋体"/>
                 <w:sz w:val="19"/>
               </w:rPr>
-              <w:t>看当天情况</w:t>
+              <w:t>看到风险预警</w:t>
             </w:r>
           </w:p>
         </w:tc>
@@ -4042,7 +4430,7 @@
                 <w:rFonts w:ascii="Times New Roman" w:hAnsi="Times New Roman" w:eastAsia="宋体"/>
                 <w:sz w:val="19"/>
               </w:rPr>
-              <w:t>outputs\15_工作日报_日期.txt</w:t>
+              <w:t>当天同花顺处理，不等明天</w:t>
             </w:r>
           </w:p>
         </w:tc>
@@ -4059,7 +4447,7 @@
                 <w:rFonts w:ascii="Times New Roman" w:hAnsi="Times New Roman" w:eastAsia="宋体"/>
                 <w:sz w:val="19"/>
               </w:rPr>
-              <w:t>盘中收到预警</w:t>
+              <w:t>每周六</w:t>
             </w:r>
           </w:p>
         </w:tc>
@@ -4074,7 +4462,7 @@
                 <w:rFonts w:ascii="Times New Roman" w:hAnsi="Times New Roman" w:eastAsia="宋体"/>
                 <w:sz w:val="19"/>
               </w:rPr>
-              <w:t>outputs\盘中风险预警_日期.txt → 同花顺处理</w:t>
+              <w:t>看周报，开15分钟周会（五项议程）</w:t>
             </w:r>
           </w:p>
         </w:tc>
@@ -4091,7 +4479,7 @@
                 <w:rFonts w:ascii="Times New Roman" w:hAnsi="Times New Roman" w:eastAsia="宋体"/>
                 <w:sz w:val="19"/>
               </w:rPr>
-              <w:t>重新生成全部文档</w:t>
+              <w:t>想重新生成文档</w:t>
             </w:r>
           </w:p>
         </w:tc>
@@ -4106,7 +4494,7 @@
                 <w:rFonts w:ascii="Times New Roman" w:hAnsi="Times New Roman" w:eastAsia="宋体"/>
                 <w:sz w:val="19"/>
               </w:rPr>
-              <w:t>python main.py report</w:t>
+              <w:t>python main.py report 或 Actions手动触发report</w:t>
             </w:r>
           </w:p>
         </w:tc>
@@ -4123,7 +4511,7 @@
                 <w:rFonts w:ascii="Times New Roman" w:hAnsi="Times New Roman" w:eastAsia="宋体"/>
                 <w:sz w:val="19"/>
               </w:rPr>
-              <w:t>改参数</w:t>
+              <w:t>交作业前</w:t>
             </w:r>
           </w:p>
         </w:tc>
@@ -4138,7 +4526,7 @@
                 <w:rFonts w:ascii="Times New Roman" w:hAnsi="Times New Roman" w:eastAsia="宋体"/>
                 <w:sz w:val="19"/>
               </w:rPr>
-              <w:t>记事本编辑 workflow\config.json → python main.py pool</w:t>
+              <w:t>validate到100% → package → 交zip</w:t>
             </w:r>
           </w:p>
         </w:tc>
@@ -4155,7 +4543,7 @@
                 <w:rFonts w:ascii="Times New Roman" w:hAnsi="Times New Roman" w:eastAsia="宋体"/>
                 <w:sz w:val="19"/>
               </w:rPr>
-              <w:t>手动回填成交</w:t>
+              <w:t>系统出问题</w:t>
             </w:r>
           </w:p>
         </w:tc>
@@ -4170,135 +4558,7 @@
                 <w:rFonts w:ascii="Times New Roman" w:hAnsi="Times New Roman" w:eastAsia="宋体"/>
                 <w:sz w:val="19"/>
               </w:rPr>
-              <w:t>data\trades.csv → python main.py report</w:t>
-            </w:r>
-          </w:p>
-        </w:tc>
-      </w:tr>
-      <w:tr>
-        <w:tc>
-          <w:tcPr>
-            <w:tcW w:type="dxa" w:w="3402"/>
-          </w:tcPr>
-          <w:p>
-            <w:r/>
-            <w:r>
-              <w:rPr>
-                <w:rFonts w:ascii="Times New Roman" w:hAnsi="Times New Roman" w:eastAsia="宋体"/>
-                <w:sz w:val="19"/>
-              </w:rPr>
-              <w:t>交作业前验收</w:t>
-            </w:r>
-          </w:p>
-        </w:tc>
-        <w:tc>
-          <w:tcPr>
-            <w:tcW w:type="dxa" w:w="5443"/>
-          </w:tcPr>
-          <w:p>
-            <w:r/>
-            <w:r>
-              <w:rPr>
-                <w:rFonts w:ascii="Times New Roman" w:hAnsi="Times New Roman" w:eastAsia="宋体"/>
-                <w:sz w:val="19"/>
-              </w:rPr>
-              <w:t>python main.py validate（要100%）</w:t>
-            </w:r>
-          </w:p>
-        </w:tc>
-      </w:tr>
-      <w:tr>
-        <w:tc>
-          <w:tcPr>
-            <w:tcW w:type="dxa" w:w="3402"/>
-          </w:tcPr>
-          <w:p>
-            <w:r/>
-            <w:r>
-              <w:rPr>
-                <w:rFonts w:ascii="Times New Roman" w:hAnsi="Times New Roman" w:eastAsia="宋体"/>
-                <w:sz w:val="19"/>
-              </w:rPr>
-              <w:t>生成提交包</w:t>
-            </w:r>
-          </w:p>
-        </w:tc>
-        <w:tc>
-          <w:tcPr>
-            <w:tcW w:type="dxa" w:w="5443"/>
-          </w:tcPr>
-          <w:p>
-            <w:r/>
-            <w:r>
-              <w:rPr>
-                <w:rFonts w:ascii="Times New Roman" w:hAnsi="Times New Roman" w:eastAsia="宋体"/>
-                <w:sz w:val="19"/>
-              </w:rPr>
-              <w:t>python main.py package → 证券投资PBL_最终提交包.zip</w:t>
-            </w:r>
-          </w:p>
-        </w:tc>
-      </w:tr>
-      <w:tr>
-        <w:tc>
-          <w:tcPr>
-            <w:tcW w:type="dxa" w:w="3402"/>
-          </w:tcPr>
-          <w:p>
-            <w:r/>
-            <w:r>
-              <w:rPr>
-                <w:rFonts w:ascii="Times New Roman" w:hAnsi="Times New Roman" w:eastAsia="宋体"/>
-                <w:sz w:val="19"/>
-              </w:rPr>
-              <w:t>查看全部日志</w:t>
-            </w:r>
-          </w:p>
-        </w:tc>
-        <w:tc>
-          <w:tcPr>
-            <w:tcW w:type="dxa" w:w="5443"/>
-          </w:tcPr>
-          <w:p>
-            <w:r/>
-            <w:r>
-              <w:rPr>
-                <w:rFonts w:ascii="Times New Roman" w:hAnsi="Times New Roman" w:eastAsia="宋体"/>
-                <w:sz w:val="19"/>
-              </w:rPr>
-              <w:t>workflow\run.log</w:t>
-            </w:r>
-          </w:p>
-        </w:tc>
-      </w:tr>
-      <w:tr>
-        <w:tc>
-          <w:tcPr>
-            <w:tcW w:type="dxa" w:w="3402"/>
-          </w:tcPr>
-          <w:p>
-            <w:r/>
-            <w:r>
-              <w:rPr>
-                <w:rFonts w:ascii="Times New Roman" w:hAnsi="Times New Roman" w:eastAsia="宋体"/>
-                <w:sz w:val="19"/>
-              </w:rPr>
-              <w:t>停止自动运行</w:t>
-            </w:r>
-          </w:p>
-        </w:tc>
-        <w:tc>
-          <w:tcPr>
-            <w:tcW w:type="dxa" w:w="5443"/>
-          </w:tcPr>
-          <w:p>
-            <w:r/>
-            <w:r>
-              <w:rPr>
-                <w:rFonts w:ascii="Times New Roman" w:hAnsi="Times New Roman" w:eastAsia="宋体"/>
-                <w:sz w:val="19"/>
-              </w:rPr>
-              <w:t>uninstall_scheduler.bat</w:t>
+              <w:t>看run.log / 手动触发workflow / 恢复默认数据源</w:t>
             </w:r>
           </w:p>
         </w:tc>
